--- a/docs/downloads/john-nelson-darby/تم/doc_0295.docx
+++ b/docs/downloads/john-nelson-darby/تم/doc_0295.docx
@@ -1,6 +1,6 @@
 
 <file path=word/document.xml><?xml version="1.0" encoding="utf-8"?>
-<w:document xmlns:wpc="http://schemas.microsoft.com/office/word/2010/wordprocessingCanvas" xmlns:cx="http://schemas.microsoft.com/office/drawing/2014/chartex" xmlns:cx1="http://schemas.microsoft.com/office/drawing/2015/9/8/chartex" xmlns:cx2="http://schemas.microsoft.com/office/drawing/2015/10/21/chartex" xmlns:cx3="http://schemas.microsoft.com/office/drawing/2016/5/9/chartex" xmlns:cx4="http://schemas.microsoft.com/office/drawing/2016/5/10/chartex" xmlns:cx5="http://schemas.microsoft.com/office/drawing/2016/5/11/chartex" xmlns:cx6="http://schemas.microsoft.com/office/drawing/2016/5/12/chartex" xmlns:cx7="http://schemas.microsoft.com/office/drawing/2016/5/13/chartex" xmlns:cx8="http://schemas.microsoft.com/office/drawing/2016/5/14/chartex" xmlns:mc="http://schemas.openxmlformats.org/markup-compatibility/2006" xmlns:aink="http://schemas.microsoft.com/office/drawing/2016/ink" xmlns:am3d="http://schemas.microsoft.com/office/drawing/2017/model3d" xmlns:o="urn:schemas-microsoft-com:office:office" xmlns:oel="http://schemas.microsoft.com/office/2019/extlst" xmlns:r="http://schemas.openxmlformats.org/officeDocument/2006/relationships" xmlns:m="http://schemas.openxmlformats.org/officeDocument/2006/math" xmlns:v="urn:schemas-microsoft-com:vml" xmlns:wp14="http://schemas.microsoft.com/office/word/2010/wordprocessingDrawing" xmlns:wp="http://schemas.openxmlformats.org/drawingml/2006/wordprocessingDrawing" xmlns:w10="urn:schemas-microsoft-com:office:word" xmlns:w="http://schemas.openxmlformats.org/wordprocessingml/2006/main" xmlns:w14="http://schemas.microsoft.com/office/word/2010/wordml" xmlns:w15="http://schemas.microsoft.com/office/word/2012/wordml" xmlns:w16cex="http://schemas.microsoft.com/office/word/2018/wordml/cex" xmlns:w16cid="http://schemas.microsoft.com/office/word/2016/wordml/cid" xmlns:w16="http://schemas.microsoft.com/office/word/2018/wordml" xmlns:w16du="http://schemas.microsoft.com/office/word/2023/wordml/word16du" xmlns:w16sdtdh="http://schemas.microsoft.com/office/word/2020/wordml/sdtdatahash" xmlns:w16se="http://schemas.microsoft.com/office/word/2015/wordml/symex" xmlns:wpg="http://schemas.microsoft.com/office/word/2010/wordprocessingGroup" xmlns:wpi="http://schemas.microsoft.com/office/word/2010/wordprocessingInk" xmlns:wne="http://schemas.microsoft.com/office/word/2006/wordml" xmlns:wps="http://schemas.microsoft.com/office/word/2010/wordprocessingShape" mc:Ignorable="w14 w15 w16se w16cid w16 w16cex w16sdtdh wp14">
+<w:document xmlns:wpc="http://schemas.microsoft.com/office/word/2010/wordprocessingCanvas" xmlns:cx="http://schemas.microsoft.com/office/drawing/2014/chartex" xmlns:cx1="http://schemas.microsoft.com/office/drawing/2015/9/8/chartex" xmlns:cx2="http://schemas.microsoft.com/office/drawing/2015/10/21/chartex" xmlns:cx3="http://schemas.microsoft.com/office/drawing/2016/5/9/chartex" xmlns:cx4="http://schemas.microsoft.com/office/drawing/2016/5/10/chartex" xmlns:cx5="http://schemas.microsoft.com/office/drawing/2016/5/11/chartex" xmlns:cx6="http://schemas.microsoft.com/office/drawing/2016/5/12/chartex" xmlns:cx7="http://schemas.microsoft.com/office/drawing/2016/5/13/chartex" xmlns:cx8="http://schemas.microsoft.com/office/drawing/2016/5/14/chartex" xmlns:mc="http://schemas.openxmlformats.org/markup-compatibility/2006" xmlns:aink="http://schemas.microsoft.com/office/drawing/2016/ink" xmlns:am3d="http://schemas.microsoft.com/office/drawing/2017/model3d" xmlns:o="urn:schemas-microsoft-com:office:office" xmlns:oel="http://schemas.microsoft.com/office/2019/extlst" xmlns:r="http://schemas.openxmlformats.org/officeDocument/2006/relationships" xmlns:m="http://schemas.openxmlformats.org/officeDocument/2006/math" xmlns:v="urn:schemas-microsoft-com:vml" xmlns:wp14="http://schemas.microsoft.com/office/word/2010/wordprocessingDrawing" xmlns:wp="http://schemas.openxmlformats.org/drawingml/2006/wordprocessingDrawing" xmlns:w10="urn:schemas-microsoft-com:office:word" xmlns:w="http://schemas.openxmlformats.org/wordprocessingml/2006/main" xmlns:w14="http://schemas.microsoft.com/office/word/2010/wordml" xmlns:w15="http://schemas.microsoft.com/office/word/2012/wordml" xmlns:w16cex="http://schemas.microsoft.com/office/word/2018/wordml/cex" xmlns:w16cid="http://schemas.microsoft.com/office/word/2016/wordml/cid" xmlns:w16="http://schemas.microsoft.com/office/word/2018/wordml" xmlns:w16sdtdh="http://schemas.microsoft.com/office/word/2020/wordml/sdtdatahash" xmlns:w16se="http://schemas.microsoft.com/office/word/2015/wordml/symex" xmlns:wpg="http://schemas.microsoft.com/office/word/2010/wordprocessingGroup" xmlns:wpi="http://schemas.microsoft.com/office/word/2010/wordprocessingInk" xmlns:wne="http://schemas.microsoft.com/office/word/2006/wordml" xmlns:wps="http://schemas.microsoft.com/office/word/2010/wordprocessingShape" mc:Ignorable="w14 w15 w16se w16cid w16 w16cex w16sdtdh wp14">
   <w:body>
     <w:p>
       <w:pPr>
@@ -10,6 +10,14 @@
         </w:rPr>
       </w:pPr>
       <w:hyperlink r:id="rId4" w:history="1">
+        <w:r>
+          <w:rPr>
+            <w:rStyle w:val="Hyperlink"/>
+            <w:rtl/>
+            <w:lang w:bidi="ar-SA"/>
+          </w:rPr>
+          <w:t>آلام الرب - مرقس 14</w:t>
+        </w:r>
         <w:r>
           <w:rPr>
             <w:rStyle w:val="Hyperlink"/>
@@ -17,81 +25,101 @@
             <w:rtl/>
             <w:lang w:bidi="ar-SA"/>
           </w:rPr>
-          <w:t>آلام الرب</w:t>
+          <w:t>: 17 – 50</w:t>
         </w:r>
       </w:hyperlink>
     </w:p>
     <w:p>
       <w:pPr>
-        <w:rPr>
-          <w:rtl/>
+        <w:bidi w:val="0"/>
+        <w:rPr>
           <w:lang w:bidi="ar-SA"/>
         </w:rPr>
       </w:pPr>
       <w:r>
         <w:rPr>
-          <w:rFonts w:hint="cs"/>
-          <w:rtl/>
-          <w:lang w:bidi="ar-SA"/>
-        </w:rPr>
-        <w:t xml:space="preserve">مرقس 14: 17 </w:t>
-      </w:r>
-      <w:r>
-        <w:rPr>
-          <w:rtl/>
-          <w:lang w:bidi="ar-SA"/>
-        </w:rPr>
-        <w:t>–</w:t>
-      </w:r>
-      <w:r>
-        <w:rPr>
-          <w:rFonts w:hint="cs"/>
-          <w:rtl/>
-          <w:lang w:bidi="ar-SA"/>
-        </w:rPr>
-        <w:t xml:space="preserve"> 50</w:t>
+          <w:lang w:bidi="ar-SA"/>
+        </w:rPr>
+        <w:t>John Nelson Darby</w:t>
       </w:r>
     </w:p>
     <w:p>
       <w:pPr>
-        <w:bidi w:val="0"/>
-        <w:rPr>
+        <w:rPr>
+          <w:rtl/>
           <w:lang w:bidi="ar-SA"/>
         </w:rPr>
       </w:pPr>
       <w:r>
         <w:rPr>
-          <w:lang w:bidi="ar-SA"/>
-        </w:rPr>
-        <w:t>John Nelson Darby</w:t>
+          <w:rFonts w:hint="cs"/>
+          <w:rtl/>
+          <w:lang w:bidi="ar-SA"/>
+        </w:rPr>
+        <w:t>لقد تألم الرب من جهتين: أولا</w:t>
+      </w:r>
+      <w:r>
+        <w:rPr>
+          <w:rFonts w:hint="cs"/>
+          <w:rtl/>
+          <w:lang w:bidi="ar-SA"/>
+        </w:rPr>
+        <w:t>ً</w:t>
+      </w:r>
+      <w:r>
+        <w:rPr>
+          <w:rFonts w:hint="cs"/>
+          <w:rtl/>
+          <w:lang w:bidi="ar-SA"/>
+        </w:rPr>
+        <w:t xml:space="preserve"> كانت هنالك الآلام التي احتملها أثناء سيرة حياته على الأرض من طرف البشر، ومن بعدها الآلام التي اختبرها وهو حامل ثِقل غضب الله وهو يتناول الكأس التي كان عليه أن يشربها.</w:t>
       </w:r>
     </w:p>
     <w:p>
       <w:pPr>
         <w:rPr>
-          <w:b/>
-          <w:bCs/>
-          <w:sz w:val="22"/>
-          <w:szCs w:val="22"/>
           <w:rtl/>
           <w:lang w:bidi="ar-SA"/>
         </w:rPr>
       </w:pPr>
-      <w:hyperlink r:id="rId5" w:history="1">
-        <w:r>
-          <w:rPr>
-            <w:rStyle w:val="Hyperlink"/>
-            <w:rFonts w:hint="cs"/>
-            <w:b/>
-            <w:bCs/>
-            <w:sz w:val="22"/>
-            <w:szCs w:val="22"/>
-            <w:rtl/>
-            <w:lang w:bidi="ar-SA"/>
-          </w:rPr>
-          <w:t>رابط للمقال بالإنجليزية</w:t>
-        </w:r>
-      </w:hyperlink>
+      <w:r>
+        <w:rPr>
+          <w:rFonts w:hint="cs"/>
+          <w:rtl/>
+          <w:lang w:bidi="ar-SA"/>
+        </w:rPr>
+        <w:t>كما وأن فساد الإنسان العظيم ظهر في صورتين: فمباشرة في كل ما فعله الإنسان في أنه قاوم يسوع ورفضه؛ ولكن وبصورة خاصة في ثِقل الخطية، التي كان لا بد وأن يحملها الرب يسوع حينما شرب الكأس التي أعطاه الآب ليشربها. وهذه المسألة لم تكن بسيطة له: "</w:t>
+      </w:r>
+      <w:r>
+        <w:rPr>
+          <w:rtl/>
+          <w:lang w:bidi="ar-SA"/>
+        </w:rPr>
+        <w:t xml:space="preserve">  33ثُمَّ أَخَذَ مَعَهُ بُطْرُسَ وَيَعْقُوبَ وَيُوحَنَّا، وَابْتَدَأَ يَدْهَشُ وَيَكْتَئِبُ.  34فَقَالَ لَهُمْ:«نَفْسي حَزِينَةٌ جِدًّا حَتَّى الْمَوْتِ!</w:t>
+      </w:r>
+      <w:r>
+        <w:rPr>
+          <w:rFonts w:hint="cs"/>
+          <w:rtl/>
+          <w:lang w:bidi="ar-SA"/>
+        </w:rPr>
+        <w:t xml:space="preserve">" (مرقس 14: 33 </w:t>
+      </w:r>
+      <w:r>
+        <w:rPr>
+          <w:rtl/>
+          <w:lang w:bidi="ar-SA"/>
+        </w:rPr>
+        <w:t>–</w:t>
+      </w:r>
+      <w:r>
+        <w:rPr>
+          <w:rFonts w:hint="cs"/>
+          <w:rtl/>
+          <w:lang w:bidi="ar-SA"/>
+        </w:rPr>
+        <w:t xml:space="preserve"> 34).</w:t>
+      </w:r>
     </w:p>
     <w:p>
       <w:pPr>
@@ -106,7 +134,47 @@
           <w:rtl/>
           <w:lang w:bidi="ar-SA"/>
         </w:rPr>
-        <w:t>الرب يسوع تألم في صورتين: أولاً كانت تلك الآلام التي كان عليه أن يحتملها أثناء مسيرة حياته على الأرض من طرف الناس، ومن بعدها الآلام التي اختبرها وهو يحمل ثقل غضب الله متناولاً الكأس التي كان عليه أن يشربها.</w:t>
+        <w:t>ألم يحزن من بين مَن قرأ هذه الأمور حزنًا عميقًا بسبب خطاياهم؟ وكم هذا الأمر يكشف جهل واستخفاف قلب الإنسان! نحن مَن حوّلنا الكأس</w:t>
+      </w:r>
+      <w:r>
+        <w:rPr>
+          <w:rFonts w:hint="cs"/>
+          <w:rtl/>
+          <w:lang w:bidi="ar-SA"/>
+        </w:rPr>
+        <w:t xml:space="preserve"> التي شربها يسوع</w:t>
+      </w:r>
+      <w:r>
+        <w:rPr>
+          <w:rFonts w:hint="cs"/>
+          <w:rtl/>
+          <w:lang w:bidi="ar-SA"/>
+        </w:rPr>
+        <w:t xml:space="preserve"> بهذا المرار </w:t>
+      </w:r>
+      <w:r>
+        <w:rPr>
+          <w:rFonts w:hint="cs"/>
+          <w:rtl/>
+          <w:lang w:bidi="ar-SA"/>
+        </w:rPr>
+        <w:t xml:space="preserve">والهول </w:t>
+      </w:r>
+      <w:r>
+        <w:rPr>
+          <w:rFonts w:hint="cs"/>
+          <w:rtl/>
+          <w:lang w:bidi="ar-SA"/>
+        </w:rPr>
+        <w:t xml:space="preserve">بسبب الخطية، </w:t>
+      </w:r>
+      <w:r>
+        <w:rPr>
+          <w:rFonts w:hint="cs"/>
+          <w:rtl/>
+          <w:lang w:bidi="ar-SA"/>
+        </w:rPr>
+        <w:t>نحن ننظر إلى الخطية كشيء ليس فيه أي أهمية أما عيني الله! أما هو، يسوع، فقد شعر بها كم هي مهولة. إن لم تشعر قلوبنا بالخطية في حالها البائس، فالمسيح شعر بها حينما أفرغ الكأس عنّا وحمل الخطية عنا. إن لم يفهم القلب صعوبة الخطية بقدر ما عرفها يسوع وعلى الأقل بقدر صغير؛ وإن، ومهما كان الضعف، لا زال الشعور بثقل الخطية غريبًا علينا، فإننا نكون لا نزال لم ندخل أبدًا في أفكار يسوع.</w:t>
       </w:r>
     </w:p>
     <w:p>
@@ -122,143 +190,15 @@
           <w:rtl/>
           <w:lang w:bidi="ar-SA"/>
         </w:rPr>
-        <w:t>إن عُظم فساد الإنسان يظهر كذلك في وجهين: مباشرة في كل ما عمله الإنسان في مقاومته ليسوع ورفضه؛ لكن بصورة خاصة في ثقل الخطية الذي كان ينبغي على الرب يسوع أن يحتمله وهو يشرب الكأس التي ناوله له الآب إياها. إن هذا الأمر لم يكن سهلاً عليه البتة: "</w:t>
-      </w:r>
-      <w:r>
-        <w:rPr>
-          <w:rtl/>
-          <w:lang w:bidi="ar-SA"/>
-        </w:rPr>
-        <w:t>وَابْتَدَأَ يَدْهَشُ وَيَكْتَئِبُ</w:t>
-      </w:r>
-      <w:r>
-        <w:rPr>
-          <w:rFonts w:hint="cs"/>
-          <w:rtl/>
-          <w:lang w:bidi="ar-SA"/>
-        </w:rPr>
-        <w:t xml:space="preserve"> </w:t>
-      </w:r>
-      <w:r>
-        <w:rPr>
-          <w:rFonts w:ascii="Arial" w:hAnsi="Arial" w:cs="Arial" w:hint="cs"/>
-          <w:rtl/>
-          <w:lang w:bidi="ar-SA"/>
-        </w:rPr>
-        <w:t>​</w:t>
-      </w:r>
-      <w:r>
-        <w:rPr>
-          <w:rFonts w:hint="cs"/>
-          <w:rtl/>
-          <w:lang w:bidi="ar-SA"/>
-        </w:rPr>
-        <w:t>فَقَالَ</w:t>
-      </w:r>
-      <w:r>
-        <w:rPr>
-          <w:rtl/>
-          <w:lang w:bidi="ar-SA"/>
-        </w:rPr>
-        <w:t xml:space="preserve"> </w:t>
-      </w:r>
-      <w:r>
-        <w:rPr>
-          <w:rFonts w:hint="cs"/>
-          <w:rtl/>
-          <w:lang w:bidi="ar-SA"/>
-        </w:rPr>
-        <w:t>لَهُمْ</w:t>
-      </w:r>
-      <w:r>
-        <w:rPr>
-          <w:rtl/>
-          <w:lang w:bidi="ar-SA"/>
-        </w:rPr>
-        <w:t>:</w:t>
-      </w:r>
-      <w:r>
-        <w:rPr>
-          <w:rFonts w:hint="cs"/>
-          <w:rtl/>
-          <w:lang w:bidi="ar-SA"/>
-        </w:rPr>
-        <w:t>«نَفْسي</w:t>
-      </w:r>
-      <w:r>
-        <w:rPr>
-          <w:rtl/>
-          <w:lang w:bidi="ar-SA"/>
-        </w:rPr>
-        <w:t xml:space="preserve"> </w:t>
-      </w:r>
-      <w:r>
-        <w:rPr>
-          <w:rFonts w:hint="cs"/>
-          <w:rtl/>
-          <w:lang w:bidi="ar-SA"/>
-        </w:rPr>
-        <w:t>حَزِينَةٌ</w:t>
-      </w:r>
-      <w:r>
-        <w:rPr>
-          <w:rtl/>
-          <w:lang w:bidi="ar-SA"/>
-        </w:rPr>
-        <w:t xml:space="preserve"> </w:t>
-      </w:r>
-      <w:r>
-        <w:rPr>
-          <w:rFonts w:hint="cs"/>
-          <w:rtl/>
-          <w:lang w:bidi="ar-SA"/>
-        </w:rPr>
-        <w:t>جِدًّا</w:t>
-      </w:r>
-      <w:r>
-        <w:rPr>
-          <w:rtl/>
-          <w:lang w:bidi="ar-SA"/>
-        </w:rPr>
-        <w:t xml:space="preserve"> </w:t>
-      </w:r>
-      <w:r>
-        <w:rPr>
-          <w:rFonts w:hint="cs"/>
-          <w:rtl/>
-          <w:lang w:bidi="ar-SA"/>
-        </w:rPr>
-        <w:t>حَتَّى</w:t>
-      </w:r>
-      <w:r>
-        <w:rPr>
-          <w:rtl/>
-          <w:lang w:bidi="ar-SA"/>
-        </w:rPr>
-        <w:t xml:space="preserve"> </w:t>
-      </w:r>
-      <w:r>
-        <w:rPr>
-          <w:rFonts w:hint="cs"/>
-          <w:rtl/>
-          <w:lang w:bidi="ar-SA"/>
-        </w:rPr>
-        <w:t>الْمَوْتِ</w:t>
-      </w:r>
-      <w:r>
-        <w:rPr>
-          <w:rtl/>
-          <w:lang w:bidi="ar-SA"/>
-        </w:rPr>
-        <w:t>!</w:t>
-      </w:r>
-      <w:r>
-        <w:rPr>
-          <w:rFonts w:hint="cs"/>
-          <w:rtl/>
-          <w:lang w:bidi="ar-SA"/>
-        </w:rPr>
-        <w:t>" (مرقس 14: 33- 34).</w:t>
+        <w:t>إني لا أقصد هنا مجرد الفهم؛ لأنه هنالك فارق كبير ما بين مجرد الفهم وقلب مأسور. فأن نعلم، كم كانت الخطية صعبة، كم كلفت يسوع، ولا يكون لدينا قلب مأسور، هو أسوأ من أن لا نفهم أي شيء عن ذلك. فحال القلب في الحالة الأولى</w:t>
+      </w:r>
+      <w:r>
+        <w:rPr>
+          <w:rFonts w:hint="cs"/>
+          <w:rtl/>
+          <w:lang w:bidi="ar-SA"/>
+        </w:rPr>
+        <w:t xml:space="preserve"> هو أردأ بكثير من حاله في الحالة الأخرى.</w:t>
       </w:r>
     </w:p>
     <w:p>
@@ -274,31 +214,22 @@
           <w:rtl/>
           <w:lang w:bidi="ar-SA"/>
         </w:rPr>
-        <w:t xml:space="preserve">أليس بعضٌ ممن يقرأون هذا لم يحزنوا أبدًا في أعماق نفوسهم على خطاياهم؟ وكم يكشف هذا الأمر عن جهل واستخفاف قلب الإنسان! نحن مَن شربنا بالخطية الكأسَ التي شربها يسوع التي جعلناها مرة رهيبة، ننظر إلى الخطية كشيء لا معنى له في عين الله! أما هو، يسوع، فقد شعر كم هي رهيبة. إن كانت قلوبنا بائسة </w:t>
-      </w:r>
-      <w:r>
-        <w:rPr>
-          <w:rFonts w:hint="cs"/>
-          <w:rtl/>
-          <w:lang w:bidi="ar-SA"/>
-        </w:rPr>
-        <w:t>في عدم شعورها</w:t>
-      </w:r>
-      <w:r>
-        <w:rPr>
-          <w:rFonts w:hint="cs"/>
-          <w:rtl/>
-          <w:lang w:bidi="ar-SA"/>
-        </w:rPr>
-        <w:t xml:space="preserve"> بالخطية، فالمسيح شعر بها وهو يُفرغ الكأس عنّا حاملاً عنّا خطيتنا. إن كان القلب لا يفهم ثقل الخطية، ليس بذات الدرجة كما عرفها يسوع، لكن على الأقل في مقدار صغير؛ مهما كان صغيرًا </w:t>
-      </w:r>
-      <w:r>
-        <w:rPr>
-          <w:rFonts w:hint="cs"/>
-          <w:rtl/>
-          <w:lang w:bidi="ar-SA"/>
-        </w:rPr>
-        <w:t>فالشعور بثقل الخطية لا زال غريبًا عنا، فإننا نكون عندها لم ندخل بعد في أفكار يسوع.</w:t>
+        <w:t>والآن سوف نرى، وبضعف، أي نعم بضعف شديد، ماذا كانت آلام يسوع. فلا أحد يمكنه أن يستوعب ما الذي كانته هذه الآلام. فيوميًا أنت تفكر، تتكلم وتفعل الأمور التي كانت السبب في أن يسوع شرب هذه الكأس وكان لا بد أن يحتمل غضب الله. وعلى الرغم من ذلك ربما أنك لا تعتقد أبدًا بأنك شخص شرير. ولكن إن فكرت بأنه المسيح تألم لأجل خطاياك، فستجد بأنها على أي حال لم تكن بالنسبة له أمور يُستهان بها. هو ابتدأ يدهش ويكتئب (كان جدًا مضطرب وقد اعترته المخاوف). فالمسيح كان قد أعدّ نفسه في بستان جثسيماني من أجل الآخرين، ليقابل الله بجسب قداسة عدله. فنفسه كانت في حزن شديد، "</w:t>
+      </w:r>
+      <w:r>
+        <w:rPr>
+          <w:rtl/>
+          <w:lang w:bidi="ar-SA"/>
+        </w:rPr>
+        <w:t>حَتَّى الْمَوْتِ</w:t>
+      </w:r>
+      <w:r>
+        <w:rPr>
+          <w:rFonts w:hint="cs"/>
+          <w:rtl/>
+          <w:lang w:bidi="ar-SA"/>
+        </w:rPr>
+        <w:t>" (مرقس 14: 34).</w:t>
       </w:r>
     </w:p>
     <w:p>
@@ -314,7 +245,70 @@
           <w:rtl/>
           <w:lang w:bidi="ar-SA"/>
         </w:rPr>
-        <w:t>إني هنا لا أقصد مجرد أن نفهم؛ لأنه يوجد فارق كبير ما بين مجرد الفهم وأن يكون لدينا قلب متأثر فقط. بأن نعلم كم الخطية صعبة، كم كلّفت يسوع ولا يكون فينا قلب مغمور بالحب، هو أسوأ من أن لا نفهم شيئًا على الإطلاق. إن حالة القلب تكون في مثل هذه الحالة أسوأ بصورة جوهرية أكثر مما هو في الحالة الثانية.</w:t>
+        <w:t xml:space="preserve">فأنتم مَن تزعمون بأنكم على استعداد لمقابلة إلهكم، </w:t>
+      </w:r>
+      <w:r>
+        <w:rPr>
+          <w:rFonts w:hint="cs"/>
+          <w:rtl/>
+          <w:lang w:bidi="ar-SA"/>
+        </w:rPr>
+        <w:t xml:space="preserve">أفهل فيكم هذه المخاوف والأهوال؟ وحتى وإن بصعوبة تصورتم ذلك، </w:t>
+      </w:r>
+      <w:r>
+        <w:rPr>
+          <w:rFonts w:hint="cs"/>
+          <w:rtl/>
+          <w:lang w:bidi="ar-SA"/>
+        </w:rPr>
+        <w:t xml:space="preserve">فانظروا كيف كان المسيح محزونًا ومضطربًا في جثسيماني بسبب الخطية. ومن هناك ستتعلمون ذلك. وإن لم تفعلوا ذلك بعد، فلا محبة يسوع فيكم وليس لديكم أي تقدير لعمل يسوع في النعمة. لأنه من المهم وضروري بأن تُستأسر ضمائنا بالفكرة، أن يسوع كان هناك حتى يتألم من أجلنا، لحتى يحمل خطايانا. فإن لم تُجتذب نفسي إلى هناك لتدرك هذا الأمر، فإنني سوف أختبر غضب الله وأحتمل عدله بنفسي، كما اختبرها يسوه. إن كان ابنه، الذي لم يكن فيه خطية، جُعل خطية لأجلنا وكان الله مضطرًا بأن يضرب الخطية فيه، إن كان عدله وقداسته لم تشفق على يسوع </w:t>
+      </w:r>
+      <w:r>
+        <w:rPr>
+          <w:rtl/>
+          <w:lang w:bidi="ar-SA"/>
+        </w:rPr>
+        <w:t>–</w:t>
+      </w:r>
+      <w:r>
+        <w:rPr>
+          <w:rFonts w:hint="cs"/>
+          <w:rtl/>
+          <w:lang w:bidi="ar-SA"/>
+        </w:rPr>
+        <w:t xml:space="preserve"> فكيف لكم أن تهربوا متى ما واجهتم وجه الله؟ وإن تأملت المسيح وهو حامل الغضب واللعنة، أفهل سأعتقد بعد بأن خطاياي هي شيء تافه؟ فالشر الذي فعلته كان في عيني الله وعيني يسوع رديًا لدرجة أن يسوع حينما </w:t>
+      </w:r>
+      <w:r>
+        <w:rPr>
+          <w:rFonts w:hint="cs"/>
+          <w:rtl/>
+          <w:lang w:bidi="ar-SA"/>
+        </w:rPr>
+        <w:t>تك</w:t>
+      </w:r>
+      <w:r>
+        <w:rPr>
+          <w:rFonts w:hint="cs"/>
+          <w:rtl/>
+          <w:lang w:bidi="ar-SA"/>
+        </w:rPr>
+        <w:t>بد</w:t>
+      </w:r>
+      <w:r>
+        <w:rPr>
+          <w:rFonts w:hint="cs"/>
+          <w:rtl/>
+          <w:lang w:bidi="ar-SA"/>
+        </w:rPr>
+        <w:t>ها</w:t>
+      </w:r>
+      <w:r>
+        <w:rPr>
+          <w:rFonts w:hint="cs"/>
+          <w:rtl/>
+          <w:lang w:bidi="ar-SA"/>
+        </w:rPr>
+        <w:t>، حل عليه الخوف المميت وكل ثقل غضب الله. لماذا حمل المسيح على الصليب غضب الله؟ لأنك أنت كنت مستحقًا لهذا الغضب وللهلاك الأبدي.</w:t>
       </w:r>
     </w:p>
     <w:p>
@@ -330,7 +324,7 @@
           <w:rtl/>
           <w:lang w:bidi="ar-SA"/>
         </w:rPr>
-        <w:t>الآن دعونا نرى، وبقدر ضعيف، ضعيف جدًا ما هي الآلام التي احتملها يسوع. لا أحد يمكنه أن يسبر أغوار هذه الآلام كيفما حصلت. يوميًا أنت تفكر، تتكلم وتفعل الأمور التي بسببها كان يسوع قد شرب هذه الكأس وكان ينبغي أن يحمل غضب الله. بالرغم من ذلك ربما ليس في اعتقادك أبدًا بأنك شرير. لكن إن وضعت في فكرك بأن المسيح تألم لأجل خطاياك، ستكتشف بأنها في أي حال من الأحوال لم تكن بالشيء القليل عليه. هو كان مضطربًا في أعماقه ويسري فيه الخوف. المسيح كان قد أعدّ نفسه في بستان جثسيماني لأجل آخرين، بأن يواجه الله وفق قداسة عدله. نفسه كانت مضطربة حتى الموت (مرقس 14: 34).</w:t>
+        <w:t>كثيرون يمضون من دون علمهم محمولين بخطاياهم نحو الله. البعض موجودين مثل هذا الموقف ولا يلاحظون ذلك. أم أن الأمر ليس صحيحًا للكثير منكم بأنكم في هذه الحياة ماضون إلى الله ودينونته، من دون أن تخشوا شيئًا؟ فإن كان الحال هو كذلك وفعلاً استمريتم في مضيكم نحو الدينونة، فماذا يكون غير أن ضميركم لم يستقيظ بعد (أو حتى أنه تصلبت رقبته) دون اهتمام بخوف موت يسوع وآلامه، بعدم اهتمام بالصليب الذي كان يسوع ينبغي أن يتكبده لأجل الخطية؟</w:t>
       </w:r>
     </w:p>
     <w:p>
@@ -342,90 +336,10 @@
       </w:pPr>
       <w:r>
         <w:rPr>
-          <w:rFonts w:hint="cs"/>
-          <w:rtl/>
-          <w:lang w:bidi="ar-SA"/>
-        </w:rPr>
-        <w:t xml:space="preserve">أنتم يا مَن تعتقدون في استعدادكم لمقابلة إلهكم، هل فيكم هذه </w:t>
-      </w:r>
-      <w:r>
-        <w:rPr>
-          <w:rFonts w:hint="cs"/>
-          <w:rtl/>
-          <w:lang w:bidi="ar-SA"/>
-        </w:rPr>
-        <w:t>المخاوف والرهبة؟ حتى وإن ربما استصعبتم بأن تتخيلوا هذا، فانظروا كم كان المسيح في جثسيماني متضايقًا ومضطربًا بسبب الخطية. ومنه يمكنكم أن تتعلموا ذلك. إن لا زلتم لم تفعلوا ذلك فأنتم لم تلاحظوا حتى لا محبة يسوع ولا عمل يسوع بالنعمة. لأنه من المهم وضروري بأن تكون ضمائرنا مغمورة بالفكرة بأن المسيح كان هناك ليتألم من أجلنا، ليحمل عنّا خطايانا. إن لم تُهتدى نفسي إلى الاعتراف بذلك فلا بد لي أن أختبر أنا بنفسي وأحمل غضب الله وعدله ك</w:t>
-      </w:r>
-      <w:r>
-        <w:rPr>
-          <w:rFonts w:hint="cs"/>
-          <w:rtl/>
-          <w:lang w:bidi="ar-SA"/>
-        </w:rPr>
-        <w:t>ما</w:t>
-      </w:r>
-      <w:r>
-        <w:rPr>
-          <w:rFonts w:hint="cs"/>
-          <w:rtl/>
-          <w:lang w:bidi="ar-SA"/>
-        </w:rPr>
-        <w:t xml:space="preserve"> اختبره المسيح. عندما </w:t>
-      </w:r>
-      <w:r>
-        <w:rPr>
-          <w:rFonts w:hint="cs"/>
-          <w:rtl/>
-          <w:lang w:bidi="ar-SA"/>
-        </w:rPr>
-        <w:t xml:space="preserve">جعل </w:t>
-      </w:r>
-      <w:r>
-        <w:rPr>
-          <w:rFonts w:hint="cs"/>
-          <w:rtl/>
-          <w:lang w:bidi="ar-SA"/>
-        </w:rPr>
-        <w:t>ابنه، حبيبه، الذي لم تكن فيه خطية، خطية لأجلنا</w:t>
-      </w:r>
-      <w:r>
-        <w:rPr>
-          <w:rFonts w:hint="cs"/>
-          <w:rtl/>
-          <w:lang w:bidi="ar-SA"/>
-        </w:rPr>
-        <w:t xml:space="preserve"> وكان ينبغي على الله بأن يقضي على الخطية فيه، عندما لم يكن عدله وقداسته بوسعهما أن يشفقا على يسوع </w:t>
-      </w:r>
-      <w:r>
-        <w:rPr>
-          <w:rtl/>
-          <w:lang w:bidi="ar-SA"/>
-        </w:rPr>
-        <w:t>–</w:t>
-      </w:r>
-      <w:r>
-        <w:rPr>
-          <w:rFonts w:hint="cs"/>
-          <w:rtl/>
-          <w:lang w:bidi="ar-SA"/>
-        </w:rPr>
-        <w:t xml:space="preserve"> فأين ستهربون عندما سترون وجه الله؟ وإن تأملت المسيح وهو يحتمل الغضب واللعنة، فهل عندها سأومن بعد أن خطاياي كانت أقل من ذلك؟ إن الشر الذي فعلته كان في عيني الله وفي عيني يسوع رديًا للغاية بحيث أنه عندما تكبّده يسوع حلّ عليه خوف الموت وكل ثقل غضب الله. لماذا حمل المسيح على الصليب غضب الله؟ لأنك مستحق هذا الغضب والهلاك </w:t>
-      </w:r>
-      <w:r>
-        <w:rPr>
-          <w:rFonts w:hint="cs"/>
-          <w:rtl/>
-          <w:lang w:bidi="ar-SA"/>
-        </w:rPr>
-        <w:t>الأبدي</w:t>
-      </w:r>
-      <w:r>
-        <w:rPr>
-          <w:rFonts w:hint="cs"/>
-          <w:rtl/>
-          <w:lang w:bidi="ar-SA"/>
-        </w:rPr>
-        <w:t>.</w:t>
+          <w:rtl/>
+          <w:lang w:bidi="ar-SA"/>
+        </w:rPr>
+        <w:t xml:space="preserve">  17وَلَمَّا كَانَ الْمَسَاءُ جَاءَ مَعَ الاثْنَيْ عَشَرَ.  18وَفِيمَا هُمْ مُتَّكِئُونَ يَأْكُلُونَ، قَالَ يَسُوعُ: «الْحَقَّ أَقُولُ لَكُمْ: إِنَّ وَاحِدًا مِنْكُمْ يُسَلِّمُنِي. اَلآكِلُ مَعِي!»  19فَابْتَدَأُوا يَحْزَنُونَ، وَيَقُولُونَ لَهُ وَاحِدًا فَوَاحِدًا:«هَلْ أَنَا؟» وَآخَرُ:«هَلْ أَنَا؟»  20فَأَجَابَ وَقَالَ لَهُمْ:«هُوَ وَاحِدٌ مِنَ الاثْنَيْ عَشَرَ، الَّذِي يَغْمِسُ مَعِي فِي الصَّحْفَةِ.  21إِنَّ ابْنَ الإِنْسَانِ مَاضٍ كَمَا هُوَ مَكْتُوبٌ عَنْهُ، وَلكِنْ وَيْلٌ لِذلِكَ الرَّجُلِ الَّذِي بِهِ يُسَلَّمُ ابْنُ الإِنْسَانِ. كَانَ خَيْرًا لِذلِكَ الرَّجُلِ لَوْ لَمْ يُولَدْ!».</w:t>
       </w:r>
     </w:p>
     <w:p>
@@ -441,44 +355,85 @@
           <w:rtl/>
           <w:lang w:bidi="ar-SA"/>
         </w:rPr>
-        <w:t>كثيرون يمضون</w:t>
-      </w:r>
-      <w:r>
-        <w:rPr>
-          <w:rtl/>
-        </w:rPr>
-        <w:t xml:space="preserve"> </w:t>
-      </w:r>
-      <w:r>
-        <w:rPr>
-          <w:rtl/>
-          <w:lang w:bidi="ar-SA"/>
-        </w:rPr>
-        <w:t>إلى الله</w:t>
-      </w:r>
-      <w:r>
-        <w:rPr>
-          <w:rFonts w:hint="cs"/>
-          <w:rtl/>
-          <w:lang w:bidi="ar-SA"/>
-        </w:rPr>
-        <w:t xml:space="preserve"> </w:t>
-      </w:r>
-      <w:r>
-        <w:rPr>
-          <w:rFonts w:hint="cs"/>
-          <w:rtl/>
-          <w:lang w:bidi="ar-SA"/>
-        </w:rPr>
-        <w:t>دون علمهم</w:t>
-      </w:r>
-      <w:r>
-        <w:rPr>
-          <w:rFonts w:hint="cs"/>
-          <w:rtl/>
-          <w:lang w:bidi="ar-SA"/>
-        </w:rPr>
-        <w:t xml:space="preserve"> وهم محمّلين بالخطايا. هنالك بعضٌ في مثل هذا الوضع ولا يلاحظون. أم أن الأمر ليس لكثيرين منكم صحيح أنكم ماضون في هذه الحياة نحو الله ودينونته دون أن تخافوا؟ إن كان الأمر هكذا وأنتم فعلاً مستمرون متمهلين نحو الدينونة، فما هذا إلا أن الضمير لم يصحُ بعد (أو لا زال معطّل) دون اهتمام بخوف يسوع من الموت وبآلامه، دون اهتمام بالكأس، التي كان ينبغي على يسوع أن يشربها بسبب الخطية؟</w:t>
+        <w:t>إنه أمر</w:t>
+      </w:r>
+      <w:r>
+        <w:rPr>
+          <w:rFonts w:hint="cs"/>
+          <w:rtl/>
+          <w:lang w:bidi="ar-SA"/>
+        </w:rPr>
+        <w:t xml:space="preserve"> عظيم غير عادي بأن نتأمل يسوع وسط آلامه </w:t>
+      </w:r>
+      <w:r>
+        <w:rPr>
+          <w:rFonts w:hint="cs"/>
+          <w:rtl/>
+          <w:lang w:bidi="ar-SA"/>
+        </w:rPr>
+        <w:t>ودهشه</w:t>
+      </w:r>
+      <w:r>
+        <w:rPr>
+          <w:rFonts w:hint="cs"/>
+          <w:rtl/>
+          <w:lang w:bidi="ar-SA"/>
+        </w:rPr>
+        <w:t>! إننا نراه هادئًا بالكامل وهو يتأمل بكل هدوء مرارة الكأس، التي أراد أن يشربها. وفي أي ظروف؟ محاطًا بكل ما كان مناسبًا لجرح مشاعر محبة قلبه وسحقها. فكلما ازداد العالم في رفضنا واحتقارنا، كلما ازداد احتياجنا للمحبة؛ فيسوع كان مليئًا بالإحسان والرثاء المتعاطف مع تلاميذه. فلقد أحبهم دائمًا واحتملهم. ولكن كيف كان الحال معه؟ ما الذي وجده وسطهم غير عصف شر الناس عليه من دون رادع؟ ما الذي وجده؟ بأن واحدًا من بين مَن أحبهم، الذين أكلوا معه كأحبا</w:t>
+      </w:r>
+      <w:r>
+        <w:rPr>
+          <w:rFonts w:hint="cs"/>
+          <w:rtl/>
+          <w:lang w:bidi="ar-SA"/>
+        </w:rPr>
+        <w:t>ئه</w:t>
+      </w:r>
+      <w:r>
+        <w:rPr>
+          <w:rFonts w:hint="cs"/>
+          <w:rtl/>
+          <w:lang w:bidi="ar-SA"/>
+        </w:rPr>
+        <w:t xml:space="preserve"> ورفقته على ذات المائدة (مرقس 14: 18)، واحد قال عنه: "</w:t>
+      </w:r>
+      <w:r>
+        <w:rPr>
+          <w:rtl/>
+          <w:lang w:bidi="ar-SA"/>
+        </w:rPr>
+        <w:t>«الْحَقَّ أَقُولُ لَكُمْ: إِنَّ وَاحِدًا مِنْكُمْ يُسَلِّمُنِي»</w:t>
+      </w:r>
+      <w:r>
+        <w:rPr>
+          <w:rFonts w:hint="cs"/>
+          <w:rtl/>
+          <w:lang w:bidi="ar-SA"/>
+        </w:rPr>
+        <w:t xml:space="preserve">" نعم، واحد منكم يا مَن كنتم معي كرفقتي! قلبه كان مجروحًا بشدة. </w:t>
+      </w:r>
+      <w:r>
+        <w:rPr>
+          <w:rFonts w:hint="cs"/>
+          <w:rtl/>
+          <w:lang w:bidi="ar-SA"/>
+        </w:rPr>
+        <w:t>وحينما حزنوا وابتدأوا يتساءلون الواحد تلو الآخر: لست أنا؟، أجاب يسوع، ليُري كم كان قلبه محطمًا: "</w:t>
+      </w:r>
+      <w:r>
+        <w:rPr>
+          <w:rtl/>
+          <w:lang w:bidi="ar-SA"/>
+        </w:rPr>
+        <w:t>«هُوَ وَاحِدٌ مِنَ الاثْنَيْ عَشَرَ، الَّذِي يَغْمِسُ مَعِي فِي الصَّحْفَةِ.</w:t>
+      </w:r>
+      <w:r>
+        <w:rPr>
+          <w:rFonts w:hint="cs"/>
+          <w:rtl/>
+          <w:lang w:bidi="ar-SA"/>
+        </w:rPr>
+        <w:t>" واحد منكم ممن عرفتموني ورأيتموني وكانت لكم أقوى علاقة بي. ومع ذلك فقد كان يسوع هادئًا تمامًا.</w:t>
       </w:r>
     </w:p>
     <w:p>
@@ -490,41 +445,10 @@
       </w:pPr>
       <w:r>
         <w:rPr>
-          <w:rFonts w:hint="cs"/>
-          <w:rtl/>
-          <w:lang w:bidi="ar-SA"/>
-        </w:rPr>
-        <w:t xml:space="preserve">مرقس 14: 17 </w:t>
-      </w:r>
-      <w:r>
-        <w:rPr>
-          <w:rtl/>
-          <w:lang w:bidi="ar-SA"/>
-        </w:rPr>
-        <w:t>–</w:t>
-      </w:r>
-      <w:r>
-        <w:rPr>
-          <w:rFonts w:hint="cs"/>
-          <w:rtl/>
-          <w:lang w:bidi="ar-SA"/>
-        </w:rPr>
-        <w:t xml:space="preserve"> 21: "</w:t>
-      </w:r>
-      <w:r>
-        <w:rPr>
-          <w:rtl/>
-          <w:lang w:bidi="ar-SA"/>
-        </w:rPr>
-        <w:t xml:space="preserve"> 17وَلَمَّا كَانَ الْمَسَاءُ جَاءَ مَعَ الاثْنَيْ عَشَرَ.  18وَفِيمَا هُمْ مُتَّكِئُونَ يَأْكُلُونَ، قَالَ يَسُوعُ: «الْحَقَّ أَقُولُ لَكُمْ: إِنَّ وَاحِدًا مِنْكُمْ يُسَلِّمُنِي. اَلآكِلُ مَعِي!»  19فَابْتَدَأُوا يَحْزَنُونَ، وَيَقُولُونَ لَهُ وَاحِدًا فَوَاحِدًا:«هَلْ أَنَا؟» وَآخَرُ:«هَلْ أَنَا؟»  20فَأَجَابَ وَقَالَ لَهُمْ:«هُوَ وَاحِدٌ مِنَ الاثْنَيْ عَشَرَ، الَّذِي يَغْمِسُ مَعِي فِي الصَّحْفَةِ.  21إِنَّ ابْنَ الإِنْسَانِ مَاضٍ كَمَا هُوَ مَكْتُوبٌ عَنْهُ، وَلكِنْ وَيْلٌ لِذلِكَ الرَّجُلِ الَّذِي بِهِ يُسَلَّمُ ابْنُ الإِنْسَانِ. كَانَ خَيْرًا لِذلِكَ الرَّجُلِ لَوْ لَمْ يُولَدْ!».</w:t>
-      </w:r>
-      <w:r>
-        <w:rPr>
-          <w:rFonts w:hint="cs"/>
-          <w:rtl/>
-          <w:lang w:bidi="ar-SA"/>
-        </w:rPr>
-        <w:t>"</w:t>
+          <w:rtl/>
+          <w:lang w:bidi="ar-SA"/>
+        </w:rPr>
+        <w:t>22وَفِيمَا هُمْ يَأْكُلُونَ، أَخَذَ يَسُوعُ خُبْزًا وَبَارَكَ وَكَسَّرَ، وَأَعْطَاهُمْ وَقَالَ:«خُذُوا كُلُوا، هذَا هُوَ جَسَدِي».  23ثُمَّ أَخَذَ الْكَأْسَ وَشَكَرَ وَأَعْطَاهُمْ، فَشَرِبُوا مِنْهَا كُلُّهُمْ.  24وَقَالَ لَهُمْ:«هذَا هُوَ دَمِي الَّذِي لِلْعَهْدِ الْجَدِيدِ، الَّذِي يُسْفَكُ مِنْ أَجْلِ كَثِيرِينَ.  25اَلْحَقَّ أَقُولُ لَكُمْ: إِنِّي لاَ أَشْرَبُ بَعْدُ مِنْ نِتَاجِ الْكَرْمَةِ إِلَى ذلِكَ الْيَوْمِ حِينَمَا أَشْرَبُهُ جَدِيدًا فِي مَلَكُوتِ اللهِ».  26ثُمَّ سَبَّحُوا وَخَرَجُوا إِلَى جَبَلِ الزَّيْتُونِ.</w:t>
       </w:r>
     </w:p>
     <w:p>
@@ -540,100 +464,84 @@
           <w:rtl/>
           <w:lang w:bidi="ar-SA"/>
         </w:rPr>
-        <w:t xml:space="preserve">إنه لأمر عظيم بصورة غير عادية أن نرى يسوع وسط آلامه وخوفه! إننا نراه هادئًا تمامًا مقدرًا مرارة الكأس بكل هدوء، التي سيشربها. </w:t>
-      </w:r>
-      <w:r>
-        <w:rPr>
-          <w:rFonts w:hint="cs"/>
-          <w:rtl/>
-          <w:lang w:bidi="ar-SA"/>
-        </w:rPr>
-        <w:t>و</w:t>
-      </w:r>
-      <w:r>
-        <w:rPr>
-          <w:rFonts w:hint="cs"/>
-          <w:rtl/>
-          <w:lang w:bidi="ar-SA"/>
-        </w:rPr>
-        <w:t>في أي ظروف؟ وهو محاط بكل ما كان مناسبًا لأذية أحاسيس محبة قلبه وسحقها. كلما رفض</w:t>
-      </w:r>
-      <w:r>
-        <w:rPr>
-          <w:rFonts w:hint="cs"/>
-          <w:rtl/>
-          <w:lang w:bidi="ar-SA"/>
-        </w:rPr>
-        <w:t>َ</w:t>
-      </w:r>
-      <w:r>
-        <w:rPr>
-          <w:rFonts w:hint="cs"/>
-          <w:rtl/>
-          <w:lang w:bidi="ar-SA"/>
-        </w:rPr>
-        <w:t>نا العالم أكثر واحتقر</w:t>
-      </w:r>
-      <w:r>
-        <w:rPr>
-          <w:rFonts w:hint="cs"/>
-          <w:rtl/>
-          <w:lang w:bidi="ar-SA"/>
-        </w:rPr>
-        <w:t>َ</w:t>
-      </w:r>
-      <w:r>
-        <w:rPr>
-          <w:rFonts w:hint="cs"/>
-          <w:rtl/>
-          <w:lang w:bidi="ar-SA"/>
-        </w:rPr>
-        <w:t xml:space="preserve">نا، كلما كان احتياجنا أكبر للمحبة؛ فيسوع كان مفعمًا بالإحسان وبالتعاطف مع تلاميذه. إنه كان قد أحبهم وحملهم بصورة دائمة. لكن كيف كانت الأمور معه هو؟ ما الذي وجده بينهم غير عصف شر الناس عليه دون توقف؟ ما الذي وجده؟ بأنه بالذات بين الذين أحبهم، الذين أكلوا معه كأحباءه </w:t>
-      </w:r>
-      <w:r>
-        <w:rPr>
-          <w:rFonts w:hint="cs"/>
-          <w:rtl/>
-          <w:lang w:bidi="ar-SA"/>
-        </w:rPr>
-        <w:t>ومرافقيه على ذات المائدة الواحدة (مرقس 14: 18)، كان واحد قال عنه: "الحق، الحق أقول لكم: واحدٌ منكم سيسلّمني." نعم، واحد منكم، يا مَن كنتم معي رفقاء لي! لقد تجرّح قلبه عميقًا. وحينما حزنوا وابتدأ يسأل الواحد تلو الآخر: لست أنا؟ أجابهم يسوع، ليُري كم كان قلبه مكسور: "</w:t>
-      </w:r>
-      <w:r>
-        <w:rPr>
-          <w:rtl/>
-          <w:lang w:bidi="ar-SA"/>
-        </w:rPr>
-        <w:t xml:space="preserve">«هُوَ وَاحِدٌ مِنَ الاثْنَيْ عَشَرَ، الَّذِي يَغْمِسُ مَعِي فِي </w:t>
-      </w:r>
-      <w:r>
-        <w:rPr>
-          <w:rtl/>
-          <w:lang w:bidi="ar-SA"/>
-        </w:rPr>
-        <w:t>الصَّحْفَةِ</w:t>
-      </w:r>
-      <w:r>
-        <w:rPr>
-          <w:rtl/>
-          <w:lang w:bidi="ar-SA"/>
-        </w:rPr>
-        <w:t>.</w:t>
-      </w:r>
-      <w:r>
-        <w:rPr>
-          <w:rFonts w:hint="cs"/>
-          <w:rtl/>
-          <w:lang w:bidi="ar-SA"/>
-        </w:rPr>
-        <w:t>"</w:t>
-      </w:r>
-      <w:r>
-        <w:rPr>
-          <w:rFonts w:hint="cs"/>
-          <w:rtl/>
-          <w:lang w:bidi="ar-SA"/>
-        </w:rPr>
-        <w:t xml:space="preserve"> واحد منكم، يا مَن عرفتموني ورأيتموني وكنتم في أقوى العلاقات بي. ومع ذلك كان يسوع هادئًا تمامًا.</w:t>
+        <w:t xml:space="preserve">لقد كان قريبًا من الصلب. بمَن فكّر؟ بتلاميذه. فجسده كان سيُسلّم للموت وسيُسفك دمه؛ قريبًا ما سيحلّ عليه غضب الله </w:t>
+      </w:r>
+      <w:r>
+        <w:rPr>
+          <w:rtl/>
+          <w:lang w:bidi="ar-SA"/>
+        </w:rPr>
+        <w:t>–</w:t>
+      </w:r>
+      <w:r>
+        <w:rPr>
+          <w:rFonts w:hint="cs"/>
+          <w:rtl/>
+          <w:lang w:bidi="ar-SA"/>
+        </w:rPr>
+        <w:t xml:space="preserve"> وبسلام وضّح لهم قيمة ما كان مزمعًا بأن يفعله لأجلهم. هو انتقل </w:t>
+      </w:r>
+      <w:r>
+        <w:rPr>
+          <w:rtl/>
+          <w:lang w:bidi="ar-SA"/>
+        </w:rPr>
+        <w:t>–</w:t>
+      </w:r>
+      <w:r>
+        <w:rPr>
+          <w:rFonts w:hint="cs"/>
+          <w:rtl/>
+          <w:lang w:bidi="ar-SA"/>
+        </w:rPr>
+        <w:t xml:space="preserve"> متعديًا القرون التي نعيشها الآن </w:t>
+      </w:r>
+      <w:r>
+        <w:rPr>
+          <w:rtl/>
+          <w:lang w:bidi="ar-SA"/>
+        </w:rPr>
+        <w:t>–</w:t>
+      </w:r>
+      <w:r>
+        <w:rPr>
+          <w:rFonts w:hint="cs"/>
+          <w:rtl/>
+          <w:lang w:bidi="ar-SA"/>
+        </w:rPr>
+        <w:t xml:space="preserve"> في الروح إلى ذلك الميعاد، الذي سيتمتع فيه بثمر تعب نفسه (إشعياء 53: 11) ويشرب ثانية من عصير الكرم في ملكوت الله (مرقس 14: 25). كم هو جميل بأن نرى الرب يسوع، </w:t>
+      </w:r>
+      <w:r>
+        <w:rPr>
+          <w:rFonts w:hint="cs"/>
+          <w:rtl/>
+          <w:lang w:bidi="ar-SA"/>
+        </w:rPr>
+        <w:t xml:space="preserve">وهو بنظراته يخترق بهذه الصورة الأزمنة! في ظل الظروف الرهيبة التي كان فيها، نفسه كانت هادئة بما يكفي ليفكر بالسعادة الأبدية المكتسبة لتلاميذه من خلال آلامه وبالفرح الذي سيشعر به برؤياهم من جديد في هذه الحالة من </w:t>
+      </w:r>
+      <w:r>
+        <w:rPr>
+          <w:rFonts w:hint="cs"/>
+          <w:rtl/>
+          <w:lang w:bidi="ar-SA"/>
+        </w:rPr>
+        <w:t>المجد</w:t>
+      </w:r>
+      <w:r>
+        <w:rPr>
+          <w:rFonts w:hint="cs"/>
+          <w:rtl/>
+          <w:lang w:bidi="ar-SA"/>
+        </w:rPr>
+        <w:t xml:space="preserve">.  </w:t>
+      </w:r>
+      <w:r>
+        <w:rPr>
+          <w:rFonts w:hint="cs"/>
+          <w:rtl/>
+          <w:lang w:bidi="ar-SA"/>
+        </w:rPr>
+        <w:t>من دون أن يسمح لتفكيره بآلامه القريبة حدوثها بأن تغيّر مساره، من دون أي تأثّر غير متزن، ومن دون ارتعاب نظر في سلام إلى قيمة قربانه والسعادة في أنه سيعود ويتقابل مع تلاميذه من جديد. فخيانة يهوذا، إنكار بطرس، ترك تلاميذه له، رفض العالم، عداء إبليس، لا شيء أثّر به: هم رنموا مسبحين (مرقس 14: 26)!</w:t>
       </w:r>
     </w:p>
     <w:p>
@@ -649,7 +557,7 @@
           <w:rtl/>
           <w:lang w:bidi="ar-SA"/>
         </w:rPr>
-        <w:t xml:space="preserve">مرقس 14: 22 </w:t>
+        <w:t xml:space="preserve">مرقس 14: 27 </w:t>
       </w:r>
       <w:r>
         <w:rPr>
@@ -664,14 +572,14 @@
           <w:rtl/>
           <w:lang w:bidi="ar-SA"/>
         </w:rPr>
-        <w:t xml:space="preserve"> 26: "</w:t>
-      </w:r>
-      <w:r>
-        <w:rPr>
-          <w:rtl/>
-          <w:lang w:bidi="ar-SA"/>
-        </w:rPr>
-        <w:t xml:space="preserve"> 22وَفِيمَا هُمْ يَأْكُلُونَ، أَخَذَ يَسُوعُ خُبْزًا وَبَارَكَ وَكَسَّرَ، وَأَعْطَاهُمْ وَقَالَ:«خُذُوا كُلُوا، هذَا هُوَ جَسَدِي».  23ثُمَّ أَخَذَ الْكَأْسَ وَشَكَرَ وَأَعْطَاهُمْ، فَشَرِبُوا مِنْهَا كُلُّهُمْ.  24وَقَالَ لَهُمْ:«هذَا هُوَ دَمِي الَّذِي لِلْعَهْدِ الْجَدِيدِ، الَّذِي يُسْفَكُ مِنْ أَجْلِ كَثِيرِينَ.  25اَلْحَقَّ أَقُولُ لَكُمْ: إِنِّي لاَ أَشْرَبُ بَعْدُ مِنْ نِتَاجِ الْكَرْمَةِ إِلَى ذلِكَ الْيَوْمِ حِينَمَا أَشْرَبُهُ جَدِيدًا فِي مَلَكُوتِ اللهِ».  26ثُمَّ سَبَّحُوا وَخَرَجُوا إِلَى جَبَلِ الزَّيْتُونِ.</w:t>
+        <w:t xml:space="preserve"> 28: "</w:t>
+      </w:r>
+      <w:r>
+        <w:rPr>
+          <w:rtl/>
+          <w:lang w:bidi="ar-SA"/>
+        </w:rPr>
+        <w:t xml:space="preserve">  27وَقَالَ لَهُمْ يَسُوعُ:«إِنَّ كُلَّكُمْ تَشُكُّونَ فِيَّ فِي هذِهِ اللَّيْلَةِ، لأَنَّهُ مَكْتُوبٌ: أَنِّي أَضْرِبُ الرَّاعِيَ فَتَتَبَدَّدُ الْخِرَافُ.  28وَلكِنْ بَعْدَ قِيَامِي أَسْبِقُكُمْ إِلَى الْجَلِيلِ».</w:t>
       </w:r>
       <w:r>
         <w:rPr>
@@ -695,7 +603,30 @@
           <w:rtl/>
           <w:lang w:bidi="ar-SA"/>
         </w:rPr>
-        <w:t xml:space="preserve">لقد كان سيُصلب قريبًا. بمَن كان يفكّر؟ بتلاميذه. جسده كان سيُسلّم للموت ودمه سيُسفك؛ وقريبًا سيقع غضب الله عليه </w:t>
+        <w:t>"</w:t>
+      </w:r>
+      <w:r>
+        <w:rPr>
+          <w:rtl/>
+          <w:lang w:bidi="ar-SA"/>
+        </w:rPr>
+        <w:t xml:space="preserve">  27وَقَالَ لَهُمْ يَسُوعُ:«إِنَّ كُلَّكُمْ تَشُكُّونَ فِيَّ فِي هذِهِ اللَّيْلَةِ،</w:t>
+      </w:r>
+      <w:r>
+        <w:rPr>
+          <w:rFonts w:hint="cs"/>
+          <w:rtl/>
+          <w:lang w:bidi="ar-SA"/>
+        </w:rPr>
+        <w:t>"</w:t>
+      </w:r>
+      <w:r>
+        <w:rPr>
+          <w:rFonts w:hint="cs"/>
+          <w:rtl/>
+          <w:lang w:bidi="ar-SA"/>
+        </w:rPr>
+        <w:t xml:space="preserve"> نحن نخجل منه، نحن الكائنات البائسة! لكن كم هذا يعلّي من محبة يسوع هذه التي لا توصف! هو قال لخرافه الذين قريبًا سيتشتتون، بأنه سيكون معهم بعد قليل. فأولاً سوف يتمم كل العمل الذي سيخلّص خاصته وسيكشف عن كمال طاعته و </w:t>
       </w:r>
       <w:r>
         <w:rPr>
@@ -710,31 +641,7 @@
           <w:rtl/>
           <w:lang w:bidi="ar-SA"/>
         </w:rPr>
-        <w:t xml:space="preserve"> وفي سلام وضّح لهم قيمة ما كان مزمعًا بأن يفعله </w:t>
-      </w:r>
-      <w:r>
-        <w:rPr>
-          <w:rFonts w:hint="cs"/>
-          <w:rtl/>
-          <w:lang w:bidi="ar-SA"/>
-        </w:rPr>
-        <w:t>لأجلهم</w:t>
-      </w:r>
-      <w:r>
-        <w:rPr>
-          <w:rFonts w:hint="cs"/>
-          <w:rtl/>
-          <w:lang w:bidi="ar-SA"/>
-        </w:rPr>
-        <w:t xml:space="preserve">. </w:t>
-      </w:r>
-      <w:r>
-        <w:rPr>
-          <w:rFonts w:hint="cs"/>
-          <w:rtl/>
-          <w:lang w:bidi="ar-SA"/>
-        </w:rPr>
-        <w:t xml:space="preserve">لقد انتقل </w:t>
+        <w:t xml:space="preserve"> للأسف! </w:t>
       </w:r>
       <w:r>
         <w:rPr>
@@ -749,30 +656,7 @@
           <w:rtl/>
           <w:lang w:bidi="ar-SA"/>
         </w:rPr>
-        <w:t xml:space="preserve"> متخطيًا القرون من السنين التي نعيشها اليوم </w:t>
-      </w:r>
-      <w:r>
-        <w:rPr>
-          <w:rtl/>
-          <w:lang w:bidi="ar-SA"/>
-        </w:rPr>
-        <w:t>–</w:t>
-      </w:r>
-      <w:r>
-        <w:rPr>
-          <w:rFonts w:hint="cs"/>
-          <w:rtl/>
-          <w:lang w:bidi="ar-SA"/>
-        </w:rPr>
-        <w:t xml:space="preserve"> في الروح إلى ذلك الزمن الذي سيتمتع فيه بثمر تعب نفسه (إشعياء 53: 11) ويشرب من نتاج الكرمة في ملكوت الله (مرقس 14: 25). كم هو جميل بأن نرى الرب يسوع وهو يخترق بناظريه في هذه الصورة الأزمنة! في وسط الظروف المروعة التي كان فيها نفسه هادئة بما يكفي ليذكّر تلاميذه بسعادة البركة الأبدية التي حظاها بآلامه وبالفرح الذي سيكون له عند لقائه ثانية بهم في هذه الحالة من المجد. دون أن يترك نفسه لمجرى التفكر بالآلام القريبة حدوثها، دون توتر، دون ارتعاب كان ينظر في سلام إلى قيمة قربانه والسعادة في أنه ستلاقى مع تلاميذه من جديد. خيانة يهوذا، إنكار بطرس، ترك التلاميذ له، رفْض العالم له</w:t>
-      </w:r>
-      <w:r>
-        <w:rPr>
-          <w:rFonts w:hint="cs"/>
-          <w:rtl/>
-          <w:lang w:bidi="ar-SA"/>
-        </w:rPr>
-        <w:t>، عداء إبليس، لا شيء أزعجه: هم سبّحوا مرنمين (مرقس 14: 26)!</w:t>
+        <w:t xml:space="preserve"> كل ضعفات جسدهم. ولكنه من ثم سوف يسبقهم إلى الجليل.</w:t>
       </w:r>
     </w:p>
     <w:p>
@@ -788,7 +672,7 @@
           <w:rtl/>
           <w:lang w:bidi="ar-SA"/>
         </w:rPr>
-        <w:t xml:space="preserve">مرقس 14: 27 </w:t>
+        <w:t xml:space="preserve">مرقس 14: 29 </w:t>
       </w:r>
       <w:r>
         <w:rPr>
@@ -803,20 +687,14 @@
           <w:rtl/>
           <w:lang w:bidi="ar-SA"/>
         </w:rPr>
-        <w:t xml:space="preserve"> 28: "</w:t>
-      </w:r>
-      <w:r>
-        <w:rPr>
-          <w:rtl/>
-        </w:rPr>
-        <w:t xml:space="preserve"> </w:t>
-      </w:r>
-      <w:r>
-        <w:rPr>
-          <w:rtl/>
-          <w:lang w:bidi="ar-SA"/>
-        </w:rPr>
-        <w:t>4:27) وَقَالَ لَهُمْ يَسُوعُ:«إِنَّ كُلَّكُمْ تَشُكُّونَ فِيَّ فِي هذِهِ اللَّيْلَةِ، لأَنَّهُ مَكْتُوبٌ: أَنِّي أَضْرِبُ الرَّاعِيَ فَتَتَبَدَّدُ الْخِرَافُ. وَلكِنْ بَعْدَ قِيَامِي أَسْبِقُكُمْ إِلَى الْجَلِيلِ».</w:t>
+        <w:t xml:space="preserve"> 30: "</w:t>
+      </w:r>
+      <w:r>
+        <w:rPr>
+          <w:rtl/>
+          <w:lang w:bidi="ar-SA"/>
+        </w:rPr>
+        <w:t>29فَقَالَ لَهُ بُطْرُسُ:«وَإِنْ شَكَّ الْجَمِيعُ فَأَنَا لاَ أَشُكُّ!»  30فَقَالَ لَهُ يَسُوعُ: «الْحَقَّ أَقُولُ لَكَ: إِنَّكَ الْيَوْمَ فِي هذِهِ اللَّيْلَةِ، قَبْلَ أَنْ يَصِيحَ الدِّيكُ مَرَّتَيْنِ، تُنْكِرُنِي ثَلاَثَ مَرَّاتٍ».</w:t>
       </w:r>
       <w:r>
         <w:rPr>
@@ -836,48 +714,11 @@
       </w:pPr>
       <w:r>
         <w:rPr>
-          <w:rtl/>
-          <w:lang w:bidi="ar-SA"/>
-        </w:rPr>
-        <w:t>وَقَالَ لَهُمْ يَسُوعُ:«إِنَّ كُلَّكُمْ تَشُكُّونَ فِيَّ فِي هذِهِ اللَّيْلَةِ،</w:t>
-      </w:r>
-      <w:r>
-        <w:rPr>
-          <w:rFonts w:hint="cs"/>
-          <w:rtl/>
-          <w:lang w:bidi="ar-SA"/>
-        </w:rPr>
-        <w:t xml:space="preserve">" إننا كلنا خجل منه نحن الخلائق البائسة! لكن كم هذا يرفع من مستوى محبة يسوع التي لا تُعبّر! لقد قال لخرافه، التي قريبًا ستتشتت، بأنه بعد قليل سيكون معهم ثانية. أولاً عليه أن يُكمل العمل كله، الذي يخلّص خاصته وكمالَ طاعته و </w:t>
-      </w:r>
-      <w:r>
-        <w:rPr>
-          <w:rtl/>
-          <w:lang w:bidi="ar-SA"/>
-        </w:rPr>
-        <w:t>–</w:t>
-      </w:r>
-      <w:r>
-        <w:rPr>
-          <w:rFonts w:hint="cs"/>
-          <w:rtl/>
-          <w:lang w:bidi="ar-SA"/>
-        </w:rPr>
-        <w:t xml:space="preserve"> للأسف! </w:t>
-      </w:r>
-      <w:r>
-        <w:rPr>
-          <w:rtl/>
-          <w:lang w:bidi="ar-SA"/>
-        </w:rPr>
-        <w:t>–</w:t>
-      </w:r>
-      <w:r>
-        <w:rPr>
-          <w:rFonts w:hint="cs"/>
-          <w:rtl/>
-          <w:lang w:bidi="ar-SA"/>
-        </w:rPr>
-        <w:t xml:space="preserve"> أيضًا ليكشف كل ضعفات بشريتهم في النور. لكنه من بعد ذلك سيسبقهم إلى الجليل.</w:t>
+          <w:rFonts w:hint="cs"/>
+          <w:rtl/>
+          <w:lang w:bidi="ar-SA"/>
+        </w:rPr>
+        <w:t>بطرس كانت له ثقة الجسد المخطئة. لكن هل لامه يسوع عليها؟ فما الذي أنشأه تمادي بطرس داخل قلبه بالمقابل؟ هو حذّر بطرس وصلّى من أجله. فمحبته الثابتة، التي لا تتأثر لا تستلم أبدًا. فقلبه لم يخِب. إنه هو الذي كان عليه أن يحمل كل الألم، الذي يشجع تلاميذه ويعزيهم.</w:t>
       </w:r>
     </w:p>
     <w:p>
@@ -893,14 +734,14 @@
           <w:rtl/>
           <w:lang w:bidi="ar-SA"/>
         </w:rPr>
-        <w:t>مرقس 14: 29، 30: "</w:t>
-      </w:r>
-      <w:r>
-        <w:rPr>
-          <w:rtl/>
-          <w:lang w:bidi="ar-SA"/>
-        </w:rPr>
-        <w:t xml:space="preserve"> فَقَالَ لَهُ بُطْرُسُ:«وَإِنْ شَكَّ الْجَمِيعُ فَأَنَا لاَ أَشُكُّ!» فَقَالَ لَهُ يَسُوعُ: «الْحَقَّ أَقُولُ لَكَ: إِنَّكَ الْيَوْمَ فِي هذِهِ اللَّيْلَةِ، قَبْلَ أَنْ يَصِيحَ الدِّيكُ مَرَّتَيْنِ، تُنْكِرُنِي ثَلاَثَ مَرَّاتٍ».</w:t>
+        <w:t>مرقس 14: 31: "</w:t>
+      </w:r>
+      <w:r>
+        <w:rPr>
+          <w:rtl/>
+          <w:lang w:bidi="ar-SA"/>
+        </w:rPr>
+        <w:t xml:space="preserve"> فَقَالَ بِأَكْثَرِ تَشْدِيدٍ:«وَلَوِ اضْطُرِرْتُ أَنْ أَمُوتَ مَعَكَ لاَ أُنْكِرُكَ!». وَهكَذَا قَالَ أَيْضًا الْجَمِيعُ.</w:t>
       </w:r>
       <w:r>
         <w:rPr>
@@ -924,7 +765,98 @@
           <w:rtl/>
           <w:lang w:bidi="ar-SA"/>
         </w:rPr>
-        <w:t>بطرس كانت فيه ثقة خاطئة بالجسد. لكن هل اتهمه يسوع بذلك؟ ما الذي أنشأه تمادي بطرس بالمقابل في قلبه؟ هو حذّر بطرس وصلّى من أجله. إن محبته الثابتة الغير متزعزعة لا تستسلم أبدًا. قلبه لا يفقد عزيمته. إنه هو بذاته الذي كان عليه أن يحمل كل الآلام، ويشجع تلاميذه ويعزيهم.</w:t>
+        <w:t>إنه قد يحدث مع الكثيرين كما حدث مع بطرس في قوله: "</w:t>
+      </w:r>
+      <w:r>
+        <w:rPr>
+          <w:rtl/>
+          <w:lang w:bidi="ar-SA"/>
+        </w:rPr>
+        <w:t>:«وَلَوِ اضْطُرِرْتُ أَنْ أَمُوتَ مَعَكَ لاَ أُنْكِرُكَ!»</w:t>
+      </w:r>
+      <w:r>
+        <w:rPr>
+          <w:rFonts w:hint="cs"/>
+          <w:rtl/>
+          <w:lang w:bidi="ar-SA"/>
+        </w:rPr>
+        <w:t>"؛ هذا لأن "</w:t>
+      </w:r>
+      <w:r>
+        <w:rPr>
+          <w:rtl/>
+        </w:rPr>
+        <w:t xml:space="preserve"> </w:t>
+      </w:r>
+      <w:r>
+        <w:rPr>
+          <w:rtl/>
+          <w:lang w:bidi="ar-SA"/>
+        </w:rPr>
+        <w:t>وَهكَذَا قَالَ أَيْضًا الْجَمِيعُ."</w:t>
+      </w:r>
+      <w:r>
+        <w:rPr>
+          <w:rFonts w:hint="cs"/>
+          <w:rtl/>
+          <w:lang w:bidi="ar-SA"/>
+        </w:rPr>
+        <w:t xml:space="preserve">. فأينما يُكرَم المسيح ويُعترف به، وسط خاصته، الذين يعترفون باسمه، أيضًا يُسَر المرء بأن يعترف به كذلك، كما ويريد امتلاكه، مع أنه مرفوض من الناس؛ ولكن في مجتمع آخر، وسط رافضيه ومحتقريه، فما أسرع استعداد المرء في إخفاء معرفته له. وإن لم ترضَ هذا الأمر في بطرس، أفهل هو أقل قبحًا فيك؟ أو عندما نتعرض لعار اسمه ولن نُسر بالاعتراف به، أفلا ننكره بذلك بقدر ما فعله بطرس من سوء؟ إن هذا يحدث، لأن الضمير لم يستيقظ ولم </w:t>
+      </w:r>
+      <w:r>
+        <w:rPr>
+          <w:rFonts w:hint="cs"/>
+          <w:rtl/>
+          <w:lang w:bidi="ar-SA"/>
+        </w:rPr>
+        <w:t>يُستأسر</w:t>
+      </w:r>
+      <w:r>
+        <w:rPr>
+          <w:rFonts w:hint="cs"/>
+          <w:rtl/>
+          <w:lang w:bidi="ar-SA"/>
+        </w:rPr>
+        <w:t xml:space="preserve"> بعد بأن المسيح تألم لأجل </w:t>
+      </w:r>
+      <w:r>
+        <w:rPr>
+          <w:rFonts w:hint="cs"/>
+          <w:rtl/>
+          <w:lang w:bidi="ar-SA"/>
+        </w:rPr>
+        <w:t>الخطية</w:t>
+      </w:r>
+      <w:r>
+        <w:rPr>
+          <w:rFonts w:hint="cs"/>
+          <w:rtl/>
+          <w:lang w:bidi="ar-SA"/>
+        </w:rPr>
+        <w:t>.</w:t>
+      </w:r>
+      <w:r>
+        <w:rPr>
+          <w:rFonts w:hint="cs"/>
+          <w:rtl/>
+          <w:lang w:bidi="ar-SA"/>
+        </w:rPr>
+        <w:t xml:space="preserve"> والذي أريد الوصول إليه هو بأن يصل الضمير بأن يشعر بجدية الخطية، التي أدخلت يسوع في الألم؛ وهذه الخطية خطيتكم أنتم. وعليه أن يصل بأن تتأثر قلوبكم من شعور المحبة وقدرة المحبة التي تكبّد بها يسوع أمام الله كل عبء مسؤولية الخطايا وحملها جميعها، حينما كان "</w:t>
+      </w:r>
+      <w:r>
+        <w:rPr>
+          <w:rtl/>
+          <w:lang w:bidi="ar-SA"/>
+        </w:rPr>
+        <w:t>مَجْرُوحٌ لأَجْلِ مَعَاصِينَا، مَسْحُوقٌ لأَجْلِ آثَامِنَا.</w:t>
+      </w:r>
+      <w:r>
+        <w:rPr>
+          <w:rFonts w:hint="cs"/>
+          <w:rtl/>
+          <w:lang w:bidi="ar-SA"/>
+        </w:rPr>
+        <w:t>" (إشعياء 53: 5).</w:t>
       </w:r>
     </w:p>
     <w:p>
@@ -940,28 +872,22 @@
           <w:rtl/>
           <w:lang w:bidi="ar-SA"/>
         </w:rPr>
-        <w:t>مرقس 14: 31: "</w:t>
-      </w:r>
-      <w:r>
-        <w:rPr>
-          <w:rtl/>
-        </w:rPr>
-        <w:t xml:space="preserve"> </w:t>
-      </w:r>
-      <w:r>
-        <w:rPr>
-          <w:rtl/>
-          <w:lang w:bidi="ar-SA"/>
-        </w:rPr>
-        <w:t>فَقَالَ بِأَكْثَرِ تَشْدِيدٍ:«وَلَوِ اضْطُرِرْتُ أَنْ أَمُوتَ مَعَكَ لاَ أُنْكِرُكَ!». وَهكَذَا قَالَ أَيْضًا الْجَمِيعُ.</w:t>
-      </w:r>
-      <w:r>
-        <w:rPr>
-          <w:rFonts w:hint="cs"/>
-          <w:rtl/>
-          <w:lang w:bidi="ar-SA"/>
-        </w:rPr>
-        <w:t>"</w:t>
+        <w:t xml:space="preserve">مرقس 14: 32 </w:t>
+      </w:r>
+      <w:r>
+        <w:rPr>
+          <w:rtl/>
+          <w:lang w:bidi="ar-SA"/>
+        </w:rPr>
+        <w:t>–</w:t>
+      </w:r>
+      <w:r>
+        <w:rPr>
+          <w:rFonts w:hint="cs"/>
+          <w:rtl/>
+          <w:lang w:bidi="ar-SA"/>
+        </w:rPr>
+        <w:t xml:space="preserve"> 39</w:t>
       </w:r>
     </w:p>
     <w:p>
@@ -977,36 +903,210 @@
           <w:rtl/>
           <w:lang w:bidi="ar-SA"/>
         </w:rPr>
-        <w:t>إنه قد يحدث مع كثيرين كما حدث مع بطرس في قوله: "حتى وإن اضطررت بأن أموت معك فلن أنكرك"؛ لأنه "أيضًا الجميع قالوا مثله". إذ حيثما يُكرَم المسيح ويُعترف به، وسط خاصته المعترفة باسمه، يُسرّ المرء أيضًا بأن يعرفه، ويريد بأن يحصل عليه، مع أنه مرفوض من الناس؛ لكن في مجتمع آخر في وسط رافضيه ومحتقريه، كم يكون المرء على استعداد بأن يُخفي ويكتم بأنه يعرفه. وإن لم يُرِق لك ما كان مع بطرس، فهل هو أقل من ذلك معك أنت؟ أو عندما نكون معرضين لحمل عار اسمه ولا نسر بأن نعترف به، أفلسنا ننكره بقدر ما فعل بطرس؟ إن هذا يحدث، لأن الضمير لم يصحُ ولم يُستأسر بعد بأن يسوع قد تألم من أجل الخطية. إن الذي أريد أن أصله هو أن الضمير</w:t>
-      </w:r>
-      <w:r>
-        <w:rPr>
-          <w:rFonts w:hint="cs"/>
-          <w:rtl/>
-          <w:lang w:bidi="ar-SA"/>
-        </w:rPr>
-        <w:t xml:space="preserve"> يصل إلى شعوره بجدية الخطية التي اقتادت يسوع إلى الألم؛ وهذه الخطية هي خطيتكم. فالذي يجب أن يحدث هو أن قلبكم سيتأثر من شعوره بالمحبة وبسلطان المحبة الذي به حمل يسوع أمام الله كل ثقل مسؤولية الخطايا واحتملها جميعها حينما كان "</w:t>
-      </w:r>
-      <w:r>
-        <w:rPr>
-          <w:rtl/>
-        </w:rPr>
-        <w:t xml:space="preserve"> </w:t>
-      </w:r>
-      <w:r>
-        <w:rPr>
-          <w:rtl/>
-          <w:lang w:bidi="ar-SA"/>
-        </w:rPr>
-        <w:t>مَجْرُوحٌ لأَجْلِ مَعَاصِينَا، مَسْحُوقٌ لأَجْلِ آثَامِنَا</w:t>
-      </w:r>
-      <w:r>
-        <w:rPr>
-          <w:rFonts w:hint="cs"/>
-          <w:rtl/>
-          <w:lang w:bidi="ar-SA"/>
-        </w:rPr>
-        <w:t>" (إشعياء 53: 5).</w:t>
+        <w:t>"</w:t>
+      </w:r>
+      <w:r>
+        <w:rPr>
+          <w:rFonts w:ascii="Tahoma" w:hAnsi="Tahoma" w:cs="Tahoma" w:hint="cs"/>
+          <w:rtl/>
+          <w:lang w:bidi="ar-SA"/>
+        </w:rPr>
+        <w:t>﻿</w:t>
+      </w:r>
+      <w:r>
+        <w:rPr>
+          <w:rtl/>
+          <w:lang w:bidi="ar-SA"/>
+        </w:rPr>
+        <w:t>32</w:t>
+      </w:r>
+      <w:r>
+        <w:rPr>
+          <w:rFonts w:ascii="Tahoma" w:hAnsi="Tahoma" w:cs="Tahoma" w:hint="cs"/>
+          <w:rtl/>
+          <w:lang w:bidi="ar-SA"/>
+        </w:rPr>
+        <w:t>﻿</w:t>
+      </w:r>
+      <w:r>
+        <w:rPr>
+          <w:rtl/>
+          <w:lang w:bidi="ar-SA"/>
+        </w:rPr>
+        <w:t xml:space="preserve"> </w:t>
+      </w:r>
+      <w:r>
+        <w:rPr>
+          <w:rFonts w:ascii="Tahoma" w:hAnsi="Tahoma" w:cs="Tahoma" w:hint="cs"/>
+          <w:rtl/>
+          <w:lang w:bidi="ar-SA"/>
+        </w:rPr>
+        <w:t>﻿</w:t>
+      </w:r>
+      <w:r>
+        <w:rPr>
+          <w:rFonts w:hint="cs"/>
+          <w:rtl/>
+          <w:lang w:bidi="ar-SA"/>
+        </w:rPr>
+        <w:t>وَجَاءُوا</w:t>
+      </w:r>
+      <w:r>
+        <w:rPr>
+          <w:rtl/>
+          <w:lang w:bidi="ar-SA"/>
+        </w:rPr>
+        <w:t xml:space="preserve"> </w:t>
+      </w:r>
+      <w:r>
+        <w:rPr>
+          <w:rFonts w:hint="cs"/>
+          <w:rtl/>
+          <w:lang w:bidi="ar-SA"/>
+        </w:rPr>
+        <w:t>إِلَى</w:t>
+      </w:r>
+      <w:r>
+        <w:rPr>
+          <w:rtl/>
+          <w:lang w:bidi="ar-SA"/>
+        </w:rPr>
+        <w:t xml:space="preserve"> </w:t>
+      </w:r>
+      <w:r>
+        <w:rPr>
+          <w:rFonts w:hint="cs"/>
+          <w:rtl/>
+          <w:lang w:bidi="ar-SA"/>
+        </w:rPr>
+        <w:t>ضَيْعَةٍ</w:t>
+      </w:r>
+      <w:r>
+        <w:rPr>
+          <w:rtl/>
+          <w:lang w:bidi="ar-SA"/>
+        </w:rPr>
+        <w:t xml:space="preserve"> </w:t>
+      </w:r>
+      <w:r>
+        <w:rPr>
+          <w:rFonts w:hint="cs"/>
+          <w:rtl/>
+          <w:lang w:bidi="ar-SA"/>
+        </w:rPr>
+        <w:t>اسْمُهَا</w:t>
+      </w:r>
+      <w:r>
+        <w:rPr>
+          <w:rtl/>
+          <w:lang w:bidi="ar-SA"/>
+        </w:rPr>
+        <w:t xml:space="preserve"> </w:t>
+      </w:r>
+      <w:r>
+        <w:rPr>
+          <w:rFonts w:hint="cs"/>
+          <w:rtl/>
+          <w:lang w:bidi="ar-SA"/>
+        </w:rPr>
+        <w:t>جَثْسَيْمَانِي،</w:t>
+      </w:r>
+      <w:r>
+        <w:rPr>
+          <w:rtl/>
+          <w:lang w:bidi="ar-SA"/>
+        </w:rPr>
+        <w:t xml:space="preserve"> </w:t>
+      </w:r>
+      <w:r>
+        <w:rPr>
+          <w:rFonts w:hint="cs"/>
+          <w:rtl/>
+          <w:lang w:bidi="ar-SA"/>
+        </w:rPr>
+        <w:t>فَقَالَ</w:t>
+      </w:r>
+      <w:r>
+        <w:rPr>
+          <w:rtl/>
+          <w:lang w:bidi="ar-SA"/>
+        </w:rPr>
+        <w:t xml:space="preserve"> </w:t>
+      </w:r>
+      <w:r>
+        <w:rPr>
+          <w:rFonts w:hint="cs"/>
+          <w:rtl/>
+          <w:lang w:bidi="ar-SA"/>
+        </w:rPr>
+        <w:t>لِتَلاَمِيذِهِ</w:t>
+      </w:r>
+      <w:r>
+        <w:rPr>
+          <w:rtl/>
+          <w:lang w:bidi="ar-SA"/>
+        </w:rPr>
+        <w:t>:</w:t>
+      </w:r>
+      <w:r>
+        <w:rPr>
+          <w:rFonts w:hint="cs"/>
+          <w:rtl/>
+          <w:lang w:bidi="ar-SA"/>
+        </w:rPr>
+        <w:t>«اجْلِسُوا</w:t>
+      </w:r>
+      <w:r>
+        <w:rPr>
+          <w:rtl/>
+          <w:lang w:bidi="ar-SA"/>
+        </w:rPr>
+        <w:t xml:space="preserve"> </w:t>
+      </w:r>
+      <w:r>
+        <w:rPr>
+          <w:rFonts w:hint="cs"/>
+          <w:rtl/>
+          <w:lang w:bidi="ar-SA"/>
+        </w:rPr>
+        <w:t>ههُنَا</w:t>
+      </w:r>
+      <w:r>
+        <w:rPr>
+          <w:rtl/>
+          <w:lang w:bidi="ar-SA"/>
+        </w:rPr>
+        <w:t xml:space="preserve"> </w:t>
+      </w:r>
+      <w:r>
+        <w:rPr>
+          <w:rFonts w:hint="cs"/>
+          <w:rtl/>
+          <w:lang w:bidi="ar-SA"/>
+        </w:rPr>
+        <w:t>حَتَّى</w:t>
+      </w:r>
+      <w:r>
+        <w:rPr>
+          <w:rtl/>
+          <w:lang w:bidi="ar-SA"/>
+        </w:rPr>
+        <w:t xml:space="preserve"> </w:t>
+      </w:r>
+      <w:r>
+        <w:rPr>
+          <w:rFonts w:hint="cs"/>
+          <w:rtl/>
+          <w:lang w:bidi="ar-SA"/>
+        </w:rPr>
+        <w:t>أُصَلِّيَ»</w:t>
+      </w:r>
+      <w:r>
+        <w:rPr>
+          <w:rtl/>
+          <w:lang w:bidi="ar-SA"/>
+        </w:rPr>
+        <w:t xml:space="preserve">. </w:t>
       </w:r>
     </w:p>
     <w:p>
@@ -1022,14 +1122,1300 @@
           <w:rtl/>
           <w:lang w:bidi="ar-SA"/>
         </w:rPr>
-        <w:t>مرقس 14: 32- 39: "</w:t>
-      </w:r>
-      <w:r>
-        <w:rPr>
-          <w:rtl/>
-          <w:lang w:bidi="ar-SA"/>
-        </w:rPr>
-        <w:t xml:space="preserve"> 32وَجَاءُوا إِلَى ضَيْعَةٍ اسْمُهَا جَثْسَيْمَانِي، فَقَالَ لِتَلاَمِيذِهِ:«اجْلِسُوا ههُنَا حَتَّى أُصَلِّيَ».  33ثُمَّ أَخَذَ مَعَهُ بُطْرُسَ وَيَعْقُوبَ وَيُوحَنَّا، وَابْتَدَأَ يَدْهَشُ وَيَكْتَئِبُ.  34فَقَالَ لَهُمْ:«نَفْسي حَزِينَةٌ جِدًّا حَتَّى الْمَوْتِ! اُمْكُثُوا هُنَا وَاسْهَرُوا».  35ثُمَّ تَقَدَّمَ قَلِيلاً وَخَرَّ عَلَى الأَرْضِ، وَكَانَ يُصَلِّي لِكَيْ تَعْبُرَ عَنْهُ السَّاعَةُ إِنْ أَمْكَنَ.  36وَقَالَ:«يَا أَبَا الآبُ، كُلُّ شَيْءٍ مُسْتَطَاعٌ لَكَ، فَأَجِزْ عَنِّي هذِهِ الْكَأْسَ. وَلكِنْ لِيَكُنْ لاَ مَا أُرِيدُ أَنَا، بَلْ مَا تُرِيدُ أَنْتَ».  37ثُمَّ جَاءَ وَوَجَدَهُمْ نِيَامًا، فَقَالَ لِبُطْرُسَ:«يَا سِمْعَانُ، أَنْتَ نَائِمٌ! أَمَا قَدَرْتَ أَنْ تَسْهَرَ سَاعَةً وَاحِدَةً؟  38اِسْهَرُوا وَصَلُّوا لِئَلاَّ تَدْخُلُوا فِي تَجْرِبَةٍ. أَمَّا الرُّوحُ فَنَشِيطٌ، وَأَمَّا الْجَسَدُ فَضَعِيفٌ».  39وَمَضَى أَيْضًا وَصَلَّى قَائِلاً ذلِكَ الْكَلاَمَ بِعَيْنِهِ.</w:t>
+        <w:t>"</w:t>
+      </w:r>
+      <w:r>
+        <w:rPr>
+          <w:rtl/>
+          <w:lang w:bidi="ar-SA"/>
+        </w:rPr>
+        <w:t xml:space="preserve"> </w:t>
+      </w:r>
+      <w:r>
+        <w:rPr>
+          <w:rFonts w:ascii="Tahoma" w:hAnsi="Tahoma" w:cs="Tahoma" w:hint="cs"/>
+          <w:rtl/>
+          <w:lang w:bidi="ar-SA"/>
+        </w:rPr>
+        <w:t>﻿</w:t>
+      </w:r>
+      <w:r>
+        <w:rPr>
+          <w:rtl/>
+          <w:lang w:bidi="ar-SA"/>
+        </w:rPr>
+        <w:t>33</w:t>
+      </w:r>
+      <w:r>
+        <w:rPr>
+          <w:rFonts w:ascii="Tahoma" w:hAnsi="Tahoma" w:cs="Tahoma" w:hint="cs"/>
+          <w:rtl/>
+          <w:lang w:bidi="ar-SA"/>
+        </w:rPr>
+        <w:t>﻿</w:t>
+      </w:r>
+      <w:r>
+        <w:rPr>
+          <w:rtl/>
+          <w:lang w:bidi="ar-SA"/>
+        </w:rPr>
+        <w:t xml:space="preserve"> </w:t>
+      </w:r>
+      <w:r>
+        <w:rPr>
+          <w:rFonts w:ascii="Tahoma" w:hAnsi="Tahoma" w:cs="Tahoma" w:hint="cs"/>
+          <w:rtl/>
+          <w:lang w:bidi="ar-SA"/>
+        </w:rPr>
+        <w:t>﻿</w:t>
+      </w:r>
+      <w:r>
+        <w:rPr>
+          <w:rFonts w:hint="cs"/>
+          <w:rtl/>
+          <w:lang w:bidi="ar-SA"/>
+        </w:rPr>
+        <w:t>ثُمَّ</w:t>
+      </w:r>
+      <w:r>
+        <w:rPr>
+          <w:rtl/>
+          <w:lang w:bidi="ar-SA"/>
+        </w:rPr>
+        <w:t xml:space="preserve"> </w:t>
+      </w:r>
+      <w:r>
+        <w:rPr>
+          <w:rFonts w:hint="cs"/>
+          <w:rtl/>
+          <w:lang w:bidi="ar-SA"/>
+        </w:rPr>
+        <w:t>أَخَذَ</w:t>
+      </w:r>
+      <w:r>
+        <w:rPr>
+          <w:rtl/>
+          <w:lang w:bidi="ar-SA"/>
+        </w:rPr>
+        <w:t xml:space="preserve"> </w:t>
+      </w:r>
+      <w:r>
+        <w:rPr>
+          <w:rFonts w:hint="cs"/>
+          <w:rtl/>
+          <w:lang w:bidi="ar-SA"/>
+        </w:rPr>
+        <w:t>مَعَهُ</w:t>
+      </w:r>
+      <w:r>
+        <w:rPr>
+          <w:rtl/>
+          <w:lang w:bidi="ar-SA"/>
+        </w:rPr>
+        <w:t xml:space="preserve"> </w:t>
+      </w:r>
+      <w:r>
+        <w:rPr>
+          <w:rFonts w:hint="cs"/>
+          <w:rtl/>
+          <w:lang w:bidi="ar-SA"/>
+        </w:rPr>
+        <w:t>بُطْرُسَ</w:t>
+      </w:r>
+      <w:r>
+        <w:rPr>
+          <w:rtl/>
+          <w:lang w:bidi="ar-SA"/>
+        </w:rPr>
+        <w:t xml:space="preserve"> </w:t>
+      </w:r>
+      <w:r>
+        <w:rPr>
+          <w:rFonts w:hint="cs"/>
+          <w:rtl/>
+          <w:lang w:bidi="ar-SA"/>
+        </w:rPr>
+        <w:t>وَيَعْقُوبَ</w:t>
+      </w:r>
+      <w:r>
+        <w:rPr>
+          <w:rtl/>
+          <w:lang w:bidi="ar-SA"/>
+        </w:rPr>
+        <w:t xml:space="preserve"> </w:t>
+      </w:r>
+      <w:r>
+        <w:rPr>
+          <w:rFonts w:hint="cs"/>
+          <w:rtl/>
+          <w:lang w:bidi="ar-SA"/>
+        </w:rPr>
+        <w:t>وَيُوحَنَّا،</w:t>
+      </w:r>
+      <w:r>
+        <w:rPr>
+          <w:rtl/>
+          <w:lang w:bidi="ar-SA"/>
+        </w:rPr>
+        <w:t xml:space="preserve"> </w:t>
+      </w:r>
+      <w:r>
+        <w:rPr>
+          <w:rFonts w:hint="cs"/>
+          <w:rtl/>
+          <w:lang w:bidi="ar-SA"/>
+        </w:rPr>
+        <w:t>وَابْتَدَأَ</w:t>
+      </w:r>
+      <w:r>
+        <w:rPr>
+          <w:rtl/>
+          <w:lang w:bidi="ar-SA"/>
+        </w:rPr>
+        <w:t xml:space="preserve"> </w:t>
+      </w:r>
+      <w:r>
+        <w:rPr>
+          <w:rFonts w:hint="cs"/>
+          <w:rtl/>
+          <w:lang w:bidi="ar-SA"/>
+        </w:rPr>
+        <w:t>يَدْهَشُ</w:t>
+      </w:r>
+      <w:r>
+        <w:rPr>
+          <w:rtl/>
+          <w:lang w:bidi="ar-SA"/>
+        </w:rPr>
+        <w:t xml:space="preserve"> </w:t>
+      </w:r>
+      <w:r>
+        <w:rPr>
+          <w:rFonts w:hint="cs"/>
+          <w:rtl/>
+          <w:lang w:bidi="ar-SA"/>
+        </w:rPr>
+        <w:t>وَيَكْتَئِبُ</w:t>
+      </w:r>
+      <w:r>
+        <w:rPr>
+          <w:rtl/>
+          <w:lang w:bidi="ar-SA"/>
+        </w:rPr>
+        <w:t xml:space="preserve">.  </w:t>
+      </w:r>
+      <w:r>
+        <w:rPr>
+          <w:rFonts w:ascii="Tahoma" w:hAnsi="Tahoma" w:cs="Tahoma" w:hint="cs"/>
+          <w:rtl/>
+          <w:lang w:bidi="ar-SA"/>
+        </w:rPr>
+        <w:t>﻿</w:t>
+      </w:r>
+      <w:r>
+        <w:rPr>
+          <w:rtl/>
+          <w:lang w:bidi="ar-SA"/>
+        </w:rPr>
+        <w:t>34</w:t>
+      </w:r>
+      <w:r>
+        <w:rPr>
+          <w:rFonts w:ascii="Tahoma" w:hAnsi="Tahoma" w:cs="Tahoma" w:hint="cs"/>
+          <w:rtl/>
+          <w:lang w:bidi="ar-SA"/>
+        </w:rPr>
+        <w:t>﻿</w:t>
+      </w:r>
+      <w:r>
+        <w:rPr>
+          <w:rtl/>
+          <w:lang w:bidi="ar-SA"/>
+        </w:rPr>
+        <w:t xml:space="preserve"> </w:t>
+      </w:r>
+      <w:r>
+        <w:rPr>
+          <w:rFonts w:ascii="Tahoma" w:hAnsi="Tahoma" w:cs="Tahoma" w:hint="cs"/>
+          <w:rtl/>
+          <w:lang w:bidi="ar-SA"/>
+        </w:rPr>
+        <w:t>﻿</w:t>
+      </w:r>
+      <w:r>
+        <w:rPr>
+          <w:rFonts w:hint="cs"/>
+          <w:rtl/>
+          <w:lang w:bidi="ar-SA"/>
+        </w:rPr>
+        <w:t>فَقَالَ</w:t>
+      </w:r>
+      <w:r>
+        <w:rPr>
+          <w:rtl/>
+          <w:lang w:bidi="ar-SA"/>
+        </w:rPr>
+        <w:t xml:space="preserve"> </w:t>
+      </w:r>
+      <w:r>
+        <w:rPr>
+          <w:rFonts w:hint="cs"/>
+          <w:rtl/>
+          <w:lang w:bidi="ar-SA"/>
+        </w:rPr>
+        <w:t>لَهُمْ</w:t>
+      </w:r>
+      <w:r>
+        <w:rPr>
+          <w:rtl/>
+          <w:lang w:bidi="ar-SA"/>
+        </w:rPr>
+        <w:t>:</w:t>
+      </w:r>
+      <w:r>
+        <w:rPr>
+          <w:rFonts w:hint="cs"/>
+          <w:rtl/>
+          <w:lang w:bidi="ar-SA"/>
+        </w:rPr>
+        <w:t>«نَفْسي</w:t>
+      </w:r>
+      <w:r>
+        <w:rPr>
+          <w:rtl/>
+          <w:lang w:bidi="ar-SA"/>
+        </w:rPr>
+        <w:t xml:space="preserve"> </w:t>
+      </w:r>
+      <w:r>
+        <w:rPr>
+          <w:rFonts w:hint="cs"/>
+          <w:rtl/>
+          <w:lang w:bidi="ar-SA"/>
+        </w:rPr>
+        <w:t>حَزِينَةٌ</w:t>
+      </w:r>
+      <w:r>
+        <w:rPr>
+          <w:rtl/>
+          <w:lang w:bidi="ar-SA"/>
+        </w:rPr>
+        <w:t xml:space="preserve"> </w:t>
+      </w:r>
+      <w:r>
+        <w:rPr>
+          <w:rFonts w:hint="cs"/>
+          <w:rtl/>
+          <w:lang w:bidi="ar-SA"/>
+        </w:rPr>
+        <w:t>جِدًّا</w:t>
+      </w:r>
+      <w:r>
+        <w:rPr>
+          <w:rtl/>
+          <w:lang w:bidi="ar-SA"/>
+        </w:rPr>
+        <w:t xml:space="preserve"> </w:t>
+      </w:r>
+      <w:r>
+        <w:rPr>
+          <w:rFonts w:hint="cs"/>
+          <w:rtl/>
+          <w:lang w:bidi="ar-SA"/>
+        </w:rPr>
+        <w:t>حَتَّى</w:t>
+      </w:r>
+      <w:r>
+        <w:rPr>
+          <w:rtl/>
+          <w:lang w:bidi="ar-SA"/>
+        </w:rPr>
+        <w:t xml:space="preserve"> </w:t>
+      </w:r>
+      <w:r>
+        <w:rPr>
+          <w:rFonts w:hint="cs"/>
+          <w:rtl/>
+          <w:lang w:bidi="ar-SA"/>
+        </w:rPr>
+        <w:t>الْمَوْتِ</w:t>
+      </w:r>
+      <w:r>
+        <w:rPr>
+          <w:rtl/>
+          <w:lang w:bidi="ar-SA"/>
+        </w:rPr>
+        <w:t xml:space="preserve">! </w:t>
+      </w:r>
+      <w:r>
+        <w:rPr>
+          <w:rFonts w:hint="cs"/>
+          <w:rtl/>
+          <w:lang w:bidi="ar-SA"/>
+        </w:rPr>
+        <w:t>اُمْكُثُوا</w:t>
+      </w:r>
+      <w:r>
+        <w:rPr>
+          <w:rtl/>
+          <w:lang w:bidi="ar-SA"/>
+        </w:rPr>
+        <w:t xml:space="preserve"> </w:t>
+      </w:r>
+      <w:r>
+        <w:rPr>
+          <w:rFonts w:hint="cs"/>
+          <w:rtl/>
+          <w:lang w:bidi="ar-SA"/>
+        </w:rPr>
+        <w:t>هُنَا</w:t>
+      </w:r>
+      <w:r>
+        <w:rPr>
+          <w:rtl/>
+          <w:lang w:bidi="ar-SA"/>
+        </w:rPr>
+        <w:t xml:space="preserve"> </w:t>
+      </w:r>
+      <w:r>
+        <w:rPr>
+          <w:rFonts w:hint="cs"/>
+          <w:rtl/>
+          <w:lang w:bidi="ar-SA"/>
+        </w:rPr>
+        <w:t>وَاسْهَرُوا»</w:t>
+      </w:r>
+      <w:r>
+        <w:rPr>
+          <w:rtl/>
+          <w:lang w:bidi="ar-SA"/>
+        </w:rPr>
+        <w:t xml:space="preserve">.  </w:t>
+      </w:r>
+      <w:r>
+        <w:rPr>
+          <w:rFonts w:ascii="Tahoma" w:hAnsi="Tahoma" w:cs="Tahoma" w:hint="cs"/>
+          <w:rtl/>
+          <w:lang w:bidi="ar-SA"/>
+        </w:rPr>
+        <w:t>﻿</w:t>
+      </w:r>
+      <w:r>
+        <w:rPr>
+          <w:rtl/>
+          <w:lang w:bidi="ar-SA"/>
+        </w:rPr>
+        <w:t>35</w:t>
+      </w:r>
+      <w:r>
+        <w:rPr>
+          <w:rFonts w:ascii="Tahoma" w:hAnsi="Tahoma" w:cs="Tahoma" w:hint="cs"/>
+          <w:rtl/>
+          <w:lang w:bidi="ar-SA"/>
+        </w:rPr>
+        <w:t>﻿</w:t>
+      </w:r>
+      <w:r>
+        <w:rPr>
+          <w:rtl/>
+          <w:lang w:bidi="ar-SA"/>
+        </w:rPr>
+        <w:t xml:space="preserve"> </w:t>
+      </w:r>
+      <w:r>
+        <w:rPr>
+          <w:rFonts w:ascii="Tahoma" w:hAnsi="Tahoma" w:cs="Tahoma" w:hint="cs"/>
+          <w:rtl/>
+          <w:lang w:bidi="ar-SA"/>
+        </w:rPr>
+        <w:t>﻿</w:t>
+      </w:r>
+      <w:r>
+        <w:rPr>
+          <w:rFonts w:hint="cs"/>
+          <w:rtl/>
+          <w:lang w:bidi="ar-SA"/>
+        </w:rPr>
+        <w:t>ثُمَّ</w:t>
+      </w:r>
+      <w:r>
+        <w:rPr>
+          <w:rtl/>
+          <w:lang w:bidi="ar-SA"/>
+        </w:rPr>
+        <w:t xml:space="preserve"> </w:t>
+      </w:r>
+      <w:r>
+        <w:rPr>
+          <w:rFonts w:hint="cs"/>
+          <w:rtl/>
+          <w:lang w:bidi="ar-SA"/>
+        </w:rPr>
+        <w:t>تَقَدَّمَ</w:t>
+      </w:r>
+      <w:r>
+        <w:rPr>
+          <w:rtl/>
+          <w:lang w:bidi="ar-SA"/>
+        </w:rPr>
+        <w:t xml:space="preserve"> </w:t>
+      </w:r>
+      <w:r>
+        <w:rPr>
+          <w:rFonts w:hint="cs"/>
+          <w:rtl/>
+          <w:lang w:bidi="ar-SA"/>
+        </w:rPr>
+        <w:t>قَلِيلاً</w:t>
+      </w:r>
+      <w:r>
+        <w:rPr>
+          <w:rtl/>
+          <w:lang w:bidi="ar-SA"/>
+        </w:rPr>
+        <w:t xml:space="preserve"> </w:t>
+      </w:r>
+      <w:r>
+        <w:rPr>
+          <w:rFonts w:hint="cs"/>
+          <w:rtl/>
+          <w:lang w:bidi="ar-SA"/>
+        </w:rPr>
+        <w:t>وَخَرَّ</w:t>
+      </w:r>
+      <w:r>
+        <w:rPr>
+          <w:rtl/>
+          <w:lang w:bidi="ar-SA"/>
+        </w:rPr>
+        <w:t xml:space="preserve"> </w:t>
+      </w:r>
+      <w:r>
+        <w:rPr>
+          <w:rFonts w:hint="cs"/>
+          <w:rtl/>
+          <w:lang w:bidi="ar-SA"/>
+        </w:rPr>
+        <w:t>عَلَى</w:t>
+      </w:r>
+      <w:r>
+        <w:rPr>
+          <w:rtl/>
+          <w:lang w:bidi="ar-SA"/>
+        </w:rPr>
+        <w:t xml:space="preserve"> </w:t>
+      </w:r>
+      <w:r>
+        <w:rPr>
+          <w:rFonts w:hint="cs"/>
+          <w:rtl/>
+          <w:lang w:bidi="ar-SA"/>
+        </w:rPr>
+        <w:t>الأَرْضِ،</w:t>
+      </w:r>
+      <w:r>
+        <w:rPr>
+          <w:rtl/>
+          <w:lang w:bidi="ar-SA"/>
+        </w:rPr>
+        <w:t xml:space="preserve"> </w:t>
+      </w:r>
+      <w:r>
+        <w:rPr>
+          <w:rFonts w:hint="cs"/>
+          <w:rtl/>
+          <w:lang w:bidi="ar-SA"/>
+        </w:rPr>
+        <w:t>وَكَانَ</w:t>
+      </w:r>
+      <w:r>
+        <w:rPr>
+          <w:rtl/>
+          <w:lang w:bidi="ar-SA"/>
+        </w:rPr>
+        <w:t xml:space="preserve"> </w:t>
+      </w:r>
+      <w:r>
+        <w:rPr>
+          <w:rFonts w:hint="cs"/>
+          <w:rtl/>
+          <w:lang w:bidi="ar-SA"/>
+        </w:rPr>
+        <w:t>يُصَلِّي</w:t>
+      </w:r>
+      <w:r>
+        <w:rPr>
+          <w:rtl/>
+          <w:lang w:bidi="ar-SA"/>
+        </w:rPr>
+        <w:t xml:space="preserve"> </w:t>
+      </w:r>
+      <w:r>
+        <w:rPr>
+          <w:rFonts w:hint="cs"/>
+          <w:rtl/>
+          <w:lang w:bidi="ar-SA"/>
+        </w:rPr>
+        <w:t>لِكَيْ</w:t>
+      </w:r>
+      <w:r>
+        <w:rPr>
+          <w:rtl/>
+          <w:lang w:bidi="ar-SA"/>
+        </w:rPr>
+        <w:t xml:space="preserve"> </w:t>
+      </w:r>
+      <w:r>
+        <w:rPr>
+          <w:rFonts w:hint="cs"/>
+          <w:rtl/>
+          <w:lang w:bidi="ar-SA"/>
+        </w:rPr>
+        <w:t>تَعْبُرَ</w:t>
+      </w:r>
+      <w:r>
+        <w:rPr>
+          <w:rtl/>
+          <w:lang w:bidi="ar-SA"/>
+        </w:rPr>
+        <w:t xml:space="preserve"> </w:t>
+      </w:r>
+      <w:r>
+        <w:rPr>
+          <w:rFonts w:hint="cs"/>
+          <w:rtl/>
+          <w:lang w:bidi="ar-SA"/>
+        </w:rPr>
+        <w:t>عَنْهُ</w:t>
+      </w:r>
+      <w:r>
+        <w:rPr>
+          <w:rtl/>
+          <w:lang w:bidi="ar-SA"/>
+        </w:rPr>
+        <w:t xml:space="preserve"> </w:t>
+      </w:r>
+      <w:r>
+        <w:rPr>
+          <w:rFonts w:hint="cs"/>
+          <w:rtl/>
+          <w:lang w:bidi="ar-SA"/>
+        </w:rPr>
+        <w:t>السَّاعَةُ</w:t>
+      </w:r>
+      <w:r>
+        <w:rPr>
+          <w:rtl/>
+          <w:lang w:bidi="ar-SA"/>
+        </w:rPr>
+        <w:t xml:space="preserve"> </w:t>
+      </w:r>
+      <w:r>
+        <w:rPr>
+          <w:rFonts w:hint="cs"/>
+          <w:rtl/>
+          <w:lang w:bidi="ar-SA"/>
+        </w:rPr>
+        <w:t>إِنْ</w:t>
+      </w:r>
+      <w:r>
+        <w:rPr>
+          <w:rtl/>
+          <w:lang w:bidi="ar-SA"/>
+        </w:rPr>
+        <w:t xml:space="preserve"> </w:t>
+      </w:r>
+      <w:r>
+        <w:rPr>
+          <w:rFonts w:hint="cs"/>
+          <w:rtl/>
+          <w:lang w:bidi="ar-SA"/>
+        </w:rPr>
+        <w:t>أَمْكَنَ</w:t>
+      </w:r>
+      <w:r>
+        <w:rPr>
+          <w:rtl/>
+          <w:lang w:bidi="ar-SA"/>
+        </w:rPr>
+        <w:t xml:space="preserve">.  </w:t>
+      </w:r>
+      <w:r>
+        <w:rPr>
+          <w:rFonts w:ascii="Tahoma" w:hAnsi="Tahoma" w:cs="Tahoma" w:hint="cs"/>
+          <w:rtl/>
+          <w:lang w:bidi="ar-SA"/>
+        </w:rPr>
+        <w:t>﻿</w:t>
+      </w:r>
+      <w:r>
+        <w:rPr>
+          <w:rtl/>
+          <w:lang w:bidi="ar-SA"/>
+        </w:rPr>
+        <w:t>36</w:t>
+      </w:r>
+      <w:r>
+        <w:rPr>
+          <w:rFonts w:ascii="Tahoma" w:hAnsi="Tahoma" w:cs="Tahoma" w:hint="cs"/>
+          <w:rtl/>
+          <w:lang w:bidi="ar-SA"/>
+        </w:rPr>
+        <w:t>﻿</w:t>
+      </w:r>
+      <w:r>
+        <w:rPr>
+          <w:rtl/>
+          <w:lang w:bidi="ar-SA"/>
+        </w:rPr>
+        <w:t xml:space="preserve"> </w:t>
+      </w:r>
+      <w:r>
+        <w:rPr>
+          <w:rFonts w:ascii="Tahoma" w:hAnsi="Tahoma" w:cs="Tahoma" w:hint="cs"/>
+          <w:rtl/>
+          <w:lang w:bidi="ar-SA"/>
+        </w:rPr>
+        <w:t>﻿</w:t>
+      </w:r>
+      <w:r>
+        <w:rPr>
+          <w:rFonts w:hint="cs"/>
+          <w:rtl/>
+          <w:lang w:bidi="ar-SA"/>
+        </w:rPr>
+        <w:t>وَقَالَ</w:t>
+      </w:r>
+      <w:r>
+        <w:rPr>
+          <w:rtl/>
+          <w:lang w:bidi="ar-SA"/>
+        </w:rPr>
+        <w:t>:</w:t>
+      </w:r>
+      <w:r>
+        <w:rPr>
+          <w:rFonts w:hint="cs"/>
+          <w:rtl/>
+          <w:lang w:bidi="ar-SA"/>
+        </w:rPr>
+        <w:t>«يَا</w:t>
+      </w:r>
+      <w:r>
+        <w:rPr>
+          <w:rtl/>
+          <w:lang w:bidi="ar-SA"/>
+        </w:rPr>
+        <w:t xml:space="preserve"> </w:t>
+      </w:r>
+      <w:r>
+        <w:rPr>
+          <w:rFonts w:hint="cs"/>
+          <w:rtl/>
+          <w:lang w:bidi="ar-SA"/>
+        </w:rPr>
+        <w:t>أَبَا</w:t>
+      </w:r>
+      <w:r>
+        <w:rPr>
+          <w:rtl/>
+          <w:lang w:bidi="ar-SA"/>
+        </w:rPr>
+        <w:t xml:space="preserve"> </w:t>
+      </w:r>
+      <w:r>
+        <w:rPr>
+          <w:rFonts w:hint="cs"/>
+          <w:rtl/>
+          <w:lang w:bidi="ar-SA"/>
+        </w:rPr>
+        <w:t>الآبُ،</w:t>
+      </w:r>
+      <w:r>
+        <w:rPr>
+          <w:rtl/>
+          <w:lang w:bidi="ar-SA"/>
+        </w:rPr>
+        <w:t xml:space="preserve"> </w:t>
+      </w:r>
+      <w:r>
+        <w:rPr>
+          <w:rFonts w:hint="cs"/>
+          <w:rtl/>
+          <w:lang w:bidi="ar-SA"/>
+        </w:rPr>
+        <w:t>كُلُّ</w:t>
+      </w:r>
+      <w:r>
+        <w:rPr>
+          <w:rtl/>
+          <w:lang w:bidi="ar-SA"/>
+        </w:rPr>
+        <w:t xml:space="preserve"> </w:t>
+      </w:r>
+      <w:r>
+        <w:rPr>
+          <w:rFonts w:hint="cs"/>
+          <w:rtl/>
+          <w:lang w:bidi="ar-SA"/>
+        </w:rPr>
+        <w:t>شَيْءٍ</w:t>
+      </w:r>
+      <w:r>
+        <w:rPr>
+          <w:rtl/>
+          <w:lang w:bidi="ar-SA"/>
+        </w:rPr>
+        <w:t xml:space="preserve"> </w:t>
+      </w:r>
+      <w:r>
+        <w:rPr>
+          <w:rFonts w:hint="cs"/>
+          <w:rtl/>
+          <w:lang w:bidi="ar-SA"/>
+        </w:rPr>
+        <w:t>مُسْتَطَاعٌ</w:t>
+      </w:r>
+      <w:r>
+        <w:rPr>
+          <w:rtl/>
+          <w:lang w:bidi="ar-SA"/>
+        </w:rPr>
+        <w:t xml:space="preserve"> </w:t>
+      </w:r>
+      <w:r>
+        <w:rPr>
+          <w:rFonts w:hint="cs"/>
+          <w:rtl/>
+          <w:lang w:bidi="ar-SA"/>
+        </w:rPr>
+        <w:t>لَكَ،</w:t>
+      </w:r>
+      <w:r>
+        <w:rPr>
+          <w:rtl/>
+          <w:lang w:bidi="ar-SA"/>
+        </w:rPr>
+        <w:t xml:space="preserve"> </w:t>
+      </w:r>
+      <w:r>
+        <w:rPr>
+          <w:rFonts w:hint="cs"/>
+          <w:rtl/>
+          <w:lang w:bidi="ar-SA"/>
+        </w:rPr>
+        <w:t>فَأَجِزْ</w:t>
+      </w:r>
+      <w:r>
+        <w:rPr>
+          <w:rtl/>
+          <w:lang w:bidi="ar-SA"/>
+        </w:rPr>
+        <w:t xml:space="preserve"> </w:t>
+      </w:r>
+      <w:r>
+        <w:rPr>
+          <w:rFonts w:hint="cs"/>
+          <w:rtl/>
+          <w:lang w:bidi="ar-SA"/>
+        </w:rPr>
+        <w:t>عَنِّي</w:t>
+      </w:r>
+      <w:r>
+        <w:rPr>
+          <w:rtl/>
+          <w:lang w:bidi="ar-SA"/>
+        </w:rPr>
+        <w:t xml:space="preserve"> </w:t>
+      </w:r>
+      <w:r>
+        <w:rPr>
+          <w:rFonts w:hint="cs"/>
+          <w:rtl/>
+          <w:lang w:bidi="ar-SA"/>
+        </w:rPr>
+        <w:t>هذِهِ</w:t>
+      </w:r>
+      <w:r>
+        <w:rPr>
+          <w:rtl/>
+          <w:lang w:bidi="ar-SA"/>
+        </w:rPr>
+        <w:t xml:space="preserve"> </w:t>
+      </w:r>
+      <w:r>
+        <w:rPr>
+          <w:rFonts w:hint="cs"/>
+          <w:rtl/>
+          <w:lang w:bidi="ar-SA"/>
+        </w:rPr>
+        <w:t>الْكَأْسَ</w:t>
+      </w:r>
+      <w:r>
+        <w:rPr>
+          <w:rtl/>
+          <w:lang w:bidi="ar-SA"/>
+        </w:rPr>
+        <w:t xml:space="preserve">. </w:t>
+      </w:r>
+      <w:r>
+        <w:rPr>
+          <w:rFonts w:hint="cs"/>
+          <w:rtl/>
+          <w:lang w:bidi="ar-SA"/>
+        </w:rPr>
+        <w:t>وَلكِنْ</w:t>
+      </w:r>
+      <w:r>
+        <w:rPr>
+          <w:rtl/>
+          <w:lang w:bidi="ar-SA"/>
+        </w:rPr>
+        <w:t xml:space="preserve"> </w:t>
+      </w:r>
+      <w:r>
+        <w:rPr>
+          <w:rFonts w:hint="cs"/>
+          <w:rtl/>
+          <w:lang w:bidi="ar-SA"/>
+        </w:rPr>
+        <w:t>لِيَكُنْ</w:t>
+      </w:r>
+      <w:r>
+        <w:rPr>
+          <w:rtl/>
+          <w:lang w:bidi="ar-SA"/>
+        </w:rPr>
+        <w:t xml:space="preserve"> </w:t>
+      </w:r>
+      <w:r>
+        <w:rPr>
+          <w:rFonts w:hint="cs"/>
+          <w:rtl/>
+          <w:lang w:bidi="ar-SA"/>
+        </w:rPr>
+        <w:t>لاَ</w:t>
+      </w:r>
+      <w:r>
+        <w:rPr>
+          <w:rtl/>
+          <w:lang w:bidi="ar-SA"/>
+        </w:rPr>
+        <w:t xml:space="preserve"> </w:t>
+      </w:r>
+      <w:r>
+        <w:rPr>
+          <w:rFonts w:hint="cs"/>
+          <w:rtl/>
+          <w:lang w:bidi="ar-SA"/>
+        </w:rPr>
+        <w:t>مَا</w:t>
+      </w:r>
+      <w:r>
+        <w:rPr>
+          <w:rtl/>
+          <w:lang w:bidi="ar-SA"/>
+        </w:rPr>
+        <w:t xml:space="preserve"> </w:t>
+      </w:r>
+      <w:r>
+        <w:rPr>
+          <w:rFonts w:hint="cs"/>
+          <w:rtl/>
+          <w:lang w:bidi="ar-SA"/>
+        </w:rPr>
+        <w:t>أُرِيدُ</w:t>
+      </w:r>
+      <w:r>
+        <w:rPr>
+          <w:rtl/>
+          <w:lang w:bidi="ar-SA"/>
+        </w:rPr>
+        <w:t xml:space="preserve"> </w:t>
+      </w:r>
+      <w:r>
+        <w:rPr>
+          <w:rFonts w:hint="cs"/>
+          <w:rtl/>
+          <w:lang w:bidi="ar-SA"/>
+        </w:rPr>
+        <w:t>أَنَا،</w:t>
+      </w:r>
+      <w:r>
+        <w:rPr>
+          <w:rtl/>
+          <w:lang w:bidi="ar-SA"/>
+        </w:rPr>
+        <w:t xml:space="preserve"> </w:t>
+      </w:r>
+      <w:r>
+        <w:rPr>
+          <w:rFonts w:hint="cs"/>
+          <w:rtl/>
+          <w:lang w:bidi="ar-SA"/>
+        </w:rPr>
+        <w:t>بَلْ</w:t>
+      </w:r>
+      <w:r>
+        <w:rPr>
+          <w:rtl/>
+          <w:lang w:bidi="ar-SA"/>
+        </w:rPr>
+        <w:t xml:space="preserve"> </w:t>
+      </w:r>
+      <w:r>
+        <w:rPr>
+          <w:rFonts w:hint="cs"/>
+          <w:rtl/>
+          <w:lang w:bidi="ar-SA"/>
+        </w:rPr>
+        <w:t>مَا</w:t>
+      </w:r>
+      <w:r>
+        <w:rPr>
+          <w:rtl/>
+          <w:lang w:bidi="ar-SA"/>
+        </w:rPr>
+        <w:t xml:space="preserve"> </w:t>
+      </w:r>
+      <w:r>
+        <w:rPr>
+          <w:rFonts w:hint="cs"/>
+          <w:rtl/>
+          <w:lang w:bidi="ar-SA"/>
+        </w:rPr>
+        <w:t>تُرِيدُ</w:t>
+      </w:r>
+      <w:r>
+        <w:rPr>
+          <w:rtl/>
+          <w:lang w:bidi="ar-SA"/>
+        </w:rPr>
+        <w:t xml:space="preserve"> </w:t>
+      </w:r>
+      <w:r>
+        <w:rPr>
+          <w:rFonts w:hint="cs"/>
+          <w:rtl/>
+          <w:lang w:bidi="ar-SA"/>
+        </w:rPr>
+        <w:t>أَنْتَ»</w:t>
+      </w:r>
+      <w:r>
+        <w:rPr>
+          <w:rtl/>
+          <w:lang w:bidi="ar-SA"/>
+        </w:rPr>
+        <w:t xml:space="preserve">.  </w:t>
+      </w:r>
+      <w:r>
+        <w:rPr>
+          <w:rFonts w:ascii="Tahoma" w:hAnsi="Tahoma" w:cs="Tahoma" w:hint="cs"/>
+          <w:rtl/>
+          <w:lang w:bidi="ar-SA"/>
+        </w:rPr>
+        <w:t>﻿</w:t>
+      </w:r>
+      <w:r>
+        <w:rPr>
+          <w:rtl/>
+          <w:lang w:bidi="ar-SA"/>
+        </w:rPr>
+        <w:t>37</w:t>
+      </w:r>
+      <w:r>
+        <w:rPr>
+          <w:rFonts w:ascii="Tahoma" w:hAnsi="Tahoma" w:cs="Tahoma" w:hint="cs"/>
+          <w:rtl/>
+          <w:lang w:bidi="ar-SA"/>
+        </w:rPr>
+        <w:t>﻿</w:t>
+      </w:r>
+      <w:r>
+        <w:rPr>
+          <w:rtl/>
+          <w:lang w:bidi="ar-SA"/>
+        </w:rPr>
+        <w:t xml:space="preserve"> </w:t>
+      </w:r>
+      <w:r>
+        <w:rPr>
+          <w:rFonts w:ascii="Tahoma" w:hAnsi="Tahoma" w:cs="Tahoma" w:hint="cs"/>
+          <w:rtl/>
+          <w:lang w:bidi="ar-SA"/>
+        </w:rPr>
+        <w:t>﻿</w:t>
+      </w:r>
+      <w:r>
+        <w:rPr>
+          <w:rFonts w:hint="cs"/>
+          <w:rtl/>
+          <w:lang w:bidi="ar-SA"/>
+        </w:rPr>
+        <w:t>ثُمَّ</w:t>
+      </w:r>
+      <w:r>
+        <w:rPr>
+          <w:rtl/>
+          <w:lang w:bidi="ar-SA"/>
+        </w:rPr>
+        <w:t xml:space="preserve"> </w:t>
+      </w:r>
+      <w:r>
+        <w:rPr>
+          <w:rFonts w:hint="cs"/>
+          <w:rtl/>
+          <w:lang w:bidi="ar-SA"/>
+        </w:rPr>
+        <w:t>جَاءَ</w:t>
+      </w:r>
+      <w:r>
+        <w:rPr>
+          <w:rtl/>
+          <w:lang w:bidi="ar-SA"/>
+        </w:rPr>
+        <w:t xml:space="preserve"> </w:t>
+      </w:r>
+      <w:r>
+        <w:rPr>
+          <w:rFonts w:hint="cs"/>
+          <w:rtl/>
+          <w:lang w:bidi="ar-SA"/>
+        </w:rPr>
+        <w:t>وَوَجَدَهُمْ</w:t>
+      </w:r>
+      <w:r>
+        <w:rPr>
+          <w:rtl/>
+          <w:lang w:bidi="ar-SA"/>
+        </w:rPr>
+        <w:t xml:space="preserve"> </w:t>
+      </w:r>
+      <w:r>
+        <w:rPr>
+          <w:rFonts w:hint="cs"/>
+          <w:rtl/>
+          <w:lang w:bidi="ar-SA"/>
+        </w:rPr>
+        <w:t>نِي</w:t>
+      </w:r>
+      <w:r>
+        <w:rPr>
+          <w:rtl/>
+          <w:lang w:bidi="ar-SA"/>
+        </w:rPr>
+        <w:t xml:space="preserve">َامًا، فَقَالَ لِبُطْرُسَ:«يَا سِمْعَانُ، أَنْتَ نَائِمٌ! أَمَا قَدَرْتَ أَنْ تَسْهَرَ سَاعَةً وَاحِدَةً؟  </w:t>
+      </w:r>
+      <w:r>
+        <w:rPr>
+          <w:rFonts w:ascii="Tahoma" w:hAnsi="Tahoma" w:cs="Tahoma" w:hint="cs"/>
+          <w:rtl/>
+          <w:lang w:bidi="ar-SA"/>
+        </w:rPr>
+        <w:t>﻿</w:t>
+      </w:r>
+      <w:r>
+        <w:rPr>
+          <w:rtl/>
+          <w:lang w:bidi="ar-SA"/>
+        </w:rPr>
+        <w:t>38</w:t>
+      </w:r>
+      <w:r>
+        <w:rPr>
+          <w:rFonts w:ascii="Tahoma" w:hAnsi="Tahoma" w:cs="Tahoma" w:hint="cs"/>
+          <w:rtl/>
+          <w:lang w:bidi="ar-SA"/>
+        </w:rPr>
+        <w:t>﻿</w:t>
+      </w:r>
+      <w:r>
+        <w:rPr>
+          <w:rtl/>
+          <w:lang w:bidi="ar-SA"/>
+        </w:rPr>
+        <w:t xml:space="preserve"> </w:t>
+      </w:r>
+      <w:r>
+        <w:rPr>
+          <w:rFonts w:ascii="Tahoma" w:hAnsi="Tahoma" w:cs="Tahoma" w:hint="cs"/>
+          <w:rtl/>
+          <w:lang w:bidi="ar-SA"/>
+        </w:rPr>
+        <w:t>﻿</w:t>
+      </w:r>
+      <w:r>
+        <w:rPr>
+          <w:rFonts w:hint="cs"/>
+          <w:rtl/>
+          <w:lang w:bidi="ar-SA"/>
+        </w:rPr>
+        <w:t>اِسْهَرُوا</w:t>
+      </w:r>
+      <w:r>
+        <w:rPr>
+          <w:rtl/>
+          <w:lang w:bidi="ar-SA"/>
+        </w:rPr>
+        <w:t xml:space="preserve"> </w:t>
+      </w:r>
+      <w:r>
+        <w:rPr>
+          <w:rFonts w:hint="cs"/>
+          <w:rtl/>
+          <w:lang w:bidi="ar-SA"/>
+        </w:rPr>
+        <w:t>وَصَلّ</w:t>
+      </w:r>
+      <w:r>
+        <w:rPr>
+          <w:rtl/>
+          <w:lang w:bidi="ar-SA"/>
+        </w:rPr>
+        <w:t xml:space="preserve">ُوا لِئَلاَّ تَدْخُلُوا فِي تَجْرِبَةٍ. أَمَّا الرُّوحُ فَنَشِيطٌ، وَأَمَّا الْجَسَدُ فَضَعِيفٌ».  </w:t>
+      </w:r>
+      <w:r>
+        <w:rPr>
+          <w:rFonts w:ascii="Tahoma" w:hAnsi="Tahoma" w:cs="Tahoma" w:hint="cs"/>
+          <w:rtl/>
+          <w:lang w:bidi="ar-SA"/>
+        </w:rPr>
+        <w:t>﻿</w:t>
+      </w:r>
+      <w:r>
+        <w:rPr>
+          <w:rtl/>
+          <w:lang w:bidi="ar-SA"/>
+        </w:rPr>
+        <w:t>39</w:t>
+      </w:r>
+      <w:r>
+        <w:rPr>
+          <w:rFonts w:ascii="Tahoma" w:hAnsi="Tahoma" w:cs="Tahoma" w:hint="cs"/>
+          <w:rtl/>
+          <w:lang w:bidi="ar-SA"/>
+        </w:rPr>
+        <w:t>﻿</w:t>
+      </w:r>
+      <w:r>
+        <w:rPr>
+          <w:rtl/>
+          <w:lang w:bidi="ar-SA"/>
+        </w:rPr>
+        <w:t xml:space="preserve"> </w:t>
+      </w:r>
+      <w:r>
+        <w:rPr>
+          <w:rFonts w:ascii="Tahoma" w:hAnsi="Tahoma" w:cs="Tahoma" w:hint="cs"/>
+          <w:rtl/>
+          <w:lang w:bidi="ar-SA"/>
+        </w:rPr>
+        <w:t>﻿</w:t>
+      </w:r>
+      <w:r>
+        <w:rPr>
+          <w:rFonts w:hint="cs"/>
+          <w:rtl/>
+          <w:lang w:bidi="ar-SA"/>
+        </w:rPr>
+        <w:t>وَمَضَى</w:t>
+      </w:r>
+      <w:r>
+        <w:rPr>
+          <w:rtl/>
+          <w:lang w:bidi="ar-SA"/>
+        </w:rPr>
+        <w:t xml:space="preserve"> </w:t>
+      </w:r>
+      <w:r>
+        <w:rPr>
+          <w:rFonts w:hint="cs"/>
+          <w:rtl/>
+          <w:lang w:bidi="ar-SA"/>
+        </w:rPr>
+        <w:t>أَيْضًا</w:t>
+      </w:r>
+      <w:r>
+        <w:rPr>
+          <w:rtl/>
+          <w:lang w:bidi="ar-SA"/>
+        </w:rPr>
+        <w:t xml:space="preserve"> </w:t>
+      </w:r>
+      <w:r>
+        <w:rPr>
+          <w:rFonts w:hint="cs"/>
+          <w:rtl/>
+          <w:lang w:bidi="ar-SA"/>
+        </w:rPr>
+        <w:t>وَصَلَّى</w:t>
+      </w:r>
+      <w:r>
+        <w:rPr>
+          <w:rtl/>
+          <w:lang w:bidi="ar-SA"/>
+        </w:rPr>
+        <w:t xml:space="preserve"> </w:t>
+      </w:r>
+      <w:r>
+        <w:rPr>
+          <w:rFonts w:hint="cs"/>
+          <w:rtl/>
+          <w:lang w:bidi="ar-SA"/>
+        </w:rPr>
+        <w:t>قَائِلاً</w:t>
+      </w:r>
+      <w:r>
+        <w:rPr>
+          <w:rtl/>
+          <w:lang w:bidi="ar-SA"/>
+        </w:rPr>
+        <w:t xml:space="preserve"> </w:t>
+      </w:r>
+      <w:r>
+        <w:rPr>
+          <w:rFonts w:hint="cs"/>
+          <w:rtl/>
+          <w:lang w:bidi="ar-SA"/>
+        </w:rPr>
+        <w:t>ذلِكَ</w:t>
+      </w:r>
+      <w:r>
+        <w:rPr>
+          <w:rtl/>
+          <w:lang w:bidi="ar-SA"/>
+        </w:rPr>
+        <w:t xml:space="preserve"> </w:t>
+      </w:r>
+      <w:r>
+        <w:rPr>
+          <w:rFonts w:hint="cs"/>
+          <w:rtl/>
+          <w:lang w:bidi="ar-SA"/>
+        </w:rPr>
+        <w:t>الْكَلاَمَ</w:t>
+      </w:r>
+      <w:r>
+        <w:rPr>
+          <w:rtl/>
+          <w:lang w:bidi="ar-SA"/>
+        </w:rPr>
+        <w:t xml:space="preserve"> </w:t>
+      </w:r>
+      <w:r>
+        <w:rPr>
+          <w:rFonts w:hint="cs"/>
+          <w:rtl/>
+          <w:lang w:bidi="ar-SA"/>
+        </w:rPr>
+        <w:t>بِعَي</w:t>
+      </w:r>
+      <w:r>
+        <w:rPr>
+          <w:rtl/>
+          <w:lang w:bidi="ar-SA"/>
+        </w:rPr>
+        <w:t>ْنِهِ.</w:t>
       </w:r>
       <w:r>
         <w:rPr>
@@ -1053,39 +2439,55 @@
           <w:rtl/>
           <w:lang w:bidi="ar-SA"/>
         </w:rPr>
-        <w:t xml:space="preserve">قال يسوع لتلاميذه بأن يصلّوا (مرقس 14: 38). فالوقت كان قد عبر ليعزي تلاميذه. الآن كان عليه أن يواجه غضب الله من أجلهم. </w:t>
-      </w:r>
-      <w:r>
-        <w:rPr>
-          <w:rFonts w:hint="cs"/>
-          <w:rtl/>
-          <w:lang w:bidi="ar-SA"/>
-        </w:rPr>
-        <w:t xml:space="preserve">لقد ذكر أمام الله في روحه ما كان ينبغي أن يتألم به في شربه من جامة غضب الله. يسوع، الذي كان قدوسًا وكان دائمًا ثابتًا في محبة الآب، هو وحده الذي كان يمكنه أن يستوعب قداسة الله وقيمة </w:t>
-      </w:r>
-      <w:r>
-        <w:rPr>
-          <w:rFonts w:hint="cs"/>
-          <w:rtl/>
-          <w:lang w:bidi="ar-SA"/>
-        </w:rPr>
-        <w:t>محبته</w:t>
-      </w:r>
-      <w:r>
-        <w:rPr>
-          <w:rFonts w:hint="cs"/>
-          <w:rtl/>
-          <w:lang w:bidi="ar-SA"/>
-        </w:rPr>
-        <w:t xml:space="preserve">. </w:t>
-      </w:r>
-      <w:r>
-        <w:rPr>
-          <w:rFonts w:hint="cs"/>
-          <w:rtl/>
-          <w:lang w:bidi="ar-SA"/>
-        </w:rPr>
-        <w:t>ولكن لهذا كان وحيدًا أيضًا ليكون أكثر أُهلاً ليفهم كم الخطية مقيتة وبشعة على غضب الله. إنهم فقط الذين يعيشون في الخطية ولا يعرفون قداسة الله، الذين وإذ هم لا يعرفون الله لم يتذوقوا محبته، هم الذين لا يبالون بغضب الله. كم هو رهيب بأن نرى كم نحن هادئين، راضين مع أنفسنا وغير مهمومين وبذات الوقت لنا عِلم برهبة الموت الذي دفع يسوع به أجرة الخطية، ولماذا كان مضطربًا جدًا تعتريه المخاوف.</w:t>
+        <w:t>قال يسوع لتلاميذه، بأن يصلوا (مرقس 14: 38). فلقد فات الوقت بالنسبة له حتى يعزي خاصته.الآن عليه أن يتقدم لأجلهم نحو غضب الله. وقد ذكر أمام الله في روحه، أي ألم ينبغي أن يتألمه بشربه قصعة غضب الله. يسوع، القدوس ودائمًا ما كان</w:t>
+      </w:r>
+      <w:r>
+        <w:rPr>
+          <w:rFonts w:hint="cs"/>
+          <w:rtl/>
+          <w:lang w:bidi="ar-SA"/>
+        </w:rPr>
+        <w:t xml:space="preserve"> ثابتًا في محبة الآب، هو وحده مَن قدر أن يستوعب قداسة الله وقيمة محبته. ولكن لأجل أنه كان وحيدًا كان أيضًا أكثر تأهلاً بأن يفهم فظاعة الخطية وهول غضب الله. إنهم فقط الذين لا يعيشون وسط الخطية لا يعرفون قداسة الله، الذين، وإذ هم لا يعرفون الله، لم يذوقوا محبته، باستطاعتهم أن يكونوا غير مبالين بغضب الله ذاك. فكم هو مروع بأن نرى كيف أننا هادئين في أنفسنا وراضين بأنفسنا ومن الممكن أن نكون بلا اهتمام وبنفس الوقت عالمين بخوف الموت الذي دفع به يسوع أجرة الخطية، ولماذا كان في اضطراب نفسي </w:t>
+      </w:r>
+      <w:r>
+        <w:rPr>
+          <w:rFonts w:hint="cs"/>
+          <w:rtl/>
+          <w:lang w:bidi="ar-SA"/>
+        </w:rPr>
+        <w:t>ومح</w:t>
+      </w:r>
+      <w:r>
+        <w:rPr>
+          <w:rFonts w:hint="cs"/>
+          <w:rtl/>
+          <w:lang w:bidi="ar-SA"/>
+        </w:rPr>
+        <w:t>ت</w:t>
+      </w:r>
+      <w:r>
+        <w:rPr>
+          <w:rFonts w:hint="cs"/>
+          <w:rtl/>
+          <w:lang w:bidi="ar-SA"/>
+        </w:rPr>
+        <w:t>ارًا</w:t>
+      </w:r>
+      <w:r>
+        <w:rPr>
+          <w:rFonts w:hint="cs"/>
+          <w:rtl/>
+          <w:lang w:bidi="ar-SA"/>
+        </w:rPr>
+        <w:t>.</w:t>
+      </w:r>
+      <w:r>
+        <w:rPr>
+          <w:rFonts w:hint="cs"/>
+          <w:rtl/>
+          <w:lang w:bidi="ar-SA"/>
+        </w:rPr>
+        <w:t xml:space="preserve"> </w:t>
       </w:r>
     </w:p>
     <w:p>
@@ -1101,23 +2503,22 @@
           <w:rtl/>
           <w:lang w:bidi="ar-SA"/>
         </w:rPr>
-        <w:t xml:space="preserve">في مسيرة حياة طاعته عانى يسوع مقاومة الخطاة دون أن </w:t>
-      </w:r>
-      <w:r>
-        <w:rPr>
-          <w:rFonts w:hint="cs"/>
-          <w:rtl/>
-          <w:lang w:bidi="ar-SA"/>
-        </w:rPr>
-        <w:t xml:space="preserve">ينحجم عنها، ولم يطلب أبدًا بأن تؤخذ تلك الكأس عنه. ولماذا؟ لأنها لم تكن فقط كأس جُرم البشر أو شر إبليس، وإنما كأس غضب الله. في كل ما عاناه قبل ذلك من طرف الناس كانت فيه تلك المسرة بأن يتمم مشيئة أبيه؛ لكن في تلك الكأس، كأس غضب الله، لم يكن فيها قطرة واحدة حلوة. هنا طلب يسوع: "يا أبتاه، الكل مستطاع لديك. خذ عني هذه الكأس!" ولماذا كان مستحيلاً هذا الأمر؟ هكذا: إنه من المستحيل أن يتساهل الله مع الخطية. وبالأخص هناك حيث جُعل يسوع عنّا خطية كان ينبغي أن يأخذ غضب الله مجراه ضد الخطية. يا قرائي الأحباء! انظروا ما هي أحوالكم. إن لم يحمل يسوع خطاياكم فمن المستحيل أن تفلتوا من دينونة الله التي أُصدر قرار حكمها على الخطية. يا لخطورة هذا الأمر! تأملوا في </w:t>
-      </w:r>
-      <w:r>
-        <w:rPr>
-          <w:rFonts w:hint="cs"/>
-          <w:rtl/>
-          <w:lang w:bidi="ar-SA"/>
-        </w:rPr>
-        <w:t>كلمة يسوع: "إن أمكن". يقينًا، لو كان هذا ممكنًا فبكل تأكيد كان الله سيستجيب ليسوع وكان سيوفّر على ابنه الحبيب هذا العناء الفريد. لماذا قال يسوع: "إن أمكن؟" لأنه هو الذي كان يعلم ما هي محبة الله أيضًا كان باستطاعته أن يعلم كم كان غضب الله رهيبًا.</w:t>
+        <w:t>في مسيرة حياته في الطاعة احتمل يسوع مقاومة الخطاة، دون أن يتفاداها، ولم يطلب ولا مرة بأن تؤخَذ عنه تلك الكأس. فلمَ إذًا هذا الأمر؟ لأنها لم تكن فقط كأس تعدي الناس أو شر إبليس، وإنما كانت كأس غضب الله. ففي كل ما تألمه قبل ذلك من جانب البشر، بقيت لديه المسرة بأن يتمم مشيئة أبيه؛ ولكن في تلك الكأس، كأس غضب الله، لم تكن قطرة واحدة حلوة. هنا طلب يسوع: "</w:t>
+      </w:r>
+      <w:r>
+        <w:rPr>
+          <w:rtl/>
+          <w:lang w:bidi="ar-SA"/>
+        </w:rPr>
+        <w:t>«يَا أَبَا الآبُ، كُلُّ شَيْءٍ مُسْتَطَاعٌ لَكَ، فَأَجِزْ عَنِّي هذِهِ الْكَأْسَ.</w:t>
+      </w:r>
+      <w:r>
+        <w:rPr>
+          <w:rFonts w:hint="cs"/>
+          <w:rtl/>
+          <w:lang w:bidi="ar-SA"/>
+        </w:rPr>
+        <w:t>" ولماذا الآن لم يكن مستطاع؟ لأنه: من المستحيل على الله أن يتهاون مع الخطية. وبالأخص، هناك حيث كان يسوع سيصبح خطية لأجلنا، كان لا بد وأن يأخذ غضب الله مجراه من نحو الخطية. قرائي الأعزاء! انظروا، ما هو حالكم. لو لم يحمل يسوع خطاياكم، فمن المستحيل أن تفلتوا من دينونة الله التي صدر حكمها على الخطية. ما أخطر هذا الأمر! قدّروا كلمة يسوع هذه: "إن أمكن". يقينًا، لو كان من الممكن، لكان الله قد استجاب ليسوع ووفّر عن ابنه الحبيب هذه الآلام التي لا مثيل لها. لماذا قال يسوع: "إن أمكن؟" لأنه، مَن كان يعلم كم هي محبة الله، كان أيضًا بوسعه أن يعلم كم كان غضب الله مهولاً.</w:t>
       </w:r>
     </w:p>
     <w:p>
@@ -1133,7 +2534,15 @@
           <w:rtl/>
           <w:lang w:bidi="ar-SA"/>
         </w:rPr>
-        <w:t>وكيف كان حال التلاميذ؟ ناموا (مرقس 14: 37). إنهم حتى لم تكن لديهم محبة بقدر أن يسهروا ساعة واحدة. بطرس، الذي أراد أن يتحدى السجن والموت، لم يكن يقدر أن يسهر ساعة واحدة. لقد نام هو أيضًا على الجبل في وقت التجلي (لوقا 9: 32)، ونام في جثسيماني. إن هذا يكشف أساسًا لقلوبنا عن أنانية لا تحسّ لا بالعواطف التي تقود قلوبنا إلى مجد يسوع من جانب واحد وأيضًا بمعاناة يسوع في الجانب الآخر.</w:t>
+        <w:t xml:space="preserve">وكيف كان حال التلاميذ؟ ناموا (مرقس 14: 37). فلم تكن لديهم بالمرة قدر تلك المحبة ليسهروا ساعة واحدة. بطرس مَن أراد </w:t>
+      </w:r>
+      <w:r>
+        <w:rPr>
+          <w:rFonts w:hint="cs"/>
+          <w:rtl/>
+          <w:lang w:bidi="ar-SA"/>
+        </w:rPr>
+        <w:t>تحدي السجن والموت، لم يقدر أن يسهر ساعة واحدة. فلقد نام أيضًا على جبل التجلي (لوقا 9: 32)، وها هو ينام في جثسيماني. إن هذا يكشف في الأساس لقلوبنا عن أنانية ليس لها من جانب واحد أحاسيس لتُدخلنا في مجد يسوع ولا حتى في آلام يسوع من الجانب الآخر.</w:t>
       </w:r>
     </w:p>
     <w:p>
@@ -1149,37 +2558,7 @@
           <w:rtl/>
           <w:lang w:bidi="ar-SA"/>
         </w:rPr>
-        <w:t xml:space="preserve">مرقس 14: 40 </w:t>
-      </w:r>
-      <w:r>
-        <w:rPr>
-          <w:rtl/>
-          <w:lang w:bidi="ar-SA"/>
-        </w:rPr>
-        <w:t>–</w:t>
-      </w:r>
-      <w:r>
-        <w:rPr>
-          <w:rFonts w:hint="cs"/>
-          <w:rtl/>
-          <w:lang w:bidi="ar-SA"/>
-        </w:rPr>
-        <w:t xml:space="preserve"> 43: "</w:t>
-      </w:r>
-      <w:r>
-        <w:rPr>
-          <w:rtl/>
-          <w:lang w:bidi="ar-SA"/>
-        </w:rPr>
-        <w:t xml:space="preserve">  40ثُمَّ رَجَعَ وَوَجَدَهُمْ أَيْضًا نِيَامًا، إِذْ كَانَتْ أَعْيُنُهُمْ ثَقِيلَةً، فَلَمْ يَعْلَمُوا بِمَاذَا يُجِيبُونَهُ.  41ثُمَّ جَاءَ ثَالِثَةً وَقَالَ لَهُمْ:«نَامُوا الآنَ وَاسْتَرِيحُوا! يَكْفِي! قَدْ أَتَتِ السَّاعَةُ! هُوَذَا ابْنُ الإِنْسَانِ يُسَلَّمُ إِلَى أَيْدِي الْخُطَاةِ.  42قُومُوا لِنَذْهَبَ! هُوَذَا الَّذِي يُسَلِّمُنِي قَدِ اقْتَرَبَ!».  43وَلِلْوَقْتِ فِيمَا هُوَ يَتَكَلَّمُ أَقْبَلَ يَهُوذَا، وَاحِدٌ مِنَ الاثْنَيْ عَشَرَ، وَمَعَهُ جَمْعٌ كَثِيرٌ بِسُيُوفٍ وَعِصِيٍّ مِنْ عِنْدِ رُؤَسَاءِ الْكَهَنَةِ وَالْكَتَبَةِ وَالشُّيُوخِ. </w:t>
-      </w:r>
-      <w:r>
-        <w:rPr>
-          <w:rFonts w:hint="cs"/>
-          <w:rtl/>
-          <w:lang w:bidi="ar-SA"/>
-        </w:rPr>
-        <w:t>"</w:t>
+        <w:t>مرقس 14: 4- 43</w:t>
       </w:r>
     </w:p>
     <w:p>
@@ -1195,7 +2574,924 @@
           <w:rtl/>
           <w:lang w:bidi="ar-SA"/>
         </w:rPr>
-        <w:t>هل محبة يسوع بردت أو تعبت جراء كل هذا؟ كلا. لقد كان عليه، لقد أراد بأن يمجّد أبيه ويفدي خاصته، وهو لم يستسلم أمام أية معضلة. وإذ كان من المستحيل بأن نخلص إن لم يتناول الكأس، شربها. محبته كانت أقوى من الموت. لقد سلّم كل شيء لله؛ لكن من اللحظة التي وجد فيها بأنه كان من المستحيل بأن تعبر عنه هذه الكأس عادت الراحة إلى نفسه وتناولها.</w:t>
+        <w:t>"</w:t>
+      </w:r>
+      <w:r>
+        <w:rPr>
+          <w:rtl/>
+          <w:lang w:bidi="ar-SA"/>
+        </w:rPr>
+        <w:t>40</w:t>
+      </w:r>
+      <w:r>
+        <w:rPr>
+          <w:rFonts w:ascii="Tahoma" w:hAnsi="Tahoma" w:cs="Tahoma" w:hint="cs"/>
+          <w:rtl/>
+          <w:lang w:bidi="ar-SA"/>
+        </w:rPr>
+        <w:t>﻿</w:t>
+      </w:r>
+      <w:r>
+        <w:rPr>
+          <w:rtl/>
+          <w:lang w:bidi="ar-SA"/>
+        </w:rPr>
+        <w:t xml:space="preserve"> </w:t>
+      </w:r>
+      <w:r>
+        <w:rPr>
+          <w:rFonts w:ascii="Tahoma" w:hAnsi="Tahoma" w:cs="Tahoma" w:hint="cs"/>
+          <w:rtl/>
+          <w:lang w:bidi="ar-SA"/>
+        </w:rPr>
+        <w:t>﻿</w:t>
+      </w:r>
+      <w:r>
+        <w:rPr>
+          <w:rFonts w:hint="cs"/>
+          <w:rtl/>
+          <w:lang w:bidi="ar-SA"/>
+        </w:rPr>
+        <w:t>ثُمَّ</w:t>
+      </w:r>
+      <w:r>
+        <w:rPr>
+          <w:rtl/>
+          <w:lang w:bidi="ar-SA"/>
+        </w:rPr>
+        <w:t xml:space="preserve"> </w:t>
+      </w:r>
+      <w:r>
+        <w:rPr>
+          <w:rFonts w:hint="cs"/>
+          <w:rtl/>
+          <w:lang w:bidi="ar-SA"/>
+        </w:rPr>
+        <w:t>رَجَعَ</w:t>
+      </w:r>
+      <w:r>
+        <w:rPr>
+          <w:rtl/>
+          <w:lang w:bidi="ar-SA"/>
+        </w:rPr>
+        <w:t xml:space="preserve"> </w:t>
+      </w:r>
+      <w:r>
+        <w:rPr>
+          <w:rFonts w:hint="cs"/>
+          <w:rtl/>
+          <w:lang w:bidi="ar-SA"/>
+        </w:rPr>
+        <w:t>وَوَجَدَهُمْ</w:t>
+      </w:r>
+      <w:r>
+        <w:rPr>
+          <w:rtl/>
+          <w:lang w:bidi="ar-SA"/>
+        </w:rPr>
+        <w:t xml:space="preserve"> </w:t>
+      </w:r>
+      <w:r>
+        <w:rPr>
+          <w:rFonts w:hint="cs"/>
+          <w:rtl/>
+          <w:lang w:bidi="ar-SA"/>
+        </w:rPr>
+        <w:t>أَيْضًا</w:t>
+      </w:r>
+      <w:r>
+        <w:rPr>
+          <w:rtl/>
+          <w:lang w:bidi="ar-SA"/>
+        </w:rPr>
+        <w:t xml:space="preserve"> </w:t>
+      </w:r>
+      <w:r>
+        <w:rPr>
+          <w:rFonts w:hint="cs"/>
+          <w:rtl/>
+          <w:lang w:bidi="ar-SA"/>
+        </w:rPr>
+        <w:t>نِيَامًا،</w:t>
+      </w:r>
+      <w:r>
+        <w:rPr>
+          <w:rtl/>
+          <w:lang w:bidi="ar-SA"/>
+        </w:rPr>
+        <w:t xml:space="preserve"> </w:t>
+      </w:r>
+      <w:r>
+        <w:rPr>
+          <w:rFonts w:hint="cs"/>
+          <w:rtl/>
+          <w:lang w:bidi="ar-SA"/>
+        </w:rPr>
+        <w:t>إِذْ</w:t>
+      </w:r>
+      <w:r>
+        <w:rPr>
+          <w:rtl/>
+          <w:lang w:bidi="ar-SA"/>
+        </w:rPr>
+        <w:t xml:space="preserve"> </w:t>
+      </w:r>
+      <w:r>
+        <w:rPr>
+          <w:rFonts w:hint="cs"/>
+          <w:rtl/>
+          <w:lang w:bidi="ar-SA"/>
+        </w:rPr>
+        <w:t>كَانَتْ</w:t>
+      </w:r>
+      <w:r>
+        <w:rPr>
+          <w:rtl/>
+          <w:lang w:bidi="ar-SA"/>
+        </w:rPr>
+        <w:t xml:space="preserve"> </w:t>
+      </w:r>
+      <w:r>
+        <w:rPr>
+          <w:rFonts w:hint="cs"/>
+          <w:rtl/>
+          <w:lang w:bidi="ar-SA"/>
+        </w:rPr>
+        <w:t>أَعْيُنُهُمْ</w:t>
+      </w:r>
+      <w:r>
+        <w:rPr>
+          <w:rtl/>
+          <w:lang w:bidi="ar-SA"/>
+        </w:rPr>
+        <w:t xml:space="preserve"> </w:t>
+      </w:r>
+      <w:r>
+        <w:rPr>
+          <w:rFonts w:hint="cs"/>
+          <w:rtl/>
+          <w:lang w:bidi="ar-SA"/>
+        </w:rPr>
+        <w:t>ثَقِيلَةً،</w:t>
+      </w:r>
+      <w:r>
+        <w:rPr>
+          <w:rtl/>
+          <w:lang w:bidi="ar-SA"/>
+        </w:rPr>
+        <w:t xml:space="preserve"> </w:t>
+      </w:r>
+      <w:r>
+        <w:rPr>
+          <w:rFonts w:hint="cs"/>
+          <w:rtl/>
+          <w:lang w:bidi="ar-SA"/>
+        </w:rPr>
+        <w:t>فَلَمْ</w:t>
+      </w:r>
+      <w:r>
+        <w:rPr>
+          <w:rtl/>
+          <w:lang w:bidi="ar-SA"/>
+        </w:rPr>
+        <w:t xml:space="preserve"> </w:t>
+      </w:r>
+      <w:r>
+        <w:rPr>
+          <w:rFonts w:hint="cs"/>
+          <w:rtl/>
+          <w:lang w:bidi="ar-SA"/>
+        </w:rPr>
+        <w:t>يَعْلَمُوا</w:t>
+      </w:r>
+      <w:r>
+        <w:rPr>
+          <w:rtl/>
+          <w:lang w:bidi="ar-SA"/>
+        </w:rPr>
+        <w:t xml:space="preserve"> </w:t>
+      </w:r>
+      <w:r>
+        <w:rPr>
+          <w:rFonts w:hint="cs"/>
+          <w:rtl/>
+          <w:lang w:bidi="ar-SA"/>
+        </w:rPr>
+        <w:t>بِمَاذَا</w:t>
+      </w:r>
+      <w:r>
+        <w:rPr>
+          <w:rtl/>
+          <w:lang w:bidi="ar-SA"/>
+        </w:rPr>
+        <w:t xml:space="preserve"> </w:t>
+      </w:r>
+      <w:r>
+        <w:rPr>
+          <w:rFonts w:hint="cs"/>
+          <w:rtl/>
+          <w:lang w:bidi="ar-SA"/>
+        </w:rPr>
+        <w:t>يُجِيبُونَهُ</w:t>
+      </w:r>
+      <w:r>
+        <w:rPr>
+          <w:rtl/>
+          <w:lang w:bidi="ar-SA"/>
+        </w:rPr>
+        <w:t xml:space="preserve">.  </w:t>
+      </w:r>
+      <w:r>
+        <w:rPr>
+          <w:rFonts w:ascii="Tahoma" w:hAnsi="Tahoma" w:cs="Tahoma" w:hint="cs"/>
+          <w:rtl/>
+          <w:lang w:bidi="ar-SA"/>
+        </w:rPr>
+        <w:t>﻿</w:t>
+      </w:r>
+      <w:r>
+        <w:rPr>
+          <w:rtl/>
+          <w:lang w:bidi="ar-SA"/>
+        </w:rPr>
+        <w:t>41</w:t>
+      </w:r>
+      <w:r>
+        <w:rPr>
+          <w:rFonts w:ascii="Tahoma" w:hAnsi="Tahoma" w:cs="Tahoma" w:hint="cs"/>
+          <w:rtl/>
+          <w:lang w:bidi="ar-SA"/>
+        </w:rPr>
+        <w:t>﻿</w:t>
+      </w:r>
+      <w:r>
+        <w:rPr>
+          <w:rtl/>
+          <w:lang w:bidi="ar-SA"/>
+        </w:rPr>
+        <w:t xml:space="preserve"> </w:t>
+      </w:r>
+      <w:r>
+        <w:rPr>
+          <w:rFonts w:ascii="Tahoma" w:hAnsi="Tahoma" w:cs="Tahoma" w:hint="cs"/>
+          <w:rtl/>
+          <w:lang w:bidi="ar-SA"/>
+        </w:rPr>
+        <w:t>﻿</w:t>
+      </w:r>
+      <w:r>
+        <w:rPr>
+          <w:rFonts w:hint="cs"/>
+          <w:rtl/>
+          <w:lang w:bidi="ar-SA"/>
+        </w:rPr>
+        <w:t>ثُمَّ</w:t>
+      </w:r>
+      <w:r>
+        <w:rPr>
+          <w:rtl/>
+          <w:lang w:bidi="ar-SA"/>
+        </w:rPr>
+        <w:t xml:space="preserve"> </w:t>
+      </w:r>
+      <w:r>
+        <w:rPr>
+          <w:rFonts w:hint="cs"/>
+          <w:rtl/>
+          <w:lang w:bidi="ar-SA"/>
+        </w:rPr>
+        <w:t>جَاءَ</w:t>
+      </w:r>
+      <w:r>
+        <w:rPr>
+          <w:rtl/>
+          <w:lang w:bidi="ar-SA"/>
+        </w:rPr>
+        <w:t xml:space="preserve"> </w:t>
+      </w:r>
+      <w:r>
+        <w:rPr>
+          <w:rFonts w:hint="cs"/>
+          <w:rtl/>
+          <w:lang w:bidi="ar-SA"/>
+        </w:rPr>
+        <w:t>ثَالِثَةً</w:t>
+      </w:r>
+      <w:r>
+        <w:rPr>
+          <w:rtl/>
+          <w:lang w:bidi="ar-SA"/>
+        </w:rPr>
+        <w:t xml:space="preserve"> </w:t>
+      </w:r>
+      <w:r>
+        <w:rPr>
+          <w:rFonts w:hint="cs"/>
+          <w:rtl/>
+          <w:lang w:bidi="ar-SA"/>
+        </w:rPr>
+        <w:t>وَقَالَ</w:t>
+      </w:r>
+      <w:r>
+        <w:rPr>
+          <w:rtl/>
+          <w:lang w:bidi="ar-SA"/>
+        </w:rPr>
+        <w:t xml:space="preserve"> </w:t>
+      </w:r>
+      <w:r>
+        <w:rPr>
+          <w:rFonts w:hint="cs"/>
+          <w:rtl/>
+          <w:lang w:bidi="ar-SA"/>
+        </w:rPr>
+        <w:t>لَهُمْ</w:t>
+      </w:r>
+      <w:r>
+        <w:rPr>
+          <w:rtl/>
+          <w:lang w:bidi="ar-SA"/>
+        </w:rPr>
+        <w:t>:</w:t>
+      </w:r>
+      <w:r>
+        <w:rPr>
+          <w:rFonts w:hint="cs"/>
+          <w:rtl/>
+          <w:lang w:bidi="ar-SA"/>
+        </w:rPr>
+        <w:t>«نَامُوا</w:t>
+      </w:r>
+      <w:r>
+        <w:rPr>
+          <w:rtl/>
+          <w:lang w:bidi="ar-SA"/>
+        </w:rPr>
+        <w:t xml:space="preserve"> </w:t>
+      </w:r>
+      <w:r>
+        <w:rPr>
+          <w:rFonts w:hint="cs"/>
+          <w:rtl/>
+          <w:lang w:bidi="ar-SA"/>
+        </w:rPr>
+        <w:t>الآنَ</w:t>
+      </w:r>
+      <w:r>
+        <w:rPr>
+          <w:rtl/>
+          <w:lang w:bidi="ar-SA"/>
+        </w:rPr>
+        <w:t xml:space="preserve"> </w:t>
+      </w:r>
+      <w:r>
+        <w:rPr>
+          <w:rFonts w:hint="cs"/>
+          <w:rtl/>
+          <w:lang w:bidi="ar-SA"/>
+        </w:rPr>
+        <w:t>وَاسْتَرِيحُوا</w:t>
+      </w:r>
+      <w:r>
+        <w:rPr>
+          <w:rtl/>
+          <w:lang w:bidi="ar-SA"/>
+        </w:rPr>
+        <w:t xml:space="preserve">! </w:t>
+      </w:r>
+      <w:r>
+        <w:rPr>
+          <w:rFonts w:hint="cs"/>
+          <w:rtl/>
+          <w:lang w:bidi="ar-SA"/>
+        </w:rPr>
+        <w:t>يَكْفِي</w:t>
+      </w:r>
+      <w:r>
+        <w:rPr>
+          <w:rtl/>
+          <w:lang w:bidi="ar-SA"/>
+        </w:rPr>
+        <w:t xml:space="preserve">! </w:t>
+      </w:r>
+      <w:r>
+        <w:rPr>
+          <w:rFonts w:hint="cs"/>
+          <w:rtl/>
+          <w:lang w:bidi="ar-SA"/>
+        </w:rPr>
+        <w:t>قَدْ</w:t>
+      </w:r>
+      <w:r>
+        <w:rPr>
+          <w:rtl/>
+          <w:lang w:bidi="ar-SA"/>
+        </w:rPr>
+        <w:t xml:space="preserve"> </w:t>
+      </w:r>
+      <w:r>
+        <w:rPr>
+          <w:rFonts w:hint="cs"/>
+          <w:rtl/>
+          <w:lang w:bidi="ar-SA"/>
+        </w:rPr>
+        <w:t>أَتَتِ</w:t>
+      </w:r>
+      <w:r>
+        <w:rPr>
+          <w:rtl/>
+          <w:lang w:bidi="ar-SA"/>
+        </w:rPr>
+        <w:t xml:space="preserve"> </w:t>
+      </w:r>
+      <w:r>
+        <w:rPr>
+          <w:rFonts w:hint="cs"/>
+          <w:rtl/>
+          <w:lang w:bidi="ar-SA"/>
+        </w:rPr>
+        <w:t>السَّاعَةُ</w:t>
+      </w:r>
+      <w:r>
+        <w:rPr>
+          <w:rtl/>
+          <w:lang w:bidi="ar-SA"/>
+        </w:rPr>
+        <w:t xml:space="preserve">! </w:t>
+      </w:r>
+      <w:r>
+        <w:rPr>
+          <w:rFonts w:hint="cs"/>
+          <w:rtl/>
+          <w:lang w:bidi="ar-SA"/>
+        </w:rPr>
+        <w:t>هُوَذَا</w:t>
+      </w:r>
+      <w:r>
+        <w:rPr>
+          <w:rtl/>
+          <w:lang w:bidi="ar-SA"/>
+        </w:rPr>
+        <w:t xml:space="preserve"> </w:t>
+      </w:r>
+      <w:r>
+        <w:rPr>
+          <w:rFonts w:hint="cs"/>
+          <w:rtl/>
+          <w:lang w:bidi="ar-SA"/>
+        </w:rPr>
+        <w:t>ابْنُ</w:t>
+      </w:r>
+      <w:r>
+        <w:rPr>
+          <w:rtl/>
+          <w:lang w:bidi="ar-SA"/>
+        </w:rPr>
+        <w:t xml:space="preserve"> </w:t>
+      </w:r>
+      <w:r>
+        <w:rPr>
+          <w:rFonts w:hint="cs"/>
+          <w:rtl/>
+          <w:lang w:bidi="ar-SA"/>
+        </w:rPr>
+        <w:t>الإِنْسَانِ</w:t>
+      </w:r>
+      <w:r>
+        <w:rPr>
+          <w:rtl/>
+          <w:lang w:bidi="ar-SA"/>
+        </w:rPr>
+        <w:t xml:space="preserve"> </w:t>
+      </w:r>
+      <w:r>
+        <w:rPr>
+          <w:rFonts w:hint="cs"/>
+          <w:rtl/>
+          <w:lang w:bidi="ar-SA"/>
+        </w:rPr>
+        <w:t>يُسَلَّمُ</w:t>
+      </w:r>
+      <w:r>
+        <w:rPr>
+          <w:rtl/>
+          <w:lang w:bidi="ar-SA"/>
+        </w:rPr>
+        <w:t xml:space="preserve"> </w:t>
+      </w:r>
+      <w:r>
+        <w:rPr>
+          <w:rFonts w:hint="cs"/>
+          <w:rtl/>
+          <w:lang w:bidi="ar-SA"/>
+        </w:rPr>
+        <w:t>إِلَى</w:t>
+      </w:r>
+      <w:r>
+        <w:rPr>
+          <w:rtl/>
+          <w:lang w:bidi="ar-SA"/>
+        </w:rPr>
+        <w:t xml:space="preserve"> </w:t>
+      </w:r>
+      <w:r>
+        <w:rPr>
+          <w:rFonts w:hint="cs"/>
+          <w:rtl/>
+          <w:lang w:bidi="ar-SA"/>
+        </w:rPr>
+        <w:t>أَيْدِي</w:t>
+      </w:r>
+      <w:r>
+        <w:rPr>
+          <w:rtl/>
+          <w:lang w:bidi="ar-SA"/>
+        </w:rPr>
+        <w:t xml:space="preserve"> </w:t>
+      </w:r>
+      <w:r>
+        <w:rPr>
+          <w:rFonts w:hint="cs"/>
+          <w:rtl/>
+          <w:lang w:bidi="ar-SA"/>
+        </w:rPr>
+        <w:t>الْخُطَاةِ</w:t>
+      </w:r>
+      <w:r>
+        <w:rPr>
+          <w:rtl/>
+          <w:lang w:bidi="ar-SA"/>
+        </w:rPr>
+        <w:t xml:space="preserve">.  </w:t>
+      </w:r>
+      <w:r>
+        <w:rPr>
+          <w:rFonts w:ascii="Tahoma" w:hAnsi="Tahoma" w:cs="Tahoma" w:hint="cs"/>
+          <w:rtl/>
+          <w:lang w:bidi="ar-SA"/>
+        </w:rPr>
+        <w:t>﻿</w:t>
+      </w:r>
+      <w:r>
+        <w:rPr>
+          <w:rtl/>
+          <w:lang w:bidi="ar-SA"/>
+        </w:rPr>
+        <w:t>42</w:t>
+      </w:r>
+      <w:r>
+        <w:rPr>
+          <w:rFonts w:ascii="Tahoma" w:hAnsi="Tahoma" w:cs="Tahoma" w:hint="cs"/>
+          <w:rtl/>
+          <w:lang w:bidi="ar-SA"/>
+        </w:rPr>
+        <w:t>﻿</w:t>
+      </w:r>
+      <w:r>
+        <w:rPr>
+          <w:rtl/>
+          <w:lang w:bidi="ar-SA"/>
+        </w:rPr>
+        <w:t xml:space="preserve"> </w:t>
+      </w:r>
+      <w:r>
+        <w:rPr>
+          <w:rFonts w:ascii="Tahoma" w:hAnsi="Tahoma" w:cs="Tahoma" w:hint="cs"/>
+          <w:rtl/>
+          <w:lang w:bidi="ar-SA"/>
+        </w:rPr>
+        <w:t>﻿</w:t>
+      </w:r>
+      <w:r>
+        <w:rPr>
+          <w:rFonts w:hint="cs"/>
+          <w:rtl/>
+          <w:lang w:bidi="ar-SA"/>
+        </w:rPr>
+        <w:t>قُومُوا</w:t>
+      </w:r>
+      <w:r>
+        <w:rPr>
+          <w:rtl/>
+          <w:lang w:bidi="ar-SA"/>
+        </w:rPr>
+        <w:t xml:space="preserve"> </w:t>
+      </w:r>
+      <w:r>
+        <w:rPr>
+          <w:rFonts w:hint="cs"/>
+          <w:rtl/>
+          <w:lang w:bidi="ar-SA"/>
+        </w:rPr>
+        <w:t>لِنَذْهَبَ</w:t>
+      </w:r>
+      <w:r>
+        <w:rPr>
+          <w:rtl/>
+          <w:lang w:bidi="ar-SA"/>
+        </w:rPr>
+        <w:t xml:space="preserve">! </w:t>
+      </w:r>
+      <w:r>
+        <w:rPr>
+          <w:rFonts w:hint="cs"/>
+          <w:rtl/>
+          <w:lang w:bidi="ar-SA"/>
+        </w:rPr>
+        <w:t>هُوَذَا</w:t>
+      </w:r>
+      <w:r>
+        <w:rPr>
+          <w:rtl/>
+          <w:lang w:bidi="ar-SA"/>
+        </w:rPr>
+        <w:t xml:space="preserve"> </w:t>
+      </w:r>
+      <w:r>
+        <w:rPr>
+          <w:rFonts w:hint="cs"/>
+          <w:rtl/>
+          <w:lang w:bidi="ar-SA"/>
+        </w:rPr>
+        <w:t>الَّذِي</w:t>
+      </w:r>
+      <w:r>
+        <w:rPr>
+          <w:rtl/>
+          <w:lang w:bidi="ar-SA"/>
+        </w:rPr>
+        <w:t xml:space="preserve"> </w:t>
+      </w:r>
+      <w:r>
+        <w:rPr>
+          <w:rFonts w:hint="cs"/>
+          <w:rtl/>
+          <w:lang w:bidi="ar-SA"/>
+        </w:rPr>
+        <w:t>يُسَلِّمُنِي</w:t>
+      </w:r>
+      <w:r>
+        <w:rPr>
+          <w:rtl/>
+          <w:lang w:bidi="ar-SA"/>
+        </w:rPr>
+        <w:t xml:space="preserve"> </w:t>
+      </w:r>
+      <w:r>
+        <w:rPr>
+          <w:rFonts w:hint="cs"/>
+          <w:rtl/>
+          <w:lang w:bidi="ar-SA"/>
+        </w:rPr>
+        <w:t>قَدِ</w:t>
+      </w:r>
+      <w:r>
+        <w:rPr>
+          <w:rtl/>
+          <w:lang w:bidi="ar-SA"/>
+        </w:rPr>
+        <w:t xml:space="preserve"> </w:t>
+      </w:r>
+      <w:r>
+        <w:rPr>
+          <w:rFonts w:hint="cs"/>
+          <w:rtl/>
+          <w:lang w:bidi="ar-SA"/>
+        </w:rPr>
+        <w:t>اقْتَرَبَ</w:t>
+      </w:r>
+      <w:r>
+        <w:rPr>
+          <w:rtl/>
+          <w:lang w:bidi="ar-SA"/>
+        </w:rPr>
+        <w:t>!</w:t>
+      </w:r>
+      <w:r>
+        <w:rPr>
+          <w:rFonts w:hint="cs"/>
+          <w:rtl/>
+          <w:lang w:bidi="ar-SA"/>
+        </w:rPr>
+        <w:t>»</w:t>
+      </w:r>
+      <w:r>
+        <w:rPr>
+          <w:rtl/>
+          <w:lang w:bidi="ar-SA"/>
+        </w:rPr>
+        <w:t xml:space="preserve">. </w:t>
+      </w:r>
+      <w:r>
+        <w:rPr>
+          <w:rFonts w:ascii="Tahoma" w:hAnsi="Tahoma" w:cs="Tahoma" w:hint="cs"/>
+          <w:rtl/>
+          <w:lang w:bidi="ar-SA"/>
+        </w:rPr>
+        <w:t>﻿</w:t>
+      </w:r>
+      <w:r>
+        <w:rPr>
+          <w:rtl/>
+          <w:lang w:bidi="ar-SA"/>
+        </w:rPr>
+        <w:t>43</w:t>
+      </w:r>
+      <w:r>
+        <w:rPr>
+          <w:rFonts w:ascii="Tahoma" w:hAnsi="Tahoma" w:cs="Tahoma" w:hint="cs"/>
+          <w:rtl/>
+          <w:lang w:bidi="ar-SA"/>
+        </w:rPr>
+        <w:t>﻿</w:t>
+      </w:r>
+      <w:r>
+        <w:rPr>
+          <w:rtl/>
+          <w:lang w:bidi="ar-SA"/>
+        </w:rPr>
+        <w:t xml:space="preserve"> </w:t>
+      </w:r>
+      <w:r>
+        <w:rPr>
+          <w:rFonts w:ascii="Tahoma" w:hAnsi="Tahoma" w:cs="Tahoma" w:hint="cs"/>
+          <w:rtl/>
+          <w:lang w:bidi="ar-SA"/>
+        </w:rPr>
+        <w:t>﻿</w:t>
+      </w:r>
+      <w:r>
+        <w:rPr>
+          <w:rFonts w:hint="cs"/>
+          <w:rtl/>
+          <w:lang w:bidi="ar-SA"/>
+        </w:rPr>
+        <w:t>وَلِلْوَقْتِ</w:t>
+      </w:r>
+      <w:r>
+        <w:rPr>
+          <w:rtl/>
+          <w:lang w:bidi="ar-SA"/>
+        </w:rPr>
+        <w:t xml:space="preserve"> </w:t>
+      </w:r>
+      <w:r>
+        <w:rPr>
+          <w:rFonts w:hint="cs"/>
+          <w:rtl/>
+          <w:lang w:bidi="ar-SA"/>
+        </w:rPr>
+        <w:t>فِيمَا</w:t>
+      </w:r>
+      <w:r>
+        <w:rPr>
+          <w:rtl/>
+          <w:lang w:bidi="ar-SA"/>
+        </w:rPr>
+        <w:t xml:space="preserve"> </w:t>
+      </w:r>
+      <w:r>
+        <w:rPr>
+          <w:rFonts w:hint="cs"/>
+          <w:rtl/>
+          <w:lang w:bidi="ar-SA"/>
+        </w:rPr>
+        <w:t>هُوَ</w:t>
+      </w:r>
+      <w:r>
+        <w:rPr>
+          <w:rtl/>
+          <w:lang w:bidi="ar-SA"/>
+        </w:rPr>
+        <w:t xml:space="preserve"> </w:t>
+      </w:r>
+      <w:r>
+        <w:rPr>
+          <w:rFonts w:hint="cs"/>
+          <w:rtl/>
+          <w:lang w:bidi="ar-SA"/>
+        </w:rPr>
+        <w:t>يَتَكَلَّمُ</w:t>
+      </w:r>
+      <w:r>
+        <w:rPr>
+          <w:rtl/>
+          <w:lang w:bidi="ar-SA"/>
+        </w:rPr>
+        <w:t xml:space="preserve"> </w:t>
+      </w:r>
+      <w:r>
+        <w:rPr>
+          <w:rFonts w:hint="cs"/>
+          <w:rtl/>
+          <w:lang w:bidi="ar-SA"/>
+        </w:rPr>
+        <w:t>أَقْبَلَ</w:t>
+      </w:r>
+      <w:r>
+        <w:rPr>
+          <w:rtl/>
+          <w:lang w:bidi="ar-SA"/>
+        </w:rPr>
+        <w:t xml:space="preserve"> </w:t>
+      </w:r>
+      <w:r>
+        <w:rPr>
+          <w:rFonts w:hint="cs"/>
+          <w:rtl/>
+          <w:lang w:bidi="ar-SA"/>
+        </w:rPr>
+        <w:t>يَهُوذَا،</w:t>
+      </w:r>
+      <w:r>
+        <w:rPr>
+          <w:rtl/>
+          <w:lang w:bidi="ar-SA"/>
+        </w:rPr>
+        <w:t xml:space="preserve"> </w:t>
+      </w:r>
+      <w:r>
+        <w:rPr>
+          <w:rFonts w:hint="cs"/>
+          <w:rtl/>
+          <w:lang w:bidi="ar-SA"/>
+        </w:rPr>
+        <w:t>وَاحِدٌ</w:t>
+      </w:r>
+      <w:r>
+        <w:rPr>
+          <w:rtl/>
+          <w:lang w:bidi="ar-SA"/>
+        </w:rPr>
+        <w:t xml:space="preserve"> </w:t>
+      </w:r>
+      <w:r>
+        <w:rPr>
+          <w:rFonts w:hint="cs"/>
+          <w:rtl/>
+          <w:lang w:bidi="ar-SA"/>
+        </w:rPr>
+        <w:t>مِنَ</w:t>
+      </w:r>
+      <w:r>
+        <w:rPr>
+          <w:rtl/>
+          <w:lang w:bidi="ar-SA"/>
+        </w:rPr>
+        <w:t xml:space="preserve"> </w:t>
+      </w:r>
+      <w:r>
+        <w:rPr>
+          <w:rFonts w:hint="cs"/>
+          <w:rtl/>
+          <w:lang w:bidi="ar-SA"/>
+        </w:rPr>
+        <w:t>الاثْنَيْ</w:t>
+      </w:r>
+      <w:r>
+        <w:rPr>
+          <w:rtl/>
+          <w:lang w:bidi="ar-SA"/>
+        </w:rPr>
+        <w:t xml:space="preserve"> </w:t>
+      </w:r>
+      <w:r>
+        <w:rPr>
+          <w:rFonts w:hint="cs"/>
+          <w:rtl/>
+          <w:lang w:bidi="ar-SA"/>
+        </w:rPr>
+        <w:t>عَشَرَ،</w:t>
+      </w:r>
+      <w:r>
+        <w:rPr>
+          <w:rtl/>
+          <w:lang w:bidi="ar-SA"/>
+        </w:rPr>
+        <w:t xml:space="preserve"> </w:t>
+      </w:r>
+      <w:r>
+        <w:rPr>
+          <w:rFonts w:hint="cs"/>
+          <w:rtl/>
+          <w:lang w:bidi="ar-SA"/>
+        </w:rPr>
+        <w:t>وَمَعَه</w:t>
+      </w:r>
+      <w:r>
+        <w:rPr>
+          <w:rtl/>
+          <w:lang w:bidi="ar-SA"/>
+        </w:rPr>
+        <w:t xml:space="preserve">ُ جَمْعٌ كَثِيرٌ بِسُيُوفٍ وَعِصِيٍّ مِنْ عِنْدِ رُؤَسَاءِ الْكَهَنَةِ وَالْكَتَبَةِ وَالشُّيُوخِ. </w:t>
+      </w:r>
+      <w:r>
+        <w:rPr>
+          <w:rFonts w:hint="cs"/>
+          <w:rtl/>
+          <w:lang w:bidi="ar-SA"/>
+        </w:rPr>
+        <w:t>"</w:t>
       </w:r>
     </w:p>
     <w:p>
@@ -1211,22 +3507,7 @@
           <w:rtl/>
           <w:lang w:bidi="ar-SA"/>
         </w:rPr>
-        <w:t>مرقس 14: 44- 50: "</w:t>
-      </w:r>
-      <w:r>
-        <w:rPr>
-          <w:rtl/>
-          <w:lang w:bidi="ar-SA"/>
-        </w:rPr>
-        <w:t xml:space="preserve">  44وَكَانَ مُسَلِّمُهُ قَدْ أَعْطَاهُمْ عَلاَمَةً قَائِلاً:«الَّذِي أُقَبِّلُهُ هُوَ هُوَ. أَمْسِكُوهُ، وَامْضُوا بِهِ بِحِرْصٍ».  45فَجَاءَ لِلْوَقْتِ وَتَقَدَّمَ إِلَيْهِ قَائِلاً:«يَا سَيِّدِي، يَاسَيِّدِي!» وَقَبَّلَهُ.  46فَأَلْقَوْا أَيْدِيَهُمْ عَلَيْهِ وَأَمْسَكُوهُ.  47فَاسْتَلَّ وَاحِدٌ مِنَ الْحَاضِرِينَ السَّيْفَ، وَضَرَبَ عَبْدَ رَئِيسِ الْكَهَنَةِ فَقَطَعَ أُذْنَهُ.  48فَأَجَابَ يَسُوعُ وَقَالَ لَهُمْ:«كَأَنَّهُ عَلَى لِصٍّ خَرَجْتُمْ بِسُيُوفٍ وَعِصِيٍّ لِتَأْخُذُونِي!  49كُلَّ يَوْمٍ كُنْتُ مَعَكُمْ فِي الْهَيْكَلِ أُعَلِّمُ وَلَمْ تُمْسِكُونِي! وَلكِنْ لِكَيْ تُكْمَلَ الْكُتُبُ».  50فَتَرَكَهُ الْجَمِيعُ وَهَرَبُوا.</w:t>
-      </w:r>
-      <w:r>
-        <w:rPr>
-          <w:rFonts w:hint="cs"/>
-          <w:rtl/>
-          <w:lang w:bidi="ar-SA"/>
-        </w:rPr>
-        <w:t>"</w:t>
+        <w:t>هل محبة يسوع كانت قد برُدت أو تعبت جراء كل هذه الأمور؟ كلا. فقد كان عليه، وقد أراد بأن يمجّد أبيه وأن يفدي خاصته، وهو لم يستسلم ولا في أي عقبة. وإذ كان من المستحيل بأن نخلص من دون تناوله الكأس، تناولها. محبته كانت أقوى من الموت. هو قدّم لله كل شيء؛ ولكن في اللحظة التي وجد أنه من المستحيل بأن تعبُر عنه هذه الكأس، عاد الهدوء إلى نفسه وتناولها.</w:t>
       </w:r>
     </w:p>
     <w:p>
@@ -1242,31 +3523,7 @@
           <w:rtl/>
           <w:lang w:bidi="ar-SA"/>
         </w:rPr>
-        <w:t xml:space="preserve">هل هنالك شيء لم يكن للقلب البشري قدرة عليه؟ الله سمح بأن تنكشف كل عورة رداءة اعوجاج القلب وأن تتم خيانة يسوع بقبلة. لم يخلو المشهد من أي خوف ولا امتحان </w:t>
-      </w:r>
-      <w:r>
-        <w:rPr>
-          <w:rFonts w:hint="cs"/>
-          <w:rtl/>
-          <w:lang w:bidi="ar-SA"/>
-        </w:rPr>
-        <w:t>لاختبار</w:t>
-      </w:r>
-      <w:r>
-        <w:rPr>
-          <w:rFonts w:hint="cs"/>
-          <w:rtl/>
-          <w:lang w:bidi="ar-SA"/>
-        </w:rPr>
-        <w:t xml:space="preserve"> قلبه</w:t>
-      </w:r>
-      <w:r>
-        <w:rPr>
-          <w:rFonts w:hint="cs"/>
-          <w:rtl/>
-          <w:lang w:bidi="ar-SA"/>
-        </w:rPr>
-        <w:t xml:space="preserve">. وإلا لكان هنالك أمر ناقص عند الكأس التي كان عليه أن يشربها. إن امتحان الرب لما كان سيكتمل ولما كانت ستُحسَم مسألة حالة الإنسان الخاطئة في حضرة دينونة الله. لكن يسوع مجّد الله الآب بالكامل، وسط كل آثام البشر وشر إبليس. كل ما كان يجرح ويحطّم: غضب الله، بغضة إبليس، شر البشر </w:t>
+        <w:t xml:space="preserve">مرقس 14: 44 </w:t>
       </w:r>
       <w:r>
         <w:rPr>
@@ -1281,7 +3538,7 @@
           <w:rtl/>
           <w:lang w:bidi="ar-SA"/>
         </w:rPr>
-        <w:t xml:space="preserve"> الكل كسر قلبه، والكل عمل على إشعال ضياء تفاضل يسوع الغير محدود أمام الله. قلب يسوع امتُحن حتى إلى أعماقه.</w:t>
+        <w:t xml:space="preserve"> 50:</w:t>
       </w:r>
     </w:p>
     <w:p>
@@ -1297,7 +3554,1151 @@
           <w:rtl/>
           <w:lang w:bidi="ar-SA"/>
         </w:rPr>
-        <w:t>وما هو حال الخاطي من بعد كل هذا؟ إنه لم يتبقى إلا قيمة شخص يسوع وفي عيني الله لا يوجد للمؤمن إلا كل قيمة يسوع أمام الله. إنه باستطاعته أن يقترب إلى الله وهو محبوب من الله، بأنه بذل ابنه لأجله، وهو حامل في باطنه قيمة كل آلام الرب يسوع.</w:t>
+        <w:t>"</w:t>
+      </w:r>
+      <w:r>
+        <w:rPr>
+          <w:rFonts w:ascii="Tahoma" w:hAnsi="Tahoma" w:cs="Tahoma" w:hint="cs"/>
+          <w:rtl/>
+          <w:lang w:bidi="ar-SA"/>
+        </w:rPr>
+        <w:t>﻿</w:t>
+      </w:r>
+      <w:r>
+        <w:rPr>
+          <w:rFonts w:hint="cs"/>
+          <w:rtl/>
+          <w:lang w:bidi="ar-SA"/>
+        </w:rPr>
+        <w:t>وَكَانَ</w:t>
+      </w:r>
+      <w:r>
+        <w:rPr>
+          <w:rtl/>
+          <w:lang w:bidi="ar-SA"/>
+        </w:rPr>
+        <w:t xml:space="preserve"> </w:t>
+      </w:r>
+      <w:r>
+        <w:rPr>
+          <w:rFonts w:hint="cs"/>
+          <w:rtl/>
+          <w:lang w:bidi="ar-SA"/>
+        </w:rPr>
+        <w:t>مُسَلِّمُهُ</w:t>
+      </w:r>
+      <w:r>
+        <w:rPr>
+          <w:rtl/>
+          <w:lang w:bidi="ar-SA"/>
+        </w:rPr>
+        <w:t xml:space="preserve"> </w:t>
+      </w:r>
+      <w:r>
+        <w:rPr>
+          <w:rFonts w:hint="cs"/>
+          <w:rtl/>
+          <w:lang w:bidi="ar-SA"/>
+        </w:rPr>
+        <w:t>قَدْ</w:t>
+      </w:r>
+      <w:r>
+        <w:rPr>
+          <w:rtl/>
+          <w:lang w:bidi="ar-SA"/>
+        </w:rPr>
+        <w:t xml:space="preserve"> </w:t>
+      </w:r>
+      <w:r>
+        <w:rPr>
+          <w:rFonts w:hint="cs"/>
+          <w:rtl/>
+          <w:lang w:bidi="ar-SA"/>
+        </w:rPr>
+        <w:t>أَعْطَاهُمْ</w:t>
+      </w:r>
+      <w:r>
+        <w:rPr>
+          <w:rtl/>
+          <w:lang w:bidi="ar-SA"/>
+        </w:rPr>
+        <w:t xml:space="preserve"> </w:t>
+      </w:r>
+      <w:r>
+        <w:rPr>
+          <w:rFonts w:hint="cs"/>
+          <w:rtl/>
+          <w:lang w:bidi="ar-SA"/>
+        </w:rPr>
+        <w:t>عَلاَمَةً</w:t>
+      </w:r>
+      <w:r>
+        <w:rPr>
+          <w:rtl/>
+          <w:lang w:bidi="ar-SA"/>
+        </w:rPr>
+        <w:t xml:space="preserve"> </w:t>
+      </w:r>
+      <w:r>
+        <w:rPr>
+          <w:rFonts w:hint="cs"/>
+          <w:rtl/>
+          <w:lang w:bidi="ar-SA"/>
+        </w:rPr>
+        <w:t>قَائِلاً</w:t>
+      </w:r>
+      <w:r>
+        <w:rPr>
+          <w:rtl/>
+          <w:lang w:bidi="ar-SA"/>
+        </w:rPr>
+        <w:t>:</w:t>
+      </w:r>
+      <w:r>
+        <w:rPr>
+          <w:rFonts w:hint="cs"/>
+          <w:rtl/>
+          <w:lang w:bidi="ar-SA"/>
+        </w:rPr>
+        <w:t>«الَّذِي</w:t>
+      </w:r>
+      <w:r>
+        <w:rPr>
+          <w:rtl/>
+          <w:lang w:bidi="ar-SA"/>
+        </w:rPr>
+        <w:t xml:space="preserve"> </w:t>
+      </w:r>
+      <w:r>
+        <w:rPr>
+          <w:rFonts w:hint="cs"/>
+          <w:rtl/>
+          <w:lang w:bidi="ar-SA"/>
+        </w:rPr>
+        <w:t>أُقَبِّلُهُ</w:t>
+      </w:r>
+      <w:r>
+        <w:rPr>
+          <w:rtl/>
+          <w:lang w:bidi="ar-SA"/>
+        </w:rPr>
+        <w:t xml:space="preserve"> </w:t>
+      </w:r>
+      <w:r>
+        <w:rPr>
+          <w:rFonts w:hint="cs"/>
+          <w:rtl/>
+          <w:lang w:bidi="ar-SA"/>
+        </w:rPr>
+        <w:t>هُوَ</w:t>
+      </w:r>
+      <w:r>
+        <w:rPr>
+          <w:rtl/>
+          <w:lang w:bidi="ar-SA"/>
+        </w:rPr>
+        <w:t xml:space="preserve"> </w:t>
+      </w:r>
+      <w:r>
+        <w:rPr>
+          <w:rFonts w:hint="cs"/>
+          <w:rtl/>
+          <w:lang w:bidi="ar-SA"/>
+        </w:rPr>
+        <w:t>هُوَ</w:t>
+      </w:r>
+      <w:r>
+        <w:rPr>
+          <w:rtl/>
+          <w:lang w:bidi="ar-SA"/>
+        </w:rPr>
+        <w:t xml:space="preserve">. </w:t>
+      </w:r>
+      <w:r>
+        <w:rPr>
+          <w:rFonts w:hint="cs"/>
+          <w:rtl/>
+          <w:lang w:bidi="ar-SA"/>
+        </w:rPr>
+        <w:t>أَمْسِكُوهُ،</w:t>
+      </w:r>
+      <w:r>
+        <w:rPr>
+          <w:rtl/>
+          <w:lang w:bidi="ar-SA"/>
+        </w:rPr>
+        <w:t xml:space="preserve"> </w:t>
+      </w:r>
+      <w:r>
+        <w:rPr>
+          <w:rFonts w:hint="cs"/>
+          <w:rtl/>
+          <w:lang w:bidi="ar-SA"/>
+        </w:rPr>
+        <w:t>وَامْضُوا</w:t>
+      </w:r>
+      <w:r>
+        <w:rPr>
+          <w:rtl/>
+          <w:lang w:bidi="ar-SA"/>
+        </w:rPr>
+        <w:t xml:space="preserve"> </w:t>
+      </w:r>
+      <w:r>
+        <w:rPr>
+          <w:rFonts w:hint="cs"/>
+          <w:rtl/>
+          <w:lang w:bidi="ar-SA"/>
+        </w:rPr>
+        <w:t>بِهِ</w:t>
+      </w:r>
+      <w:r>
+        <w:rPr>
+          <w:rtl/>
+          <w:lang w:bidi="ar-SA"/>
+        </w:rPr>
+        <w:t xml:space="preserve"> </w:t>
+      </w:r>
+      <w:r>
+        <w:rPr>
+          <w:rFonts w:hint="cs"/>
+          <w:rtl/>
+          <w:lang w:bidi="ar-SA"/>
+        </w:rPr>
+        <w:t>بِحِرْصٍ»</w:t>
+      </w:r>
+      <w:r>
+        <w:rPr>
+          <w:rtl/>
+          <w:lang w:bidi="ar-SA"/>
+        </w:rPr>
+        <w:t xml:space="preserve">.  </w:t>
+      </w:r>
+      <w:r>
+        <w:rPr>
+          <w:rFonts w:ascii="Tahoma" w:hAnsi="Tahoma" w:cs="Tahoma" w:hint="cs"/>
+          <w:rtl/>
+          <w:lang w:bidi="ar-SA"/>
+        </w:rPr>
+        <w:t>﻿</w:t>
+      </w:r>
+      <w:r>
+        <w:rPr>
+          <w:rtl/>
+          <w:lang w:bidi="ar-SA"/>
+        </w:rPr>
+        <w:t>45</w:t>
+      </w:r>
+      <w:r>
+        <w:rPr>
+          <w:rFonts w:ascii="Tahoma" w:hAnsi="Tahoma" w:cs="Tahoma" w:hint="cs"/>
+          <w:rtl/>
+          <w:lang w:bidi="ar-SA"/>
+        </w:rPr>
+        <w:t>﻿</w:t>
+      </w:r>
+      <w:r>
+        <w:rPr>
+          <w:rtl/>
+          <w:lang w:bidi="ar-SA"/>
+        </w:rPr>
+        <w:t xml:space="preserve"> </w:t>
+      </w:r>
+      <w:r>
+        <w:rPr>
+          <w:rFonts w:ascii="Tahoma" w:hAnsi="Tahoma" w:cs="Tahoma" w:hint="cs"/>
+          <w:rtl/>
+          <w:lang w:bidi="ar-SA"/>
+        </w:rPr>
+        <w:t>﻿</w:t>
+      </w:r>
+      <w:r>
+        <w:rPr>
+          <w:rFonts w:hint="cs"/>
+          <w:rtl/>
+          <w:lang w:bidi="ar-SA"/>
+        </w:rPr>
+        <w:t>فَجَاءَ</w:t>
+      </w:r>
+      <w:r>
+        <w:rPr>
+          <w:rtl/>
+          <w:lang w:bidi="ar-SA"/>
+        </w:rPr>
+        <w:t xml:space="preserve"> </w:t>
+      </w:r>
+      <w:r>
+        <w:rPr>
+          <w:rFonts w:hint="cs"/>
+          <w:rtl/>
+          <w:lang w:bidi="ar-SA"/>
+        </w:rPr>
+        <w:t>لِلْوَقْتِ</w:t>
+      </w:r>
+      <w:r>
+        <w:rPr>
+          <w:rtl/>
+          <w:lang w:bidi="ar-SA"/>
+        </w:rPr>
+        <w:t xml:space="preserve"> </w:t>
+      </w:r>
+      <w:r>
+        <w:rPr>
+          <w:rFonts w:hint="cs"/>
+          <w:rtl/>
+          <w:lang w:bidi="ar-SA"/>
+        </w:rPr>
+        <w:t>وَتَقَدَّمَ</w:t>
+      </w:r>
+      <w:r>
+        <w:rPr>
+          <w:rtl/>
+          <w:lang w:bidi="ar-SA"/>
+        </w:rPr>
+        <w:t xml:space="preserve"> </w:t>
+      </w:r>
+      <w:r>
+        <w:rPr>
+          <w:rFonts w:hint="cs"/>
+          <w:rtl/>
+          <w:lang w:bidi="ar-SA"/>
+        </w:rPr>
+        <w:t>إِلَيْهِ</w:t>
+      </w:r>
+      <w:r>
+        <w:rPr>
+          <w:rtl/>
+          <w:lang w:bidi="ar-SA"/>
+        </w:rPr>
+        <w:t xml:space="preserve"> </w:t>
+      </w:r>
+      <w:r>
+        <w:rPr>
+          <w:rFonts w:hint="cs"/>
+          <w:rtl/>
+          <w:lang w:bidi="ar-SA"/>
+        </w:rPr>
+        <w:t>قَائِلاً</w:t>
+      </w:r>
+      <w:r>
+        <w:rPr>
+          <w:rtl/>
+          <w:lang w:bidi="ar-SA"/>
+        </w:rPr>
+        <w:t>:</w:t>
+      </w:r>
+      <w:r>
+        <w:rPr>
+          <w:rFonts w:hint="cs"/>
+          <w:rtl/>
+          <w:lang w:bidi="ar-SA"/>
+        </w:rPr>
+        <w:t>«يَا</w:t>
+      </w:r>
+      <w:r>
+        <w:rPr>
+          <w:rtl/>
+          <w:lang w:bidi="ar-SA"/>
+        </w:rPr>
+        <w:t xml:space="preserve"> </w:t>
+      </w:r>
+      <w:r>
+        <w:rPr>
+          <w:rFonts w:hint="cs"/>
+          <w:rtl/>
+          <w:lang w:bidi="ar-SA"/>
+        </w:rPr>
+        <w:t>سَيِّدِي،</w:t>
+      </w:r>
+      <w:r>
+        <w:rPr>
+          <w:rtl/>
+          <w:lang w:bidi="ar-SA"/>
+        </w:rPr>
+        <w:t xml:space="preserve"> </w:t>
+      </w:r>
+      <w:r>
+        <w:rPr>
+          <w:rFonts w:hint="cs"/>
+          <w:rtl/>
+          <w:lang w:bidi="ar-SA"/>
+        </w:rPr>
+        <w:t>يَاسَيِّدِي</w:t>
+      </w:r>
+      <w:r>
+        <w:rPr>
+          <w:rtl/>
+          <w:lang w:bidi="ar-SA"/>
+        </w:rPr>
+        <w:t>!</w:t>
+      </w:r>
+      <w:r>
+        <w:rPr>
+          <w:rFonts w:hint="cs"/>
+          <w:rtl/>
+          <w:lang w:bidi="ar-SA"/>
+        </w:rPr>
+        <w:t>»</w:t>
+      </w:r>
+      <w:r>
+        <w:rPr>
+          <w:rtl/>
+          <w:lang w:bidi="ar-SA"/>
+        </w:rPr>
+        <w:t xml:space="preserve"> </w:t>
+      </w:r>
+      <w:r>
+        <w:rPr>
+          <w:rFonts w:hint="cs"/>
+          <w:rtl/>
+          <w:lang w:bidi="ar-SA"/>
+        </w:rPr>
+        <w:t>وَقَبَّلَهُ</w:t>
+      </w:r>
+      <w:r>
+        <w:rPr>
+          <w:rtl/>
+          <w:lang w:bidi="ar-SA"/>
+        </w:rPr>
+        <w:t xml:space="preserve">.  </w:t>
+      </w:r>
+      <w:r>
+        <w:rPr>
+          <w:rFonts w:ascii="Tahoma" w:hAnsi="Tahoma" w:cs="Tahoma" w:hint="cs"/>
+          <w:rtl/>
+          <w:lang w:bidi="ar-SA"/>
+        </w:rPr>
+        <w:t>﻿</w:t>
+      </w:r>
+      <w:r>
+        <w:rPr>
+          <w:rtl/>
+          <w:lang w:bidi="ar-SA"/>
+        </w:rPr>
+        <w:t>46</w:t>
+      </w:r>
+      <w:r>
+        <w:rPr>
+          <w:rFonts w:ascii="Tahoma" w:hAnsi="Tahoma" w:cs="Tahoma" w:hint="cs"/>
+          <w:rtl/>
+          <w:lang w:bidi="ar-SA"/>
+        </w:rPr>
+        <w:t>﻿</w:t>
+      </w:r>
+      <w:r>
+        <w:rPr>
+          <w:rtl/>
+          <w:lang w:bidi="ar-SA"/>
+        </w:rPr>
+        <w:t xml:space="preserve"> </w:t>
+      </w:r>
+      <w:r>
+        <w:rPr>
+          <w:rFonts w:ascii="Tahoma" w:hAnsi="Tahoma" w:cs="Tahoma" w:hint="cs"/>
+          <w:rtl/>
+          <w:lang w:bidi="ar-SA"/>
+        </w:rPr>
+        <w:t>﻿</w:t>
+      </w:r>
+      <w:r>
+        <w:rPr>
+          <w:rFonts w:hint="cs"/>
+          <w:rtl/>
+          <w:lang w:bidi="ar-SA"/>
+        </w:rPr>
+        <w:t>فَأَلْقَوْا</w:t>
+      </w:r>
+      <w:r>
+        <w:rPr>
+          <w:rtl/>
+          <w:lang w:bidi="ar-SA"/>
+        </w:rPr>
+        <w:t xml:space="preserve"> </w:t>
+      </w:r>
+      <w:r>
+        <w:rPr>
+          <w:rFonts w:hint="cs"/>
+          <w:rtl/>
+          <w:lang w:bidi="ar-SA"/>
+        </w:rPr>
+        <w:t>أَيْدِيَهُمْ</w:t>
+      </w:r>
+      <w:r>
+        <w:rPr>
+          <w:rtl/>
+          <w:lang w:bidi="ar-SA"/>
+        </w:rPr>
+        <w:t xml:space="preserve"> </w:t>
+      </w:r>
+      <w:r>
+        <w:rPr>
+          <w:rFonts w:hint="cs"/>
+          <w:rtl/>
+          <w:lang w:bidi="ar-SA"/>
+        </w:rPr>
+        <w:t>عَلَيْهِ</w:t>
+      </w:r>
+      <w:r>
+        <w:rPr>
+          <w:rtl/>
+          <w:lang w:bidi="ar-SA"/>
+        </w:rPr>
+        <w:t xml:space="preserve"> </w:t>
+      </w:r>
+      <w:r>
+        <w:rPr>
+          <w:rFonts w:hint="cs"/>
+          <w:rtl/>
+          <w:lang w:bidi="ar-SA"/>
+        </w:rPr>
+        <w:t>وَأَمْسَكُوهُ</w:t>
+      </w:r>
+      <w:r>
+        <w:rPr>
+          <w:rtl/>
+          <w:lang w:bidi="ar-SA"/>
+        </w:rPr>
+        <w:t xml:space="preserve">.  </w:t>
+      </w:r>
+      <w:r>
+        <w:rPr>
+          <w:rFonts w:ascii="Tahoma" w:hAnsi="Tahoma" w:cs="Tahoma" w:hint="cs"/>
+          <w:rtl/>
+          <w:lang w:bidi="ar-SA"/>
+        </w:rPr>
+        <w:t>﻿</w:t>
+      </w:r>
+      <w:r>
+        <w:rPr>
+          <w:rtl/>
+          <w:lang w:bidi="ar-SA"/>
+        </w:rPr>
+        <w:t>47</w:t>
+      </w:r>
+      <w:r>
+        <w:rPr>
+          <w:rFonts w:ascii="Tahoma" w:hAnsi="Tahoma" w:cs="Tahoma" w:hint="cs"/>
+          <w:rtl/>
+          <w:lang w:bidi="ar-SA"/>
+        </w:rPr>
+        <w:t>﻿</w:t>
+      </w:r>
+      <w:r>
+        <w:rPr>
+          <w:rtl/>
+          <w:lang w:bidi="ar-SA"/>
+        </w:rPr>
+        <w:t xml:space="preserve"> </w:t>
+      </w:r>
+      <w:r>
+        <w:rPr>
+          <w:rFonts w:ascii="Tahoma" w:hAnsi="Tahoma" w:cs="Tahoma" w:hint="cs"/>
+          <w:rtl/>
+          <w:lang w:bidi="ar-SA"/>
+        </w:rPr>
+        <w:t>﻿</w:t>
+      </w:r>
+      <w:r>
+        <w:rPr>
+          <w:rFonts w:hint="cs"/>
+          <w:rtl/>
+          <w:lang w:bidi="ar-SA"/>
+        </w:rPr>
+        <w:t>فَاسْتَلَّ</w:t>
+      </w:r>
+      <w:r>
+        <w:rPr>
+          <w:rtl/>
+          <w:lang w:bidi="ar-SA"/>
+        </w:rPr>
+        <w:t xml:space="preserve"> </w:t>
+      </w:r>
+      <w:r>
+        <w:rPr>
+          <w:rFonts w:hint="cs"/>
+          <w:rtl/>
+          <w:lang w:bidi="ar-SA"/>
+        </w:rPr>
+        <w:t>وَاحِدٌ</w:t>
+      </w:r>
+      <w:r>
+        <w:rPr>
+          <w:rtl/>
+          <w:lang w:bidi="ar-SA"/>
+        </w:rPr>
+        <w:t xml:space="preserve"> </w:t>
+      </w:r>
+      <w:r>
+        <w:rPr>
+          <w:rFonts w:hint="cs"/>
+          <w:rtl/>
+          <w:lang w:bidi="ar-SA"/>
+        </w:rPr>
+        <w:t>مِنَ</w:t>
+      </w:r>
+      <w:r>
+        <w:rPr>
+          <w:rtl/>
+          <w:lang w:bidi="ar-SA"/>
+        </w:rPr>
+        <w:t xml:space="preserve"> </w:t>
+      </w:r>
+      <w:r>
+        <w:rPr>
+          <w:rFonts w:hint="cs"/>
+          <w:rtl/>
+          <w:lang w:bidi="ar-SA"/>
+        </w:rPr>
+        <w:t>الْحَاضِرِينَ</w:t>
+      </w:r>
+      <w:r>
+        <w:rPr>
+          <w:rtl/>
+          <w:lang w:bidi="ar-SA"/>
+        </w:rPr>
+        <w:t xml:space="preserve"> </w:t>
+      </w:r>
+      <w:r>
+        <w:rPr>
+          <w:rFonts w:hint="cs"/>
+          <w:rtl/>
+          <w:lang w:bidi="ar-SA"/>
+        </w:rPr>
+        <w:t>السَّيْفَ،</w:t>
+      </w:r>
+      <w:r>
+        <w:rPr>
+          <w:rtl/>
+          <w:lang w:bidi="ar-SA"/>
+        </w:rPr>
+        <w:t xml:space="preserve"> </w:t>
+      </w:r>
+      <w:r>
+        <w:rPr>
+          <w:rFonts w:hint="cs"/>
+          <w:rtl/>
+          <w:lang w:bidi="ar-SA"/>
+        </w:rPr>
+        <w:t>وَضَرَبَ</w:t>
+      </w:r>
+      <w:r>
+        <w:rPr>
+          <w:rtl/>
+          <w:lang w:bidi="ar-SA"/>
+        </w:rPr>
+        <w:t xml:space="preserve"> </w:t>
+      </w:r>
+      <w:r>
+        <w:rPr>
+          <w:rFonts w:hint="cs"/>
+          <w:rtl/>
+          <w:lang w:bidi="ar-SA"/>
+        </w:rPr>
+        <w:t>عَبْدَ</w:t>
+      </w:r>
+      <w:r>
+        <w:rPr>
+          <w:rtl/>
+          <w:lang w:bidi="ar-SA"/>
+        </w:rPr>
+        <w:t xml:space="preserve"> </w:t>
+      </w:r>
+      <w:r>
+        <w:rPr>
+          <w:rFonts w:hint="cs"/>
+          <w:rtl/>
+          <w:lang w:bidi="ar-SA"/>
+        </w:rPr>
+        <w:t>رَئِيسِ</w:t>
+      </w:r>
+      <w:r>
+        <w:rPr>
+          <w:rtl/>
+          <w:lang w:bidi="ar-SA"/>
+        </w:rPr>
+        <w:t xml:space="preserve"> </w:t>
+      </w:r>
+      <w:r>
+        <w:rPr>
+          <w:rFonts w:hint="cs"/>
+          <w:rtl/>
+          <w:lang w:bidi="ar-SA"/>
+        </w:rPr>
+        <w:t>الْكَهَنَةِ</w:t>
+      </w:r>
+      <w:r>
+        <w:rPr>
+          <w:rtl/>
+          <w:lang w:bidi="ar-SA"/>
+        </w:rPr>
+        <w:t xml:space="preserve"> </w:t>
+      </w:r>
+      <w:r>
+        <w:rPr>
+          <w:rFonts w:hint="cs"/>
+          <w:rtl/>
+          <w:lang w:bidi="ar-SA"/>
+        </w:rPr>
+        <w:t>فَقَطَعَ</w:t>
+      </w:r>
+      <w:r>
+        <w:rPr>
+          <w:rtl/>
+          <w:lang w:bidi="ar-SA"/>
+        </w:rPr>
+        <w:t xml:space="preserve"> </w:t>
+      </w:r>
+      <w:r>
+        <w:rPr>
+          <w:rFonts w:hint="cs"/>
+          <w:rtl/>
+          <w:lang w:bidi="ar-SA"/>
+        </w:rPr>
+        <w:t>أُذْنَهُ</w:t>
+      </w:r>
+      <w:r>
+        <w:rPr>
+          <w:rtl/>
+          <w:lang w:bidi="ar-SA"/>
+        </w:rPr>
+        <w:t xml:space="preserve">.  </w:t>
+      </w:r>
+      <w:r>
+        <w:rPr>
+          <w:rFonts w:ascii="Tahoma" w:hAnsi="Tahoma" w:cs="Tahoma" w:hint="cs"/>
+          <w:rtl/>
+          <w:lang w:bidi="ar-SA"/>
+        </w:rPr>
+        <w:t>﻿</w:t>
+      </w:r>
+      <w:r>
+        <w:rPr>
+          <w:rtl/>
+          <w:lang w:bidi="ar-SA"/>
+        </w:rPr>
+        <w:t>48</w:t>
+      </w:r>
+      <w:r>
+        <w:rPr>
+          <w:rFonts w:ascii="Tahoma" w:hAnsi="Tahoma" w:cs="Tahoma" w:hint="cs"/>
+          <w:rtl/>
+          <w:lang w:bidi="ar-SA"/>
+        </w:rPr>
+        <w:t>﻿</w:t>
+      </w:r>
+      <w:r>
+        <w:rPr>
+          <w:rtl/>
+          <w:lang w:bidi="ar-SA"/>
+        </w:rPr>
+        <w:t xml:space="preserve"> </w:t>
+      </w:r>
+      <w:r>
+        <w:rPr>
+          <w:rFonts w:ascii="Tahoma" w:hAnsi="Tahoma" w:cs="Tahoma" w:hint="cs"/>
+          <w:rtl/>
+          <w:lang w:bidi="ar-SA"/>
+        </w:rPr>
+        <w:t>﻿</w:t>
+      </w:r>
+      <w:r>
+        <w:rPr>
+          <w:rFonts w:hint="cs"/>
+          <w:rtl/>
+          <w:lang w:bidi="ar-SA"/>
+        </w:rPr>
+        <w:t>فَأَجَابَ</w:t>
+      </w:r>
+      <w:r>
+        <w:rPr>
+          <w:rtl/>
+          <w:lang w:bidi="ar-SA"/>
+        </w:rPr>
+        <w:t xml:space="preserve"> </w:t>
+      </w:r>
+      <w:r>
+        <w:rPr>
+          <w:rFonts w:hint="cs"/>
+          <w:rtl/>
+          <w:lang w:bidi="ar-SA"/>
+        </w:rPr>
+        <w:t>يَسُوعُ</w:t>
+      </w:r>
+      <w:r>
+        <w:rPr>
+          <w:rtl/>
+          <w:lang w:bidi="ar-SA"/>
+        </w:rPr>
+        <w:t xml:space="preserve"> </w:t>
+      </w:r>
+      <w:r>
+        <w:rPr>
+          <w:rFonts w:hint="cs"/>
+          <w:rtl/>
+          <w:lang w:bidi="ar-SA"/>
+        </w:rPr>
+        <w:t>وَقَالَ</w:t>
+      </w:r>
+      <w:r>
+        <w:rPr>
+          <w:rtl/>
+          <w:lang w:bidi="ar-SA"/>
+        </w:rPr>
+        <w:t xml:space="preserve"> </w:t>
+      </w:r>
+      <w:r>
+        <w:rPr>
+          <w:rFonts w:hint="cs"/>
+          <w:rtl/>
+          <w:lang w:bidi="ar-SA"/>
+        </w:rPr>
+        <w:t>لَهُمْ</w:t>
+      </w:r>
+      <w:r>
+        <w:rPr>
+          <w:rtl/>
+          <w:lang w:bidi="ar-SA"/>
+        </w:rPr>
+        <w:t>:</w:t>
+      </w:r>
+      <w:r>
+        <w:rPr>
+          <w:rFonts w:hint="cs"/>
+          <w:rtl/>
+          <w:lang w:bidi="ar-SA"/>
+        </w:rPr>
+        <w:t>«كَأَنَّهُ</w:t>
+      </w:r>
+      <w:r>
+        <w:rPr>
+          <w:rtl/>
+          <w:lang w:bidi="ar-SA"/>
+        </w:rPr>
+        <w:t xml:space="preserve"> </w:t>
+      </w:r>
+      <w:r>
+        <w:rPr>
+          <w:rFonts w:hint="cs"/>
+          <w:rtl/>
+          <w:lang w:bidi="ar-SA"/>
+        </w:rPr>
+        <w:t>عَلَى</w:t>
+      </w:r>
+      <w:r>
+        <w:rPr>
+          <w:rtl/>
+          <w:lang w:bidi="ar-SA"/>
+        </w:rPr>
+        <w:t xml:space="preserve"> </w:t>
+      </w:r>
+      <w:r>
+        <w:rPr>
+          <w:rFonts w:hint="cs"/>
+          <w:rtl/>
+          <w:lang w:bidi="ar-SA"/>
+        </w:rPr>
+        <w:t>لِصٍّ</w:t>
+      </w:r>
+      <w:r>
+        <w:rPr>
+          <w:rtl/>
+          <w:lang w:bidi="ar-SA"/>
+        </w:rPr>
+        <w:t xml:space="preserve"> </w:t>
+      </w:r>
+      <w:r>
+        <w:rPr>
+          <w:rFonts w:hint="cs"/>
+          <w:rtl/>
+          <w:lang w:bidi="ar-SA"/>
+        </w:rPr>
+        <w:t>خَرَجْتُمْ</w:t>
+      </w:r>
+      <w:r>
+        <w:rPr>
+          <w:rtl/>
+          <w:lang w:bidi="ar-SA"/>
+        </w:rPr>
+        <w:t xml:space="preserve"> </w:t>
+      </w:r>
+      <w:r>
+        <w:rPr>
+          <w:rFonts w:hint="cs"/>
+          <w:rtl/>
+          <w:lang w:bidi="ar-SA"/>
+        </w:rPr>
+        <w:t>بِسُيُوفٍ</w:t>
+      </w:r>
+      <w:r>
+        <w:rPr>
+          <w:rtl/>
+          <w:lang w:bidi="ar-SA"/>
+        </w:rPr>
+        <w:t xml:space="preserve"> </w:t>
+      </w:r>
+      <w:r>
+        <w:rPr>
+          <w:rFonts w:hint="cs"/>
+          <w:rtl/>
+          <w:lang w:bidi="ar-SA"/>
+        </w:rPr>
+        <w:t>وَعِصِيٍّ</w:t>
+      </w:r>
+      <w:r>
+        <w:rPr>
+          <w:rtl/>
+          <w:lang w:bidi="ar-SA"/>
+        </w:rPr>
+        <w:t xml:space="preserve"> </w:t>
+      </w:r>
+      <w:r>
+        <w:rPr>
+          <w:rFonts w:hint="cs"/>
+          <w:rtl/>
+          <w:lang w:bidi="ar-SA"/>
+        </w:rPr>
+        <w:t>لِتَأْخُذُونِي</w:t>
+      </w:r>
+      <w:r>
+        <w:rPr>
+          <w:rtl/>
+          <w:lang w:bidi="ar-SA"/>
+        </w:rPr>
+        <w:t xml:space="preserve">!  </w:t>
+      </w:r>
+      <w:r>
+        <w:rPr>
+          <w:rFonts w:ascii="Tahoma" w:hAnsi="Tahoma" w:cs="Tahoma" w:hint="cs"/>
+          <w:rtl/>
+          <w:lang w:bidi="ar-SA"/>
+        </w:rPr>
+        <w:t>﻿</w:t>
+      </w:r>
+      <w:r>
+        <w:rPr>
+          <w:rtl/>
+          <w:lang w:bidi="ar-SA"/>
+        </w:rPr>
+        <w:t>49</w:t>
+      </w:r>
+      <w:r>
+        <w:rPr>
+          <w:rFonts w:ascii="Tahoma" w:hAnsi="Tahoma" w:cs="Tahoma" w:hint="cs"/>
+          <w:rtl/>
+          <w:lang w:bidi="ar-SA"/>
+        </w:rPr>
+        <w:t>﻿</w:t>
+      </w:r>
+      <w:r>
+        <w:rPr>
+          <w:rtl/>
+          <w:lang w:bidi="ar-SA"/>
+        </w:rPr>
+        <w:t xml:space="preserve"> </w:t>
+      </w:r>
+      <w:r>
+        <w:rPr>
+          <w:rFonts w:ascii="Tahoma" w:hAnsi="Tahoma" w:cs="Tahoma" w:hint="cs"/>
+          <w:rtl/>
+          <w:lang w:bidi="ar-SA"/>
+        </w:rPr>
+        <w:t>﻿</w:t>
+      </w:r>
+      <w:r>
+        <w:rPr>
+          <w:rFonts w:hint="cs"/>
+          <w:rtl/>
+          <w:lang w:bidi="ar-SA"/>
+        </w:rPr>
+        <w:t>كُلَّ</w:t>
+      </w:r>
+      <w:r>
+        <w:rPr>
+          <w:rtl/>
+          <w:lang w:bidi="ar-SA"/>
+        </w:rPr>
+        <w:t xml:space="preserve"> </w:t>
+      </w:r>
+      <w:r>
+        <w:rPr>
+          <w:rFonts w:hint="cs"/>
+          <w:rtl/>
+          <w:lang w:bidi="ar-SA"/>
+        </w:rPr>
+        <w:t>يَوْمٍ</w:t>
+      </w:r>
+      <w:r>
+        <w:rPr>
+          <w:rtl/>
+          <w:lang w:bidi="ar-SA"/>
+        </w:rPr>
+        <w:t xml:space="preserve"> </w:t>
+      </w:r>
+      <w:r>
+        <w:rPr>
+          <w:rFonts w:hint="cs"/>
+          <w:rtl/>
+          <w:lang w:bidi="ar-SA"/>
+        </w:rPr>
+        <w:t>كُنْتُ</w:t>
+      </w:r>
+      <w:r>
+        <w:rPr>
+          <w:rtl/>
+          <w:lang w:bidi="ar-SA"/>
+        </w:rPr>
+        <w:t xml:space="preserve"> </w:t>
+      </w:r>
+      <w:r>
+        <w:rPr>
+          <w:rFonts w:hint="cs"/>
+          <w:rtl/>
+          <w:lang w:bidi="ar-SA"/>
+        </w:rPr>
+        <w:t>مَعَكُمْ</w:t>
+      </w:r>
+      <w:r>
+        <w:rPr>
+          <w:rtl/>
+          <w:lang w:bidi="ar-SA"/>
+        </w:rPr>
+        <w:t xml:space="preserve"> </w:t>
+      </w:r>
+      <w:r>
+        <w:rPr>
+          <w:rFonts w:hint="cs"/>
+          <w:rtl/>
+          <w:lang w:bidi="ar-SA"/>
+        </w:rPr>
+        <w:t>فِي</w:t>
+      </w:r>
+      <w:r>
+        <w:rPr>
+          <w:rtl/>
+          <w:lang w:bidi="ar-SA"/>
+        </w:rPr>
+        <w:t xml:space="preserve"> </w:t>
+      </w:r>
+      <w:r>
+        <w:rPr>
+          <w:rFonts w:hint="cs"/>
+          <w:rtl/>
+          <w:lang w:bidi="ar-SA"/>
+        </w:rPr>
+        <w:t>الْهَيْكَلِ</w:t>
+      </w:r>
+      <w:r>
+        <w:rPr>
+          <w:rtl/>
+          <w:lang w:bidi="ar-SA"/>
+        </w:rPr>
+        <w:t xml:space="preserve"> </w:t>
+      </w:r>
+      <w:r>
+        <w:rPr>
+          <w:rFonts w:hint="cs"/>
+          <w:rtl/>
+          <w:lang w:bidi="ar-SA"/>
+        </w:rPr>
+        <w:t>أُعَلِّم</w:t>
+      </w:r>
+      <w:r>
+        <w:rPr>
+          <w:rtl/>
+          <w:lang w:bidi="ar-SA"/>
+        </w:rPr>
+        <w:t xml:space="preserve">ُ وَلَمْ تُمْسِكُونِي! وَلكِنْ لِكَيْ تُكْمَلَ الْكُتُبُ».  </w:t>
+      </w:r>
+      <w:r>
+        <w:rPr>
+          <w:rFonts w:ascii="Tahoma" w:hAnsi="Tahoma" w:cs="Tahoma" w:hint="cs"/>
+          <w:rtl/>
+          <w:lang w:bidi="ar-SA"/>
+        </w:rPr>
+        <w:t>﻿</w:t>
+      </w:r>
+      <w:r>
+        <w:rPr>
+          <w:rtl/>
+          <w:lang w:bidi="ar-SA"/>
+        </w:rPr>
+        <w:t>50</w:t>
+      </w:r>
+      <w:r>
+        <w:rPr>
+          <w:rFonts w:ascii="Tahoma" w:hAnsi="Tahoma" w:cs="Tahoma" w:hint="cs"/>
+          <w:rtl/>
+          <w:lang w:bidi="ar-SA"/>
+        </w:rPr>
+        <w:t>﻿</w:t>
+      </w:r>
+      <w:r>
+        <w:rPr>
+          <w:rtl/>
+          <w:lang w:bidi="ar-SA"/>
+        </w:rPr>
+        <w:t xml:space="preserve"> </w:t>
+      </w:r>
+      <w:r>
+        <w:rPr>
+          <w:rFonts w:ascii="Tahoma" w:hAnsi="Tahoma" w:cs="Tahoma" w:hint="cs"/>
+          <w:rtl/>
+          <w:lang w:bidi="ar-SA"/>
+        </w:rPr>
+        <w:t>﻿</w:t>
+      </w:r>
+      <w:r>
+        <w:rPr>
+          <w:rFonts w:hint="cs"/>
+          <w:rtl/>
+          <w:lang w:bidi="ar-SA"/>
+        </w:rPr>
+        <w:t>فَتَرَكَهُ</w:t>
+      </w:r>
+      <w:r>
+        <w:rPr>
+          <w:rtl/>
+          <w:lang w:bidi="ar-SA"/>
+        </w:rPr>
+        <w:t xml:space="preserve"> </w:t>
+      </w:r>
+      <w:r>
+        <w:rPr>
+          <w:rFonts w:hint="cs"/>
+          <w:rtl/>
+          <w:lang w:bidi="ar-SA"/>
+        </w:rPr>
+        <w:t>الْجَمِيعُ</w:t>
+      </w:r>
+      <w:r>
+        <w:rPr>
+          <w:rtl/>
+          <w:lang w:bidi="ar-SA"/>
+        </w:rPr>
+        <w:t xml:space="preserve"> </w:t>
+      </w:r>
+      <w:r>
+        <w:rPr>
+          <w:rFonts w:hint="cs"/>
+          <w:rtl/>
+          <w:lang w:bidi="ar-SA"/>
+        </w:rPr>
+        <w:t>وَهَرَ</w:t>
+      </w:r>
+      <w:r>
+        <w:rPr>
+          <w:rtl/>
+          <w:lang w:bidi="ar-SA"/>
+        </w:rPr>
+        <w:t>بُوا.</w:t>
+      </w:r>
+      <w:r>
+        <w:rPr>
+          <w:rFonts w:hint="cs"/>
+          <w:rtl/>
+          <w:lang w:bidi="ar-SA"/>
+        </w:rPr>
+        <w:t>"</w:t>
       </w:r>
     </w:p>
     <w:p>
@@ -1313,15 +4714,22 @@
           <w:rtl/>
           <w:lang w:bidi="ar-SA"/>
         </w:rPr>
-        <w:t xml:space="preserve">إن كان المسيح قُدّم لكم هكذا </w:t>
-      </w:r>
-      <w:r>
-        <w:rPr>
-          <w:rFonts w:hint="cs"/>
-          <w:rtl/>
-          <w:lang w:bidi="ar-SA"/>
-        </w:rPr>
-        <w:t>فهنالك احتمالان: إما أنكم مديونين لآلام المسيح إن احتقرتموها؛ أو إن استوعبتموا قيمتها الغير محدودة بالنعمة بالإيمان فلكم كل فائدة في هذه الآلام. إن احتقرتموها فستُعامَلون كمَن يحتقرونها. لكن إن انفتحت عيونكم بالنعمة لتفهموا ما فعله يسوع، فستُحسَب لصالحكم كل فاعلية عمله وستتمتعون بمحبة الله. إما أن تكونوا مديونين لآلام يسوع أو تتمتعوا بقيمة هذه الآلام.</w:t>
+        <w:t xml:space="preserve">هل هنالك أمر لم يكن قلب الإنسان أُهلاً له؟ الله سمح، بأن تنفضح كل رداءة وزيف القلب وأن تتم خيانة يسوع بقُبلة. ولم يخلو الأمر من أيّ خوف، وأي امتحان في تجربة قلبه. وإلا لبقي هنالك شيء ناقص في الكأس التي كان سيشربها. فامتحان الرب لما كان مكتملاً ومسألة خطا الإنسان لم تكن قد حُسمت في محضر القضاء الإلهي. لكن يسوع مجّد الله الآب بالكامل، وسط كل إثم البشر وشر إبليس. كل ما جُرح وتحطم: غضب الله، كراهية إبليس، شر الناس </w:t>
+      </w:r>
+      <w:r>
+        <w:rPr>
+          <w:rtl/>
+          <w:lang w:bidi="ar-SA"/>
+        </w:rPr>
+        <w:t>–</w:t>
+      </w:r>
+      <w:r>
+        <w:rPr>
+          <w:rFonts w:hint="cs"/>
+          <w:rtl/>
+          <w:lang w:bidi="ar-SA"/>
+        </w:rPr>
+        <w:t xml:space="preserve"> جميعها كسرت قلبه، والكل عمل على إنارة تفاضل يسوع الغير محدود بوضوح أمام الله. فقلب يسوع امتُحن إلى أعماقه.</w:t>
       </w:r>
     </w:p>
     <w:p>
@@ -1337,15 +4745,15 @@
           <w:rtl/>
           <w:lang w:bidi="ar-SA"/>
         </w:rPr>
-        <w:t>إن اعترفتم بأنها خطاياكم التي جعلت يسوع يتألم هذه الآلام، فأنتم بهذا تؤمنون بأنه حملها. إن قلتم: أنا مديون في أن المسيح كان ينبغي أن يتألم هكذا، فإنكم بذلك أيضًا تصرحون: وأنا لن أتألم هكذا أبدًا. إن كان يسوع قد حمل خطاياي وتحمّل عواقبها في نفسه، فلن يكون لي أن أختبر فيما بعد أيًا منها وأنا م</w:t>
-      </w:r>
-      <w:r>
-        <w:rPr>
-          <w:rFonts w:hint="cs"/>
-          <w:rtl/>
-          <w:lang w:bidi="ar-SA"/>
-        </w:rPr>
-        <w:t>خلَّص ومحرر من كل لعنة وهلاك.</w:t>
+        <w:t xml:space="preserve">فما هو من بعد كل هذا وضع الخطاة؟ إنهم لم يتبق لهم إلا قيمة شخص يسوع، وفي نظر الله </w:t>
+      </w:r>
+      <w:r>
+        <w:rPr>
+          <w:rFonts w:hint="cs"/>
+          <w:rtl/>
+          <w:lang w:bidi="ar-SA"/>
+        </w:rPr>
+        <w:t>كل مَن يؤمن له كل قيمة يسوع أمام الله. فبإمكانه أن يُقبل إلى الله وهو محبوب من الله، في أنه بذل عنه ابنه، ويحمل في نفسه قيمة كل آلام الرب يسوع.</w:t>
       </w:r>
     </w:p>
     <w:p>
@@ -1361,12 +4769,32 @@
           <w:rtl/>
           <w:lang w:bidi="ar-SA"/>
         </w:rPr>
-        <w:t>يا ليت الله يستأسر قلوبكم بالشعور بمحبة يسوع. وسيُعلمكم بقدر عدم محدودية القيمة التي لصالحكم في أن يسوع أسلم نفسه ليحمل غضب الله.</w:t>
+        <w:t>فإن قُدّم المسيح لكم بهذه الصورة، هنالك احتمالان: إما أنكم مذنبون في آلام المسيح، إن احتقرتموها؛ أو إن</w:t>
+      </w:r>
+      <w:r>
+        <w:rPr>
+          <w:rtl/>
+        </w:rPr>
+        <w:t xml:space="preserve"> </w:t>
+      </w:r>
+      <w:r>
+        <w:rPr>
+          <w:rtl/>
+          <w:lang w:bidi="ar-SA"/>
+        </w:rPr>
+        <w:t>بالنعمة</w:t>
+      </w:r>
+      <w:r>
+        <w:rPr>
+          <w:rFonts w:hint="cs"/>
+          <w:rtl/>
+          <w:lang w:bidi="ar-SA"/>
+        </w:rPr>
+        <w:t xml:space="preserve"> تملكتم قيمتها الغير محدودة بالإيمان، فلكم كل فائدة هذه الآلام. إن احتقرتموها، فستُعاملون كمحتقريها. وإن كانت عيونكم بالنعمة قد انفتحت لتفهموا ما فعله يسوع، فسيُحسب لحسابكم كل تأثير عمله وستتمتعون بمحبة الله. فإما أن تكونوا مذنبين في آلام يسوع أو متمتعين بقيمة هذه الآلام.</w:t>
       </w:r>
     </w:p>
     <w:p>
       <w:pPr>
-        <w:jc w:val="center"/>
         <w:rPr>
           <w:rtl/>
           <w:lang w:bidi="ar-SA"/>
@@ -1378,23 +4806,46 @@
           <w:rtl/>
           <w:lang w:bidi="ar-SA"/>
         </w:rPr>
-        <w:t>يا</w:t>
-      </w:r>
-      <w:r>
-        <w:rPr>
-          <w:rFonts w:hint="cs"/>
-          <w:rtl/>
-          <w:lang w:bidi="ar-SA"/>
-        </w:rPr>
-        <w:t>ه</w:t>
-      </w:r>
-      <w:r>
-        <w:rPr>
-          <w:rFonts w:hint="cs"/>
-          <w:rtl/>
-          <w:lang w:bidi="ar-SA"/>
-        </w:rPr>
-        <w:t xml:space="preserve"> لمحبة الرب لنا!</w:t>
+        <w:t xml:space="preserve">إن اعترفتم بأنها خطاياكم هي التي تسببت بالآلام ليسوع، </w:t>
+      </w:r>
+      <w:r>
+        <w:rPr>
+          <w:rFonts w:hint="cs"/>
+          <w:rtl/>
+          <w:lang w:bidi="ar-SA"/>
+        </w:rPr>
+        <w:t>فأنتم بذلك تؤمنون أنه حملها. إن قلتم: أنا المذنب في أن المسيح كان ينبغي عليه أن يتألم بهذا الشكل، فأنتم بذلك تقولون أيضًا: وأنا لن أتألم أبدًا هكذا. إن حمل يسوع خطاياي واحتمل عواقبها ، فإني لن أحياها ابدًا وإني افتُديت وتحررت من كل لعنة وهلاك.</w:t>
+      </w:r>
+    </w:p>
+    <w:p>
+      <w:pPr>
+        <w:rPr>
+          <w:rtl/>
+          <w:lang w:bidi="ar-SA"/>
+        </w:rPr>
+      </w:pPr>
+      <w:r>
+        <w:rPr>
+          <w:rFonts w:hint="cs"/>
+          <w:rtl/>
+          <w:lang w:bidi="ar-SA"/>
+        </w:rPr>
+        <w:t>يا ليت الله يتملك قلوبكم بشعورها بمحبة يسوع. وهو قادر بأن يعرّفكم، القيمة الغير محدودة الموضوعة لحسابكم في أن يسوع بذل نفسه ليحمل غضب الله.</w:t>
+      </w:r>
+    </w:p>
+    <w:p>
+      <w:pPr>
+        <w:rPr>
+          <w:lang w:bidi="ar-SA"/>
+        </w:rPr>
+      </w:pPr>
+      <w:r>
+        <w:rPr>
+          <w:rFonts w:hint="cs"/>
+          <w:rtl/>
+          <w:lang w:bidi="ar-SA"/>
+        </w:rPr>
+        <w:t>يا لمحبة الرب لنا!</w:t>
       </w:r>
     </w:p>
     <w:sectPr>
@@ -1413,9 +4864,11 @@
     <w:rPrDefault>
       <w:rPr>
         <w:rFonts w:ascii="Sakkal Majalla" w:eastAsiaTheme="minorHAnsi" w:hAnsi="Sakkal Majalla" w:cs="Sakkal Majalla"/>
+        <w:kern w:val="2"/>
         <w:sz w:val="28"/>
         <w:szCs w:val="28"/>
         <w:lang w:val="en-US" w:eastAsia="en-US" w:bidi="he-IL"/>
+        <w14:ligatures w14:val="standardContextual"/>
       </w:rPr>
     </w:rPrDefault>
     <w:pPrDefault>
@@ -1465,7 +4918,7 @@
     <w:lsdException w:name="table of figures" w:semiHidden="1" w:unhideWhenUsed="1"/>
     <w:lsdException w:name="envelope address" w:semiHidden="1" w:unhideWhenUsed="1"/>
     <w:lsdException w:name="envelope return" w:semiHidden="1" w:unhideWhenUsed="1"/>
-    <w:lsdException w:name="footnote reference" w:semiHidden="1" w:unhideWhenUsed="1"/>
+    <w:lsdException w:name="footnote reference" w:semiHidden="1" w:unhideWhenUsed="1" w:qFormat="1"/>
     <w:lsdException w:name="annotation reference" w:semiHidden="1" w:unhideWhenUsed="1"/>
     <w:lsdException w:name="line number" w:semiHidden="1" w:unhideWhenUsed="1"/>
     <w:lsdException w:name="page number" w:semiHidden="1" w:unhideWhenUsed="1"/>
@@ -1812,6 +5265,203 @@
       <w:lang w:bidi="ar-EG"/>
     </w:rPr>
   </w:style>
+  <w:style w:type="paragraph" w:styleId="Heading1">
+    <w:name w:val="heading 1"/>
+    <w:basedOn w:val="Normal"/>
+    <w:next w:val="Normal"/>
+    <w:link w:val="Heading1Char"/>
+    <w:uiPriority w:val="9"/>
+    <w:qFormat/>
+    <w:rsid w:val="00B228B9"/>
+    <w:pPr>
+      <w:keepNext/>
+      <w:keepLines/>
+      <w:spacing w:before="360" w:after="80"/>
+      <w:outlineLvl w:val="0"/>
+    </w:pPr>
+    <w:rPr>
+      <w:rFonts w:asciiTheme="majorHAnsi" w:eastAsiaTheme="majorEastAsia" w:hAnsiTheme="majorHAnsi" w:cstheme="majorBidi"/>
+      <w:color w:val="2F5496" w:themeColor="accent1" w:themeShade="BF"/>
+      <w:sz w:val="40"/>
+      <w:szCs w:val="40"/>
+    </w:rPr>
+  </w:style>
+  <w:style w:type="paragraph" w:styleId="Heading2">
+    <w:name w:val="heading 2"/>
+    <w:basedOn w:val="Normal"/>
+    <w:next w:val="Normal"/>
+    <w:link w:val="Heading2Char"/>
+    <w:uiPriority w:val="9"/>
+    <w:semiHidden/>
+    <w:unhideWhenUsed/>
+    <w:qFormat/>
+    <w:rsid w:val="00B228B9"/>
+    <w:pPr>
+      <w:keepNext/>
+      <w:keepLines/>
+      <w:spacing w:before="160" w:after="80"/>
+      <w:outlineLvl w:val="1"/>
+    </w:pPr>
+    <w:rPr>
+      <w:rFonts w:asciiTheme="majorHAnsi" w:eastAsiaTheme="majorEastAsia" w:hAnsiTheme="majorHAnsi" w:cstheme="majorBidi"/>
+      <w:color w:val="2F5496" w:themeColor="accent1" w:themeShade="BF"/>
+      <w:sz w:val="32"/>
+      <w:szCs w:val="32"/>
+    </w:rPr>
+  </w:style>
+  <w:style w:type="paragraph" w:styleId="Heading3">
+    <w:name w:val="heading 3"/>
+    <w:basedOn w:val="Normal"/>
+    <w:next w:val="Normal"/>
+    <w:link w:val="Heading3Char"/>
+    <w:uiPriority w:val="9"/>
+    <w:semiHidden/>
+    <w:unhideWhenUsed/>
+    <w:qFormat/>
+    <w:rsid w:val="00B228B9"/>
+    <w:pPr>
+      <w:keepNext/>
+      <w:keepLines/>
+      <w:spacing w:before="160" w:after="80"/>
+      <w:outlineLvl w:val="2"/>
+    </w:pPr>
+    <w:rPr>
+      <w:rFonts w:asciiTheme="minorHAnsi" w:eastAsiaTheme="majorEastAsia" w:hAnsiTheme="minorHAnsi" w:cstheme="majorBidi"/>
+      <w:color w:val="2F5496" w:themeColor="accent1" w:themeShade="BF"/>
+    </w:rPr>
+  </w:style>
+  <w:style w:type="paragraph" w:styleId="Heading4">
+    <w:name w:val="heading 4"/>
+    <w:basedOn w:val="Normal"/>
+    <w:next w:val="Normal"/>
+    <w:link w:val="Heading4Char"/>
+    <w:uiPriority w:val="9"/>
+    <w:semiHidden/>
+    <w:unhideWhenUsed/>
+    <w:qFormat/>
+    <w:rsid w:val="00B228B9"/>
+    <w:pPr>
+      <w:keepNext/>
+      <w:keepLines/>
+      <w:spacing w:before="80" w:after="40"/>
+      <w:outlineLvl w:val="3"/>
+    </w:pPr>
+    <w:rPr>
+      <w:rFonts w:asciiTheme="minorHAnsi" w:eastAsiaTheme="majorEastAsia" w:hAnsiTheme="minorHAnsi" w:cstheme="majorBidi"/>
+      <w:i/>
+      <w:iCs/>
+      <w:color w:val="2F5496" w:themeColor="accent1" w:themeShade="BF"/>
+    </w:rPr>
+  </w:style>
+  <w:style w:type="paragraph" w:styleId="Heading5">
+    <w:name w:val="heading 5"/>
+    <w:basedOn w:val="Normal"/>
+    <w:next w:val="Normal"/>
+    <w:link w:val="Heading5Char"/>
+    <w:uiPriority w:val="9"/>
+    <w:semiHidden/>
+    <w:unhideWhenUsed/>
+    <w:qFormat/>
+    <w:rsid w:val="00B228B9"/>
+    <w:pPr>
+      <w:keepNext/>
+      <w:keepLines/>
+      <w:spacing w:before="80" w:after="40"/>
+      <w:outlineLvl w:val="4"/>
+    </w:pPr>
+    <w:rPr>
+      <w:rFonts w:asciiTheme="minorHAnsi" w:eastAsiaTheme="majorEastAsia" w:hAnsiTheme="minorHAnsi" w:cstheme="majorBidi"/>
+      <w:color w:val="2F5496" w:themeColor="accent1" w:themeShade="BF"/>
+    </w:rPr>
+  </w:style>
+  <w:style w:type="paragraph" w:styleId="Heading6">
+    <w:name w:val="heading 6"/>
+    <w:basedOn w:val="Normal"/>
+    <w:next w:val="Normal"/>
+    <w:link w:val="Heading6Char"/>
+    <w:uiPriority w:val="9"/>
+    <w:semiHidden/>
+    <w:unhideWhenUsed/>
+    <w:qFormat/>
+    <w:rsid w:val="00B228B9"/>
+    <w:pPr>
+      <w:keepNext/>
+      <w:keepLines/>
+      <w:spacing w:before="40" w:after="0"/>
+      <w:outlineLvl w:val="5"/>
+    </w:pPr>
+    <w:rPr>
+      <w:rFonts w:asciiTheme="minorHAnsi" w:eastAsiaTheme="majorEastAsia" w:hAnsiTheme="minorHAnsi" w:cstheme="majorBidi"/>
+      <w:i/>
+      <w:iCs/>
+      <w:color w:val="595959" w:themeColor="text1" w:themeTint="A6"/>
+    </w:rPr>
+  </w:style>
+  <w:style w:type="paragraph" w:styleId="Heading7">
+    <w:name w:val="heading 7"/>
+    <w:basedOn w:val="Normal"/>
+    <w:next w:val="Normal"/>
+    <w:link w:val="Heading7Char"/>
+    <w:uiPriority w:val="9"/>
+    <w:semiHidden/>
+    <w:unhideWhenUsed/>
+    <w:qFormat/>
+    <w:rsid w:val="00B228B9"/>
+    <w:pPr>
+      <w:keepNext/>
+      <w:keepLines/>
+      <w:spacing w:before="40" w:after="0"/>
+      <w:outlineLvl w:val="6"/>
+    </w:pPr>
+    <w:rPr>
+      <w:rFonts w:asciiTheme="minorHAnsi" w:eastAsiaTheme="majorEastAsia" w:hAnsiTheme="minorHAnsi" w:cstheme="majorBidi"/>
+      <w:color w:val="595959" w:themeColor="text1" w:themeTint="A6"/>
+    </w:rPr>
+  </w:style>
+  <w:style w:type="paragraph" w:styleId="Heading8">
+    <w:name w:val="heading 8"/>
+    <w:basedOn w:val="Normal"/>
+    <w:next w:val="Normal"/>
+    <w:link w:val="Heading8Char"/>
+    <w:uiPriority w:val="9"/>
+    <w:semiHidden/>
+    <w:unhideWhenUsed/>
+    <w:qFormat/>
+    <w:rsid w:val="00B228B9"/>
+    <w:pPr>
+      <w:keepNext/>
+      <w:keepLines/>
+      <w:spacing w:after="0"/>
+      <w:outlineLvl w:val="7"/>
+    </w:pPr>
+    <w:rPr>
+      <w:rFonts w:asciiTheme="minorHAnsi" w:eastAsiaTheme="majorEastAsia" w:hAnsiTheme="minorHAnsi" w:cstheme="majorBidi"/>
+      <w:i/>
+      <w:iCs/>
+      <w:color w:val="272727" w:themeColor="text1" w:themeTint="D8"/>
+    </w:rPr>
+  </w:style>
+  <w:style w:type="paragraph" w:styleId="Heading9">
+    <w:name w:val="heading 9"/>
+    <w:basedOn w:val="Normal"/>
+    <w:next w:val="Normal"/>
+    <w:link w:val="Heading9Char"/>
+    <w:uiPriority w:val="9"/>
+    <w:semiHidden/>
+    <w:unhideWhenUsed/>
+    <w:qFormat/>
+    <w:rsid w:val="00B228B9"/>
+    <w:pPr>
+      <w:keepNext/>
+      <w:keepLines/>
+      <w:spacing w:after="0"/>
+      <w:outlineLvl w:val="8"/>
+    </w:pPr>
+    <w:rPr>
+      <w:rFonts w:asciiTheme="minorHAnsi" w:eastAsiaTheme="majorEastAsia" w:hAnsiTheme="minorHAnsi" w:cstheme="majorBidi"/>
+      <w:color w:val="272727" w:themeColor="text1" w:themeTint="D8"/>
+    </w:rPr>
+  </w:style>
   <w:style w:type="character" w:default="1" w:styleId="DefaultParagraphFont">
     <w:name w:val="Default Paragraph Font"/>
     <w:uiPriority w:val="1"/>
@@ -1839,12 +5489,337 @@
     <w:semiHidden/>
     <w:unhideWhenUsed/>
   </w:style>
+  <w:style w:type="character" w:styleId="FootnoteReference">
+    <w:name w:val="footnote reference"/>
+    <w:basedOn w:val="DefaultParagraphFont"/>
+    <w:uiPriority w:val="99"/>
+    <w:semiHidden/>
+    <w:unhideWhenUsed/>
+    <w:qFormat/>
+    <w:rsid w:val="00EC5C84"/>
+    <w:rPr>
+      <w:rFonts w:ascii="Sakkal Majalla" w:hAnsi="Sakkal Majalla"/>
+      <w:b/>
+      <w:sz w:val="26"/>
+      <w:vertAlign w:val="superscript"/>
+    </w:rPr>
+  </w:style>
+  <w:style w:type="character" w:customStyle="1" w:styleId="Heading1Char">
+    <w:name w:val="Heading 1 Char"/>
+    <w:basedOn w:val="DefaultParagraphFont"/>
+    <w:link w:val="Heading1"/>
+    <w:uiPriority w:val="9"/>
+    <w:rsid w:val="00B228B9"/>
+    <w:rPr>
+      <w:rFonts w:asciiTheme="majorHAnsi" w:eastAsiaTheme="majorEastAsia" w:hAnsiTheme="majorHAnsi" w:cstheme="majorBidi"/>
+      <w:noProof/>
+      <w:color w:val="2F5496" w:themeColor="accent1" w:themeShade="BF"/>
+      <w:sz w:val="40"/>
+      <w:szCs w:val="40"/>
+      <w:lang w:bidi="ar-EG"/>
+    </w:rPr>
+  </w:style>
+  <w:style w:type="character" w:customStyle="1" w:styleId="Heading2Char">
+    <w:name w:val="Heading 2 Char"/>
+    <w:basedOn w:val="DefaultParagraphFont"/>
+    <w:link w:val="Heading2"/>
+    <w:uiPriority w:val="9"/>
+    <w:semiHidden/>
+    <w:rsid w:val="00B228B9"/>
+    <w:rPr>
+      <w:rFonts w:asciiTheme="majorHAnsi" w:eastAsiaTheme="majorEastAsia" w:hAnsiTheme="majorHAnsi" w:cstheme="majorBidi"/>
+      <w:noProof/>
+      <w:color w:val="2F5496" w:themeColor="accent1" w:themeShade="BF"/>
+      <w:sz w:val="32"/>
+      <w:szCs w:val="32"/>
+      <w:lang w:bidi="ar-EG"/>
+    </w:rPr>
+  </w:style>
+  <w:style w:type="character" w:customStyle="1" w:styleId="Heading3Char">
+    <w:name w:val="Heading 3 Char"/>
+    <w:basedOn w:val="DefaultParagraphFont"/>
+    <w:link w:val="Heading3"/>
+    <w:uiPriority w:val="9"/>
+    <w:semiHidden/>
+    <w:rsid w:val="00B228B9"/>
+    <w:rPr>
+      <w:rFonts w:asciiTheme="minorHAnsi" w:eastAsiaTheme="majorEastAsia" w:hAnsiTheme="minorHAnsi" w:cstheme="majorBidi"/>
+      <w:noProof/>
+      <w:color w:val="2F5496" w:themeColor="accent1" w:themeShade="BF"/>
+      <w:lang w:bidi="ar-EG"/>
+    </w:rPr>
+  </w:style>
+  <w:style w:type="character" w:customStyle="1" w:styleId="Heading4Char">
+    <w:name w:val="Heading 4 Char"/>
+    <w:basedOn w:val="DefaultParagraphFont"/>
+    <w:link w:val="Heading4"/>
+    <w:uiPriority w:val="9"/>
+    <w:semiHidden/>
+    <w:rsid w:val="00B228B9"/>
+    <w:rPr>
+      <w:rFonts w:asciiTheme="minorHAnsi" w:eastAsiaTheme="majorEastAsia" w:hAnsiTheme="minorHAnsi" w:cstheme="majorBidi"/>
+      <w:i/>
+      <w:iCs/>
+      <w:noProof/>
+      <w:color w:val="2F5496" w:themeColor="accent1" w:themeShade="BF"/>
+      <w:lang w:bidi="ar-EG"/>
+    </w:rPr>
+  </w:style>
+  <w:style w:type="character" w:customStyle="1" w:styleId="Heading5Char">
+    <w:name w:val="Heading 5 Char"/>
+    <w:basedOn w:val="DefaultParagraphFont"/>
+    <w:link w:val="Heading5"/>
+    <w:uiPriority w:val="9"/>
+    <w:semiHidden/>
+    <w:rsid w:val="00B228B9"/>
+    <w:rPr>
+      <w:rFonts w:asciiTheme="minorHAnsi" w:eastAsiaTheme="majorEastAsia" w:hAnsiTheme="minorHAnsi" w:cstheme="majorBidi"/>
+      <w:noProof/>
+      <w:color w:val="2F5496" w:themeColor="accent1" w:themeShade="BF"/>
+      <w:lang w:bidi="ar-EG"/>
+    </w:rPr>
+  </w:style>
+  <w:style w:type="character" w:customStyle="1" w:styleId="Heading6Char">
+    <w:name w:val="Heading 6 Char"/>
+    <w:basedOn w:val="DefaultParagraphFont"/>
+    <w:link w:val="Heading6"/>
+    <w:uiPriority w:val="9"/>
+    <w:semiHidden/>
+    <w:rsid w:val="00B228B9"/>
+    <w:rPr>
+      <w:rFonts w:asciiTheme="minorHAnsi" w:eastAsiaTheme="majorEastAsia" w:hAnsiTheme="minorHAnsi" w:cstheme="majorBidi"/>
+      <w:i/>
+      <w:iCs/>
+      <w:noProof/>
+      <w:color w:val="595959" w:themeColor="text1" w:themeTint="A6"/>
+      <w:lang w:bidi="ar-EG"/>
+    </w:rPr>
+  </w:style>
+  <w:style w:type="character" w:customStyle="1" w:styleId="Heading7Char">
+    <w:name w:val="Heading 7 Char"/>
+    <w:basedOn w:val="DefaultParagraphFont"/>
+    <w:link w:val="Heading7"/>
+    <w:uiPriority w:val="9"/>
+    <w:semiHidden/>
+    <w:rsid w:val="00B228B9"/>
+    <w:rPr>
+      <w:rFonts w:asciiTheme="minorHAnsi" w:eastAsiaTheme="majorEastAsia" w:hAnsiTheme="minorHAnsi" w:cstheme="majorBidi"/>
+      <w:noProof/>
+      <w:color w:val="595959" w:themeColor="text1" w:themeTint="A6"/>
+      <w:lang w:bidi="ar-EG"/>
+    </w:rPr>
+  </w:style>
+  <w:style w:type="character" w:customStyle="1" w:styleId="Heading8Char">
+    <w:name w:val="Heading 8 Char"/>
+    <w:basedOn w:val="DefaultParagraphFont"/>
+    <w:link w:val="Heading8"/>
+    <w:uiPriority w:val="9"/>
+    <w:semiHidden/>
+    <w:rsid w:val="00B228B9"/>
+    <w:rPr>
+      <w:rFonts w:asciiTheme="minorHAnsi" w:eastAsiaTheme="majorEastAsia" w:hAnsiTheme="minorHAnsi" w:cstheme="majorBidi"/>
+      <w:i/>
+      <w:iCs/>
+      <w:noProof/>
+      <w:color w:val="272727" w:themeColor="text1" w:themeTint="D8"/>
+      <w:lang w:bidi="ar-EG"/>
+    </w:rPr>
+  </w:style>
+  <w:style w:type="character" w:customStyle="1" w:styleId="Heading9Char">
+    <w:name w:val="Heading 9 Char"/>
+    <w:basedOn w:val="DefaultParagraphFont"/>
+    <w:link w:val="Heading9"/>
+    <w:uiPriority w:val="9"/>
+    <w:semiHidden/>
+    <w:rsid w:val="00B228B9"/>
+    <w:rPr>
+      <w:rFonts w:asciiTheme="minorHAnsi" w:eastAsiaTheme="majorEastAsia" w:hAnsiTheme="minorHAnsi" w:cstheme="majorBidi"/>
+      <w:noProof/>
+      <w:color w:val="272727" w:themeColor="text1" w:themeTint="D8"/>
+      <w:lang w:bidi="ar-EG"/>
+    </w:rPr>
+  </w:style>
+  <w:style w:type="paragraph" w:styleId="Title">
+    <w:name w:val="Title"/>
+    <w:basedOn w:val="Normal"/>
+    <w:next w:val="Normal"/>
+    <w:link w:val="TitleChar"/>
+    <w:uiPriority w:val="10"/>
+    <w:qFormat/>
+    <w:rsid w:val="00B228B9"/>
+    <w:pPr>
+      <w:spacing w:after="80" w:line="240" w:lineRule="auto"/>
+      <w:contextualSpacing/>
+    </w:pPr>
+    <w:rPr>
+      <w:rFonts w:asciiTheme="majorHAnsi" w:eastAsiaTheme="majorEastAsia" w:hAnsiTheme="majorHAnsi" w:cstheme="majorBidi"/>
+      <w:spacing w:val="-10"/>
+      <w:kern w:val="28"/>
+      <w:sz w:val="56"/>
+      <w:szCs w:val="56"/>
+    </w:rPr>
+  </w:style>
+  <w:style w:type="character" w:customStyle="1" w:styleId="TitleChar">
+    <w:name w:val="Title Char"/>
+    <w:basedOn w:val="DefaultParagraphFont"/>
+    <w:link w:val="Title"/>
+    <w:uiPriority w:val="10"/>
+    <w:rsid w:val="00B228B9"/>
+    <w:rPr>
+      <w:rFonts w:asciiTheme="majorHAnsi" w:eastAsiaTheme="majorEastAsia" w:hAnsiTheme="majorHAnsi" w:cstheme="majorBidi"/>
+      <w:noProof/>
+      <w:spacing w:val="-10"/>
+      <w:kern w:val="28"/>
+      <w:sz w:val="56"/>
+      <w:szCs w:val="56"/>
+      <w:lang w:bidi="ar-EG"/>
+    </w:rPr>
+  </w:style>
+  <w:style w:type="paragraph" w:styleId="Subtitle">
+    <w:name w:val="Subtitle"/>
+    <w:basedOn w:val="Normal"/>
+    <w:next w:val="Normal"/>
+    <w:link w:val="SubtitleChar"/>
+    <w:uiPriority w:val="11"/>
+    <w:qFormat/>
+    <w:rsid w:val="00B228B9"/>
+    <w:pPr>
+      <w:numPr>
+        <w:ilvl w:val="1"/>
+      </w:numPr>
+    </w:pPr>
+    <w:rPr>
+      <w:rFonts w:asciiTheme="minorHAnsi" w:eastAsiaTheme="majorEastAsia" w:hAnsiTheme="minorHAnsi" w:cstheme="majorBidi"/>
+      <w:color w:val="595959" w:themeColor="text1" w:themeTint="A6"/>
+      <w:spacing w:val="15"/>
+    </w:rPr>
+  </w:style>
+  <w:style w:type="character" w:customStyle="1" w:styleId="SubtitleChar">
+    <w:name w:val="Subtitle Char"/>
+    <w:basedOn w:val="DefaultParagraphFont"/>
+    <w:link w:val="Subtitle"/>
+    <w:uiPriority w:val="11"/>
+    <w:rsid w:val="00B228B9"/>
+    <w:rPr>
+      <w:rFonts w:asciiTheme="minorHAnsi" w:eastAsiaTheme="majorEastAsia" w:hAnsiTheme="minorHAnsi" w:cstheme="majorBidi"/>
+      <w:noProof/>
+      <w:color w:val="595959" w:themeColor="text1" w:themeTint="A6"/>
+      <w:spacing w:val="15"/>
+      <w:lang w:bidi="ar-EG"/>
+    </w:rPr>
+  </w:style>
+  <w:style w:type="paragraph" w:styleId="Quote">
+    <w:name w:val="Quote"/>
+    <w:basedOn w:val="Normal"/>
+    <w:next w:val="Normal"/>
+    <w:link w:val="QuoteChar"/>
+    <w:uiPriority w:val="29"/>
+    <w:qFormat/>
+    <w:rsid w:val="00B228B9"/>
+    <w:pPr>
+      <w:spacing w:before="160"/>
+      <w:jc w:val="center"/>
+    </w:pPr>
+    <w:rPr>
+      <w:i/>
+      <w:iCs/>
+      <w:color w:val="404040" w:themeColor="text1" w:themeTint="BF"/>
+    </w:rPr>
+  </w:style>
+  <w:style w:type="character" w:customStyle="1" w:styleId="QuoteChar">
+    <w:name w:val="Quote Char"/>
+    <w:basedOn w:val="DefaultParagraphFont"/>
+    <w:link w:val="Quote"/>
+    <w:uiPriority w:val="29"/>
+    <w:rsid w:val="00B228B9"/>
+    <w:rPr>
+      <w:i/>
+      <w:iCs/>
+      <w:noProof/>
+      <w:color w:val="404040" w:themeColor="text1" w:themeTint="BF"/>
+      <w:lang w:bidi="ar-EG"/>
+    </w:rPr>
+  </w:style>
+  <w:style w:type="paragraph" w:styleId="ListParagraph">
+    <w:name w:val="List Paragraph"/>
+    <w:basedOn w:val="Normal"/>
+    <w:uiPriority w:val="34"/>
+    <w:qFormat/>
+    <w:rsid w:val="00B228B9"/>
+    <w:pPr>
+      <w:ind w:left="720"/>
+      <w:contextualSpacing/>
+    </w:pPr>
+  </w:style>
+  <w:style w:type="character" w:styleId="IntenseEmphasis">
+    <w:name w:val="Intense Emphasis"/>
+    <w:basedOn w:val="DefaultParagraphFont"/>
+    <w:uiPriority w:val="21"/>
+    <w:qFormat/>
+    <w:rsid w:val="00B228B9"/>
+    <w:rPr>
+      <w:i/>
+      <w:iCs/>
+      <w:color w:val="2F5496" w:themeColor="accent1" w:themeShade="BF"/>
+    </w:rPr>
+  </w:style>
+  <w:style w:type="paragraph" w:styleId="IntenseQuote">
+    <w:name w:val="Intense Quote"/>
+    <w:basedOn w:val="Normal"/>
+    <w:next w:val="Normal"/>
+    <w:link w:val="IntenseQuoteChar"/>
+    <w:uiPriority w:val="30"/>
+    <w:qFormat/>
+    <w:rsid w:val="00B228B9"/>
+    <w:pPr>
+      <w:pBdr>
+        <w:top w:val="single" w:sz="4" w:space="10" w:color="2F5496" w:themeColor="accent1" w:themeShade="BF"/>
+        <w:bottom w:val="single" w:sz="4" w:space="10" w:color="2F5496" w:themeColor="accent1" w:themeShade="BF"/>
+      </w:pBdr>
+      <w:spacing w:before="360" w:after="360"/>
+      <w:ind w:left="864" w:right="864"/>
+      <w:jc w:val="center"/>
+    </w:pPr>
+    <w:rPr>
+      <w:i/>
+      <w:iCs/>
+      <w:color w:val="2F5496" w:themeColor="accent1" w:themeShade="BF"/>
+    </w:rPr>
+  </w:style>
+  <w:style w:type="character" w:customStyle="1" w:styleId="IntenseQuoteChar">
+    <w:name w:val="Intense Quote Char"/>
+    <w:basedOn w:val="DefaultParagraphFont"/>
+    <w:link w:val="IntenseQuote"/>
+    <w:uiPriority w:val="30"/>
+    <w:rsid w:val="00B228B9"/>
+    <w:rPr>
+      <w:i/>
+      <w:iCs/>
+      <w:noProof/>
+      <w:color w:val="2F5496" w:themeColor="accent1" w:themeShade="BF"/>
+      <w:lang w:bidi="ar-EG"/>
+    </w:rPr>
+  </w:style>
+  <w:style w:type="character" w:styleId="IntenseReference">
+    <w:name w:val="Intense Reference"/>
+    <w:basedOn w:val="DefaultParagraphFont"/>
+    <w:uiPriority w:val="32"/>
+    <w:qFormat/>
+    <w:rsid w:val="00B228B9"/>
+    <w:rPr>
+      <w:b/>
+      <w:bCs/>
+      <w:smallCaps/>
+      <w:color w:val="2F5496" w:themeColor="accent1" w:themeShade="BF"/>
+      <w:spacing w:val="5"/>
+    </w:rPr>
+  </w:style>
   <w:style w:type="character" w:styleId="Hyperlink">
     <w:name w:val="Hyperlink"/>
     <w:basedOn w:val="DefaultParagraphFont"/>
     <w:uiPriority w:val="99"/>
     <w:unhideWhenUsed/>
-    <w:rsid w:val="00DD103A"/>
+    <w:rsid w:val="005C2278"/>
     <w:rPr>
       <w:color w:val="0563C1" w:themeColor="hyperlink"/>
       <w:u w:val="single"/>
@@ -1856,7 +5831,7 @@
     <w:uiPriority w:val="99"/>
     <w:semiHidden/>
     <w:unhideWhenUsed/>
-    <w:rsid w:val="00DD103A"/>
+    <w:rsid w:val="005C2278"/>
     <w:rPr>
       <w:color w:val="605E5C"/>
       <w:shd w:val="clear" w:color="auto" w:fill="E1DFDD"/>
@@ -1868,7 +5843,7 @@
     <w:uiPriority w:val="99"/>
     <w:semiHidden/>
     <w:unhideWhenUsed/>
-    <w:rsid w:val="00946CFC"/>
+    <w:rsid w:val="00A536BB"/>
     <w:rPr>
       <w:color w:val="954F72" w:themeColor="followedHyperlink"/>
       <w:u w:val="single"/>
@@ -1975,7 +5950,7 @@
         <a:latin typeface="Calibri" panose="020F0502020204030204"/>
         <a:ea typeface=""/>
         <a:cs typeface=""/>
-        <a:font script="Jpan" typeface="游明朝"/>
+        <a:font script="Jpan" typeface="游ゴシック"/>
         <a:font script="Hang" typeface="맑은 고딕"/>
         <a:font script="Hans" typeface="等线"/>
         <a:font script="Hant" typeface="新細明體"/>
